--- a/docs/使用说明.docx
+++ b/docs/使用说明.docx
@@ -4,7 +4,7 @@
   <w:body>
     <w:p>
       <w:pPr>
-        <w:spacing w:before="600" w:after="120"/>
+        <w:spacing w:before="800" w:after="200"/>
         <w:jc w:val="center"/>
       </w:pPr>
       <w:r>
@@ -12,23 +12,23 @@
           <w:rFonts w:ascii="Microsoft YaHei" w:hAnsi="Microsoft YaHei" w:eastAsia="Microsoft YaHei" w:cs="Microsoft YaHei"/>
           <w:b/>
           <w:bCs/>
-          <w:sz w:val="52"/>
-          <w:szCs w:val="52"/>
+          <w:sz w:val="60"/>
+          <w:szCs w:val="60"/>
         </w:rPr>
         <w:t>Knowledge Core</w:t>
       </w:r>
     </w:p>
     <w:p>
       <w:pPr>
-        <w:spacing w:after="80"/>
+        <w:spacing w:after="120"/>
         <w:jc w:val="center"/>
       </w:pPr>
       <w:r>
         <w:rPr>
           <w:rFonts w:ascii="Microsoft YaHei" w:hAnsi="Microsoft YaHei" w:eastAsia="Microsoft YaHei" w:cs="Microsoft YaHei"/>
           <w:color w:val="555555"/>
-          <w:sz w:val="30"/>
-          <w:szCs w:val="30"/>
+          <w:sz w:val="32"/>
+          <w:szCs w:val="32"/>
         </w:rPr>
         <w:t>法律智能知识库 · 使用说明</w:t>
       </w:r>
@@ -42,19 +42,24 @@
         <w:rPr>
           <w:rFonts w:ascii="Microsoft YaHei" w:hAnsi="Microsoft YaHei" w:eastAsia="Microsoft YaHei" w:cs="Microsoft YaHei"/>
           <w:color w:val="888888"/>
+          <w:sz w:val="22"/>
+          <w:szCs w:val="22"/>
+        </w:rPr>
+        <w:t>v1.0 | 2026-07-09</w:t>
+      </w:r>
+    </w:p>
+    <w:p>
+      <w:pPr>
+        <w:jc w:val="center"/>
+      </w:pPr>
+      <w:r>
+        <w:rPr>
+          <w:rFonts w:ascii="Microsoft YaHei" w:hAnsi="Microsoft YaHei" w:eastAsia="Microsoft YaHei" w:cs="Microsoft YaHei"/>
+          <w:color w:val="999999"/>
           <w:sz w:val="20"/>
           <w:szCs w:val="20"/>
         </w:rPr>
-        <w:t xml:space="preserve">版本 v0.1 ｜ 访问地址 </w:t>
-      </w:r>
-      <w:r>
-        <w:rPr>
-          <w:rFonts w:hint="eastAsia" w:ascii="Microsoft YaHei" w:hAnsi="Microsoft YaHei" w:eastAsia="Microsoft YaHei" w:cs="Microsoft YaHei"/>
-          <w:color w:val="888888"/>
-          <w:sz w:val="20"/>
-          <w:szCs w:val="20"/>
-        </w:rPr>
-        <w:t>http://www.ke-confident.cn/</w:t>
+        <w:t>Knowledge Core Team</w:t>
       </w:r>
     </w:p>
     <w:p>
@@ -70,6 +75,195 @@
           <w:sz w:val="32"/>
           <w:szCs w:val="32"/>
         </w:rPr>
+        <w:t>目录</w:t>
+      </w:r>
+    </w:p>
+    <w:p>
+      <w:pPr>
+        <w:spacing w:after="80" w:line="320" w:lineRule="auto"/>
+      </w:pPr>
+      <w:r>
+        <w:rPr>
+          <w:rFonts w:ascii="Microsoft YaHei" w:hAnsi="Microsoft YaHei" w:eastAsia="Microsoft YaHei" w:cs="Microsoft YaHei"/>
+          <w:sz w:val="22"/>
+          <w:szCs w:val="22"/>
+        </w:rPr>
+        <w:t>一、系统简介</w:t>
+      </w:r>
+    </w:p>
+    <w:p>
+      <w:pPr>
+        <w:spacing w:after="80" w:line="320" w:lineRule="auto"/>
+      </w:pPr>
+      <w:r>
+        <w:rPr>
+          <w:rFonts w:ascii="Microsoft YaHei" w:hAnsi="Microsoft YaHei" w:eastAsia="Microsoft YaHei" w:cs="Microsoft YaHei"/>
+          <w:sz w:val="22"/>
+          <w:szCs w:val="22"/>
+        </w:rPr>
+        <w:t>二、登录</w:t>
+      </w:r>
+    </w:p>
+    <w:p>
+      <w:pPr>
+        <w:spacing w:after="80" w:line="320" w:lineRule="auto"/>
+      </w:pPr>
+      <w:r>
+        <w:rPr>
+          <w:rFonts w:ascii="Microsoft YaHei" w:hAnsi="Microsoft YaHei" w:eastAsia="Microsoft YaHei" w:cs="Microsoft YaHei"/>
+          <w:sz w:val="22"/>
+          <w:szCs w:val="22"/>
+        </w:rPr>
+        <w:t>三、控制台</w:t>
+      </w:r>
+    </w:p>
+    <w:p>
+      <w:pPr>
+        <w:spacing w:after="80" w:line="320" w:lineRule="auto"/>
+      </w:pPr>
+      <w:r>
+        <w:rPr>
+          <w:rFonts w:ascii="Microsoft YaHei" w:hAnsi="Microsoft YaHei" w:eastAsia="Microsoft YaHei" w:cs="Microsoft YaHei"/>
+          <w:sz w:val="22"/>
+          <w:szCs w:val="22"/>
+        </w:rPr>
+        <w:t>四、文档库</w:t>
+      </w:r>
+    </w:p>
+    <w:p>
+      <w:pPr>
+        <w:spacing w:after="80" w:line="320" w:lineRule="auto"/>
+      </w:pPr>
+      <w:r>
+        <w:rPr>
+          <w:rFonts w:ascii="Microsoft YaHei" w:hAnsi="Microsoft YaHei" w:eastAsia="Microsoft YaHei" w:cs="Microsoft YaHei"/>
+          <w:sz w:val="22"/>
+          <w:szCs w:val="22"/>
+        </w:rPr>
+        <w:t>五、法律助手</w:t>
+      </w:r>
+    </w:p>
+    <w:p>
+      <w:pPr>
+        <w:spacing w:after="80" w:line="320" w:lineRule="auto"/>
+      </w:pPr>
+      <w:r>
+        <w:rPr>
+          <w:rFonts w:ascii="Microsoft YaHei" w:hAnsi="Microsoft YaHei" w:eastAsia="Microsoft YaHei" w:cs="Microsoft YaHei"/>
+          <w:sz w:val="22"/>
+          <w:szCs w:val="22"/>
+        </w:rPr>
+        <w:t>六、智能体（Agents）</w:t>
+      </w:r>
+    </w:p>
+    <w:p>
+      <w:pPr>
+        <w:spacing w:after="80" w:line="320" w:lineRule="auto"/>
+      </w:pPr>
+      <w:r>
+        <w:rPr>
+          <w:rFonts w:ascii="Microsoft YaHei" w:hAnsi="Microsoft YaHei" w:eastAsia="Microsoft YaHei" w:cs="Microsoft YaHei"/>
+          <w:sz w:val="22"/>
+          <w:szCs w:val="22"/>
+        </w:rPr>
+        <w:t>七、模型（Models）</w:t>
+      </w:r>
+    </w:p>
+    <w:p>
+      <w:pPr>
+        <w:spacing w:after="80" w:line="320" w:lineRule="auto"/>
+      </w:pPr>
+      <w:r>
+        <w:rPr>
+          <w:rFonts w:ascii="Microsoft YaHei" w:hAnsi="Microsoft YaHei" w:eastAsia="Microsoft YaHei" w:cs="Microsoft YaHei"/>
+          <w:sz w:val="22"/>
+          <w:szCs w:val="22"/>
+        </w:rPr>
+        <w:t>八、Skills</w:t>
+      </w:r>
+    </w:p>
+    <w:p>
+      <w:pPr>
+        <w:spacing w:after="80" w:line="320" w:lineRule="auto"/>
+      </w:pPr>
+      <w:r>
+        <w:rPr>
+          <w:rFonts w:ascii="Microsoft YaHei" w:hAnsi="Microsoft YaHei" w:eastAsia="Microsoft YaHei" w:cs="Microsoft YaHei"/>
+          <w:sz w:val="22"/>
+          <w:szCs w:val="22"/>
+        </w:rPr>
+        <w:t>九、参数配置</w:t>
+      </w:r>
+    </w:p>
+    <w:p>
+      <w:pPr>
+        <w:spacing w:after="80" w:line="320" w:lineRule="auto"/>
+      </w:pPr>
+      <w:r>
+        <w:rPr>
+          <w:rFonts w:ascii="Microsoft YaHei" w:hAnsi="Microsoft YaHei" w:eastAsia="Microsoft YaHei" w:cs="Microsoft YaHei"/>
+          <w:sz w:val="22"/>
+          <w:szCs w:val="22"/>
+        </w:rPr>
+        <w:t>十、知识图谱</w:t>
+      </w:r>
+    </w:p>
+    <w:p>
+      <w:pPr>
+        <w:spacing w:after="80" w:line="320" w:lineRule="auto"/>
+      </w:pPr>
+      <w:r>
+        <w:rPr>
+          <w:rFonts w:ascii="Microsoft YaHei" w:hAnsi="Microsoft YaHei" w:eastAsia="Microsoft YaHei" w:cs="Microsoft YaHei"/>
+          <w:sz w:val="22"/>
+          <w:szCs w:val="22"/>
+        </w:rPr>
+        <w:t>十一、访问控制</w:t>
+      </w:r>
+    </w:p>
+    <w:p>
+      <w:pPr>
+        <w:spacing w:after="80" w:line="320" w:lineRule="auto"/>
+      </w:pPr>
+      <w:r>
+        <w:rPr>
+          <w:rFonts w:ascii="Microsoft YaHei" w:hAnsi="Microsoft YaHei" w:eastAsia="Microsoft YaHei" w:cs="Microsoft YaHei"/>
+          <w:sz w:val="22"/>
+          <w:szCs w:val="22"/>
+        </w:rPr>
+        <w:t xml:space="preserve">附录 </w:t>
+      </w:r>
+      <w:r>
+        <w:rPr>
+          <w:rFonts w:hint="eastAsia" w:cs="Microsoft YaHei"/>
+          <w:sz w:val="22"/>
+          <w:szCs w:val="22"/>
+          <w:lang w:val="en-US" w:eastAsia="zh-CN"/>
+        </w:rPr>
+        <w:t>A</w:t>
+      </w:r>
+      <w:r>
+        <w:rPr>
+          <w:rFonts w:ascii="Microsoft YaHei" w:hAnsi="Microsoft YaHei" w:eastAsia="Microsoft YaHei" w:cs="Microsoft YaHei"/>
+          <w:sz w:val="22"/>
+          <w:szCs w:val="22"/>
+        </w:rPr>
+        <w:t>：术语表</w:t>
+      </w:r>
+    </w:p>
+    <w:p>
+      <w:pPr>
+        <w:pStyle w:val="2"/>
+        <w:spacing w:before="360" w:after="160"/>
+      </w:pPr>
+      <w:r>
+        <w:rPr>
+          <w:rFonts w:ascii="Microsoft YaHei" w:hAnsi="Microsoft YaHei" w:eastAsia="Microsoft YaHei" w:cs="Microsoft YaHei"/>
+          <w:b/>
+          <w:bCs/>
+          <w:sz w:val="32"/>
+          <w:szCs w:val="32"/>
+        </w:rPr>
         <w:t>一、系统简介</w:t>
       </w:r>
     </w:p>
@@ -236,240 +430,7 @@
           <w:sz w:val="22"/>
           <w:szCs w:val="22"/>
         </w:rPr>
-        <w:t xml:space="preserve">登录后，左侧侧边栏为功能导航菜单，顶部显示当前页面标题与子标题，右上角可切换深 / 浅色主题。本说明涉及的演示账号为 </w:t>
-      </w:r>
-      <w:r>
-        <w:rPr>
-          <w:rFonts w:hint="eastAsia" w:cs="Microsoft YaHei"/>
-          <w:sz w:val="22"/>
-          <w:szCs w:val="22"/>
-          <w:lang w:val="en-US" w:eastAsia="zh-CN"/>
-        </w:rPr>
-        <w:t>test</w:t>
-      </w:r>
-      <w:r>
-        <w:rPr>
-          <w:rFonts w:ascii="Microsoft YaHei" w:hAnsi="Microsoft YaHei" w:eastAsia="Microsoft YaHei" w:cs="Microsoft YaHei"/>
-          <w:sz w:val="22"/>
-          <w:szCs w:val="22"/>
-        </w:rPr>
-        <w:t xml:space="preserve"> / </w:t>
-      </w:r>
-      <w:r>
-        <w:rPr>
-          <w:rFonts w:hint="eastAsia" w:cs="Microsoft YaHei"/>
-          <w:sz w:val="22"/>
-          <w:szCs w:val="22"/>
-          <w:lang w:val="en-US" w:eastAsia="zh-CN"/>
-        </w:rPr>
-        <w:t>test@abcd</w:t>
-      </w:r>
-      <w:r>
-        <w:rPr>
-          <w:rFonts w:ascii="Microsoft YaHei" w:hAnsi="Microsoft YaHei" w:eastAsia="Microsoft YaHei" w:cs="Microsoft YaHei"/>
-          <w:sz w:val="22"/>
-          <w:szCs w:val="22"/>
-        </w:rPr>
-        <w:t>（管理员角色）。</w:t>
-      </w:r>
-    </w:p>
-    <w:p>
-      <w:pPr>
-        <w:pStyle w:val="2"/>
-        <w:spacing w:before="360" w:after="160"/>
-      </w:pPr>
-      <w:r>
-        <w:rPr>
-          <w:rFonts w:ascii="Microsoft YaHei" w:hAnsi="Microsoft YaHei" w:eastAsia="Microsoft YaHei" w:cs="Microsoft YaHei"/>
-          <w:b/>
-          <w:bCs/>
-          <w:sz w:val="32"/>
-          <w:szCs w:val="32"/>
-        </w:rPr>
-        <w:t>二、登录</w:t>
-      </w:r>
-    </w:p>
-    <w:p>
-      <w:pPr>
-        <w:pStyle w:val="4"/>
-        <w:spacing w:before="180" w:after="80"/>
-      </w:pPr>
-      <w:r>
-        <w:rPr>
-          <w:rFonts w:ascii="Microsoft YaHei" w:hAnsi="Microsoft YaHei" w:eastAsia="Microsoft YaHei" w:cs="Microsoft YaHei"/>
-          <w:b/>
-          <w:bCs/>
-          <w:sz w:val="23"/>
-          <w:szCs w:val="23"/>
-        </w:rPr>
-        <w:t>操作步骤</w:t>
-      </w:r>
-    </w:p>
-    <w:p>
-      <w:pPr>
-        <w:pStyle w:val="16"/>
-        <w:numPr>
-          <w:ilvl w:val="0"/>
-          <w:numId w:val="1"/>
-        </w:numPr>
-        <w:spacing w:after="60" w:line="300" w:lineRule="auto"/>
-      </w:pPr>
-      <w:r>
-        <w:rPr>
-          <w:rFonts w:ascii="Microsoft YaHei" w:hAnsi="Microsoft YaHei" w:eastAsia="Microsoft YaHei" w:cs="Microsoft YaHei"/>
-          <w:sz w:val="22"/>
-          <w:szCs w:val="22"/>
-        </w:rPr>
-        <w:t xml:space="preserve">浏览器打开 </w:t>
-      </w:r>
-      <w:r>
-        <w:rPr>
-          <w:rFonts w:hint="eastAsia" w:ascii="Microsoft YaHei" w:hAnsi="Microsoft YaHei" w:eastAsia="Microsoft YaHei" w:cs="Microsoft YaHei"/>
-          <w:sz w:val="22"/>
-          <w:szCs w:val="22"/>
-        </w:rPr>
-        <w:t>http://www.ke-confident.cn</w:t>
-      </w:r>
-      <w:r>
-        <w:rPr>
-          <w:rFonts w:ascii="Microsoft YaHei" w:hAnsi="Microsoft YaHei" w:eastAsia="Microsoft YaHei" w:cs="Microsoft YaHei"/>
-          <w:sz w:val="22"/>
-          <w:szCs w:val="22"/>
-        </w:rPr>
-        <w:t>/login</w:t>
-      </w:r>
-    </w:p>
-    <w:p>
-      <w:pPr>
-        <w:pStyle w:val="16"/>
-        <w:numPr>
-          <w:ilvl w:val="0"/>
-          <w:numId w:val="1"/>
-        </w:numPr>
-        <w:spacing w:after="60" w:line="300" w:lineRule="auto"/>
-      </w:pPr>
-      <w:r>
-        <w:rPr>
-          <w:rFonts w:ascii="Microsoft YaHei" w:hAnsi="Microsoft YaHei" w:eastAsia="Microsoft YaHei" w:cs="Microsoft YaHei"/>
-          <w:sz w:val="22"/>
-          <w:szCs w:val="22"/>
-        </w:rPr>
-        <w:t>输入用户名（本演示：</w:t>
-      </w:r>
-      <w:r>
-        <w:rPr>
-          <w:rFonts w:hint="eastAsia" w:cs="Microsoft YaHei"/>
-          <w:sz w:val="22"/>
-          <w:szCs w:val="22"/>
-          <w:lang w:val="en-US" w:eastAsia="zh-CN"/>
-        </w:rPr>
-        <w:t>test</w:t>
-      </w:r>
-      <w:r>
-        <w:rPr>
-          <w:rFonts w:ascii="Microsoft YaHei" w:hAnsi="Microsoft YaHei" w:eastAsia="Microsoft YaHei" w:cs="Microsoft YaHei"/>
-          <w:sz w:val="22"/>
-          <w:szCs w:val="22"/>
-        </w:rPr>
-        <w:t>）与密码（本演示：</w:t>
-      </w:r>
-      <w:r>
-        <w:rPr>
-          <w:rFonts w:hint="eastAsia" w:cs="Microsoft YaHei"/>
-          <w:sz w:val="22"/>
-          <w:szCs w:val="22"/>
-          <w:lang w:val="en-US" w:eastAsia="zh-CN"/>
-        </w:rPr>
-        <w:t>test@abcd</w:t>
-      </w:r>
-      <w:r>
-        <w:rPr>
-          <w:rFonts w:ascii="Microsoft YaHei" w:hAnsi="Microsoft YaHei" w:eastAsia="Microsoft YaHei" w:cs="Microsoft YaHei"/>
-          <w:sz w:val="22"/>
-          <w:szCs w:val="22"/>
-        </w:rPr>
-        <w:t>）</w:t>
-      </w:r>
-    </w:p>
-    <w:p>
-      <w:pPr>
-        <w:pStyle w:val="16"/>
-        <w:numPr>
-          <w:ilvl w:val="0"/>
-          <w:numId w:val="1"/>
-        </w:numPr>
-        <w:spacing w:after="60" w:line="300" w:lineRule="auto"/>
-      </w:pPr>
-      <w:r>
-        <w:rPr>
-          <w:rFonts w:ascii="Microsoft YaHei" w:hAnsi="Microsoft YaHei" w:eastAsia="Microsoft YaHei" w:cs="Microsoft YaHei"/>
-          <w:sz w:val="22"/>
-          <w:szCs w:val="22"/>
-        </w:rPr>
-        <w:t>点击「进入系统」按钮，登录成功后默认跳转至「法律助手」页面</w:t>
-      </w:r>
-    </w:p>
-    <w:p>
-      <w:pPr>
-        <w:spacing w:before="120" w:after="40"/>
-        <w:jc w:val="center"/>
-      </w:pPr>
-      <w:r>
-        <w:drawing>
-          <wp:inline distT="0" distB="0" distL="0" distR="0">
-            <wp:extent cx="5334000" cy="3000375"/>
-            <wp:effectExtent l="0" t="0" r="0" b="0"/>
-            <wp:docPr id="1" name="图片 1"/>
-            <wp:cNvGraphicFramePr>
-              <a:graphicFrameLocks xmlns:a="http://schemas.openxmlformats.org/drawingml/2006/main" noChangeAspect="1"/>
-            </wp:cNvGraphicFramePr>
-            <a:graphic xmlns:a="http://schemas.openxmlformats.org/drawingml/2006/main">
-              <a:graphicData uri="http://schemas.openxmlformats.org/drawingml/2006/picture">
-                <pic:pic xmlns:pic="http://schemas.openxmlformats.org/drawingml/2006/picture">
-                  <pic:nvPicPr>
-                    <pic:cNvPr id="1" name="图片 1"/>
-                    <pic:cNvPicPr>
-                      <a:picLocks noChangeAspect="1" noChangeArrowheads="1"/>
-                    </pic:cNvPicPr>
-                  </pic:nvPicPr>
-                  <pic:blipFill>
-                    <a:blip r:embed="rId4"/>
-                    <a:srcRect/>
-                    <a:stretch>
-                      <a:fillRect/>
-                    </a:stretch>
-                  </pic:blipFill>
-                  <pic:spPr>
-                    <a:xfrm>
-                      <a:off x="0" y="0"/>
-                      <a:ext cx="5334000" cy="3000375"/>
-                    </a:xfrm>
-                    <a:prstGeom prst="rect">
-                      <a:avLst/>
-                    </a:prstGeom>
-                  </pic:spPr>
-                </pic:pic>
-              </a:graphicData>
-            </a:graphic>
-          </wp:inline>
-        </w:drawing>
-      </w:r>
-    </w:p>
-    <w:p>
-      <w:pPr>
-        <w:spacing w:after="160"/>
-        <w:jc w:val="center"/>
-      </w:pPr>
-      <w:r>
-        <w:rPr>
-          <w:rFonts w:ascii="Microsoft YaHei" w:hAnsi="Microsoft YaHei" w:eastAsia="Microsoft YaHei" w:cs="Microsoft YaHei"/>
-          <w:i/>
-          <w:iCs/>
-          <w:color w:val="888888"/>
-          <w:sz w:val="18"/>
-          <w:szCs w:val="18"/>
-        </w:rPr>
-        <w:t>图 1  登录页面</w:t>
+        <w:t>登录后，左侧侧边栏为功能导航菜单，顶部显示当前页面标题与子标题，右上角可切换深 / 浅色主题。本说明涉及的演示账号为 test / test@abcd（管理员角色）。</w:t>
       </w:r>
     </w:p>
     <w:tbl>
@@ -506,6 +467,12 @@
             <w:insideH w:val="none" w:color="FFFFFF" w:sz="0" w:space="0"/>
             <w:insideV w:val="none" w:color="FFFFFF" w:sz="0" w:space="0"/>
           </w:tblBorders>
+          <w:tblCellMar>
+            <w:top w:w="0" w:type="dxa"/>
+            <w:left w:w="10" w:type="dxa"/>
+            <w:bottom w:w="0" w:type="dxa"/>
+            <w:right w:w="10" w:type="dxa"/>
+          </w:tblCellMar>
         </w:tblPrEx>
         <w:tc>
           <w:tcPr>
@@ -524,36 +491,7 @@
                 <w:sz w:val="21"/>
                 <w:szCs w:val="21"/>
               </w:rPr>
-              <w:t>提示：首次部署时请使用管理员账号 admin 与环境变量 AUTH_DEFAULT_PASSWORD 设置的初始密码登录。</w:t>
-            </w:r>
-            <w:r>
-              <w:rPr>
-                <w:rFonts w:hint="eastAsia" w:ascii="Microsoft YaHei" w:hAnsi="Microsoft YaHei" w:eastAsia="Microsoft YaHei" w:cs="Microsoft YaHei"/>
-                <w:color w:val="444444"/>
-                <w:sz w:val="21"/>
-                <w:szCs w:val="21"/>
-                <w:lang w:val="en-US" w:eastAsia="zh-CN"/>
-              </w:rPr>
-              <w:t>t</w:t>
-            </w:r>
-            <w:r>
-              <w:rPr>
-                <w:rFonts w:hint="eastAsia" w:ascii="Microsoft YaHei" w:hAnsi="Microsoft YaHei" w:eastAsia="Microsoft YaHei" w:cs="Microsoft YaHei"/>
-                <w:color w:val="444444"/>
-                <w:sz w:val="21"/>
-                <w:szCs w:val="21"/>
-                <w:lang w:val="en-US" w:eastAsia="zh-CN"/>
-              </w:rPr>
-              <w:t>est</w:t>
-            </w:r>
-            <w:r>
-              <w:rPr>
-                <w:rFonts w:ascii="Microsoft YaHei" w:hAnsi="Microsoft YaHei" w:eastAsia="Microsoft YaHei" w:cs="Microsoft YaHei"/>
-                <w:color w:val="444444"/>
-                <w:sz w:val="21"/>
-                <w:szCs w:val="21"/>
-              </w:rPr>
-              <w:t>账号为本系统已配置的管理员角色演示账号。</w:t>
+              <w:t>访问地址：http://www.ke-confident.cn/</w:t>
             </w:r>
           </w:p>
         </w:tc>
@@ -572,43 +510,7 @@
           <w:sz w:val="32"/>
           <w:szCs w:val="32"/>
         </w:rPr>
-        <w:t>三、控制台</w:t>
-      </w:r>
-    </w:p>
-    <w:p>
-      <w:pPr>
-        <w:spacing w:after="80" w:line="320" w:lineRule="auto"/>
-      </w:pPr>
-      <w:r>
-        <w:rPr>
-          <w:rFonts w:ascii="Microsoft YaHei" w:hAnsi="Microsoft YaHei" w:eastAsia="Microsoft YaHei" w:cs="Microsoft YaHei"/>
-          <w:b/>
-          <w:bCs/>
-          <w:sz w:val="22"/>
-          <w:szCs w:val="22"/>
-        </w:rPr>
-        <w:t>路径：</w:t>
-      </w:r>
-      <w:r>
-        <w:rPr>
-          <w:rFonts w:ascii="Microsoft YaHei" w:hAnsi="Microsoft YaHei" w:eastAsia="Microsoft YaHei" w:cs="Microsoft YaHei"/>
-          <w:sz w:val="22"/>
-          <w:szCs w:val="22"/>
-        </w:rPr>
-        <w:t>侧边栏「控制台」或地址 /</w:t>
-      </w:r>
-    </w:p>
-    <w:p>
-      <w:pPr>
-        <w:spacing w:after="80" w:line="320" w:lineRule="auto"/>
-      </w:pPr>
-      <w:r>
-        <w:rPr>
-          <w:rFonts w:ascii="Microsoft YaHei" w:hAnsi="Microsoft YaHei" w:eastAsia="Microsoft YaHei" w:cs="Microsoft YaHei"/>
-          <w:sz w:val="22"/>
-          <w:szCs w:val="22"/>
-        </w:rPr>
-        <w:t>控制台是系统数据总览页，展示当前知识库的运行状态与关键指标。</w:t>
+        <w:t>二、登录</w:t>
       </w:r>
     </w:p>
     <w:p>
@@ -624,61 +526,61 @@
           <w:sz w:val="23"/>
           <w:szCs w:val="23"/>
         </w:rPr>
-        <w:t>页面内容</w:t>
-      </w:r>
-    </w:p>
-    <w:p>
-      <w:pPr>
-        <w:pStyle w:val="16"/>
-        <w:numPr>
-          <w:ilvl w:val="0"/>
-          <w:numId w:val="1"/>
-        </w:numPr>
-        <w:spacing w:after="60" w:line="300" w:lineRule="auto"/>
-      </w:pPr>
-      <w:r>
-        <w:rPr>
-          <w:rFonts w:ascii="Microsoft YaHei" w:hAnsi="Microsoft YaHei" w:eastAsia="Microsoft YaHei" w:cs="Microsoft YaHei"/>
-          <w:sz w:val="22"/>
-          <w:szCs w:val="22"/>
-        </w:rPr>
-        <w:t>统计卡片（8 项）：文档数量、文档块总数、已向量化块、今日查询、累计查询、智能体、Skills、聊天会话</w:t>
-      </w:r>
-    </w:p>
-    <w:p>
-      <w:pPr>
-        <w:pStyle w:val="16"/>
-        <w:numPr>
-          <w:ilvl w:val="0"/>
-          <w:numId w:val="1"/>
-        </w:numPr>
-        <w:spacing w:after="60" w:line="300" w:lineRule="auto"/>
-      </w:pPr>
-      <w:r>
-        <w:rPr>
-          <w:rFonts w:ascii="Microsoft YaHei" w:hAnsi="Microsoft YaHei" w:eastAsia="Microsoft YaHei" w:cs="Microsoft YaHei"/>
-          <w:sz w:val="22"/>
-          <w:szCs w:val="22"/>
-        </w:rPr>
-        <w:t>数据集概览表：列出各数据集的名称、文档数与块数</w:t>
-      </w:r>
-    </w:p>
-    <w:p>
-      <w:pPr>
-        <w:pStyle w:val="16"/>
-        <w:numPr>
-          <w:ilvl w:val="0"/>
-          <w:numId w:val="1"/>
-        </w:numPr>
-        <w:spacing w:after="60" w:line="300" w:lineRule="auto"/>
-      </w:pPr>
-      <w:r>
-        <w:rPr>
-          <w:rFonts w:ascii="Microsoft YaHei" w:hAnsi="Microsoft YaHei" w:eastAsia="Microsoft YaHei" w:cs="Microsoft YaHei"/>
-          <w:sz w:val="22"/>
-          <w:szCs w:val="22"/>
-        </w:rPr>
-        <w:t>系统概况：模型数量、活跃用户</w:t>
+        <w:t>操作步骤</w:t>
+      </w:r>
+    </w:p>
+    <w:p>
+      <w:pPr>
+        <w:pStyle w:val="16"/>
+        <w:numPr>
+          <w:ilvl w:val="0"/>
+          <w:numId w:val="1"/>
+        </w:numPr>
+        <w:spacing w:after="60" w:line="300" w:lineRule="auto"/>
+      </w:pPr>
+      <w:r>
+        <w:rPr>
+          <w:rFonts w:ascii="Microsoft YaHei" w:hAnsi="Microsoft YaHei" w:eastAsia="Microsoft YaHei" w:cs="Microsoft YaHei"/>
+          <w:sz w:val="22"/>
+          <w:szCs w:val="22"/>
+        </w:rPr>
+        <w:t>浏览器打开 http://www.ke-confident.cn/login</w:t>
+      </w:r>
+    </w:p>
+    <w:p>
+      <w:pPr>
+        <w:pStyle w:val="16"/>
+        <w:numPr>
+          <w:ilvl w:val="0"/>
+          <w:numId w:val="1"/>
+        </w:numPr>
+        <w:spacing w:after="60" w:line="300" w:lineRule="auto"/>
+      </w:pPr>
+      <w:r>
+        <w:rPr>
+          <w:rFonts w:ascii="Microsoft YaHei" w:hAnsi="Microsoft YaHei" w:eastAsia="Microsoft YaHei" w:cs="Microsoft YaHei"/>
+          <w:sz w:val="22"/>
+          <w:szCs w:val="22"/>
+        </w:rPr>
+        <w:t>输入用户名（本演示：test）与密码（本演示：test@abcd）</w:t>
+      </w:r>
+    </w:p>
+    <w:p>
+      <w:pPr>
+        <w:pStyle w:val="16"/>
+        <w:numPr>
+          <w:ilvl w:val="0"/>
+          <w:numId w:val="1"/>
+        </w:numPr>
+        <w:spacing w:after="60" w:line="300" w:lineRule="auto"/>
+      </w:pPr>
+      <w:r>
+        <w:rPr>
+          <w:rFonts w:ascii="Microsoft YaHei" w:hAnsi="Microsoft YaHei" w:eastAsia="Microsoft YaHei" w:cs="Microsoft YaHei"/>
+          <w:sz w:val="22"/>
+          <w:szCs w:val="22"/>
+        </w:rPr>
+        <w:t>点击「进入系统」按钮，登录成功后默认跳转至「法律助手」页面</w:t>
       </w:r>
     </w:p>
     <w:p>
@@ -691,7 +593,7 @@
           <wp:inline distT="0" distB="0" distL="0" distR="0">
             <wp:extent cx="5334000" cy="3000375"/>
             <wp:effectExtent l="0" t="0" r="0" b="0"/>
-            <wp:docPr id="2" name="图片 2"/>
+            <wp:docPr id="1" name="图片 1"/>
             <wp:cNvGraphicFramePr>
               <a:graphicFrameLocks xmlns:a="http://schemas.openxmlformats.org/drawingml/2006/main" noChangeAspect="1"/>
             </wp:cNvGraphicFramePr>
@@ -699,13 +601,13 @@
               <a:graphicData uri="http://schemas.openxmlformats.org/drawingml/2006/picture">
                 <pic:pic xmlns:pic="http://schemas.openxmlformats.org/drawingml/2006/picture">
                   <pic:nvPicPr>
-                    <pic:cNvPr id="2" name="图片 2"/>
+                    <pic:cNvPr id="1" name="图片 1"/>
                     <pic:cNvPicPr>
                       <a:picLocks noChangeAspect="1" noChangeArrowheads="1"/>
                     </pic:cNvPicPr>
                   </pic:nvPicPr>
                   <pic:blipFill>
-                    <a:blip r:embed="rId5"/>
+                    <a:blip r:embed="rId6"/>
                     <a:srcRect/>
                     <a:stretch>
                       <a:fillRect/>
@@ -741,7 +643,7 @@
           <w:sz w:val="18"/>
           <w:szCs w:val="18"/>
         </w:rPr>
-        <w:t>图 2  控制台首页</w:t>
+        <w:t>图 1  登录页面</w:t>
       </w:r>
     </w:p>
     <w:tbl>
@@ -778,6 +680,12 @@
             <w:insideH w:val="none" w:color="FFFFFF" w:sz="0" w:space="0"/>
             <w:insideV w:val="none" w:color="FFFFFF" w:sz="0" w:space="0"/>
           </w:tblBorders>
+          <w:tblCellMar>
+            <w:top w:w="0" w:type="dxa"/>
+            <w:left w:w="10" w:type="dxa"/>
+            <w:bottom w:w="0" w:type="dxa"/>
+            <w:right w:w="10" w:type="dxa"/>
+          </w:tblCellMar>
         </w:tblPrEx>
         <w:tc>
           <w:tcPr>
@@ -796,7 +704,7 @@
                 <w:sz w:val="21"/>
                 <w:szCs w:val="21"/>
               </w:rPr>
-              <w:t>说明：统计数据来自 PostgreSQL 实时查询。上传文档并完成向量化后，文档与向量块数量会自动更新，可点击「刷新」或重新进入页面查看最新数据。</w:t>
+              <w:t>提示：首次部署时请使用管理员账号 admin 与环境变量 AUTH_DEFAULT_PASSWORD 设置的初始密码登录。test 账号为本系统已配置的管理员角色演示账号。</w:t>
             </w:r>
           </w:p>
         </w:tc>
@@ -815,7 +723,7 @@
           <w:sz w:val="32"/>
           <w:szCs w:val="32"/>
         </w:rPr>
-        <w:t>四、文档库</w:t>
+        <w:t>三、控制台</w:t>
       </w:r>
     </w:p>
     <w:p>
@@ -838,20 +746,20 @@
           <w:sz w:val="22"/>
           <w:szCs w:val="22"/>
         </w:rPr>
-        <w:t>侧边栏「文档库」或地址 /documents</w:t>
-      </w:r>
-    </w:p>
-    <w:p>
-      <w:pPr>
-        <w:spacing w:after="80" w:line="320" w:lineRule="auto"/>
-      </w:pPr>
-      <w:r>
-        <w:rPr>
-          <w:rFonts w:ascii="Microsoft YaHei" w:hAnsi="Microsoft YaHei" w:eastAsia="Microsoft YaHei" w:cs="Microsoft YaHei"/>
-          <w:sz w:val="22"/>
-          <w:szCs w:val="22"/>
-        </w:rPr>
-        <w:t>文档库是知识库的内容管理中心，负责文档的上传、查看、删除与重新嵌入。</w:t>
+        <w:t>侧边栏「控制台」或地址 http://www.ke-confident.cn/</w:t>
+      </w:r>
+    </w:p>
+    <w:p>
+      <w:pPr>
+        <w:spacing w:after="80" w:line="320" w:lineRule="auto"/>
+      </w:pPr>
+      <w:r>
+        <w:rPr>
+          <w:rFonts w:ascii="Microsoft YaHei" w:hAnsi="Microsoft YaHei" w:eastAsia="Microsoft YaHei" w:cs="Microsoft YaHei"/>
+          <w:sz w:val="22"/>
+          <w:szCs w:val="22"/>
+        </w:rPr>
+        <w:t>控制台是系统数据总览页，展示当前知识库的运行状态与关键指标。</w:t>
       </w:r>
     </w:p>
     <w:p>
@@ -867,232 +775,61 @@
           <w:sz w:val="23"/>
           <w:szCs w:val="23"/>
         </w:rPr>
-        <w:t>工具栏</w:t>
-      </w:r>
-    </w:p>
-    <w:p>
-      <w:pPr>
-        <w:pStyle w:val="16"/>
-        <w:numPr>
-          <w:ilvl w:val="0"/>
-          <w:numId w:val="1"/>
-        </w:numPr>
-        <w:spacing w:after="60" w:line="300" w:lineRule="auto"/>
-      </w:pPr>
-      <w:r>
-        <w:rPr>
-          <w:rFonts w:ascii="Microsoft YaHei" w:hAnsi="Microsoft YaHei" w:eastAsia="Microsoft YaHei" w:cs="Microsoft YaHei"/>
-          <w:sz w:val="22"/>
-          <w:szCs w:val="22"/>
-        </w:rPr>
-        <w:t>上传文档：打开上传弹窗，支持批量添加文件</w:t>
-      </w:r>
-    </w:p>
-    <w:p>
-      <w:pPr>
-        <w:pStyle w:val="16"/>
-        <w:numPr>
-          <w:ilvl w:val="0"/>
-          <w:numId w:val="1"/>
-        </w:numPr>
-        <w:spacing w:after="60" w:line="300" w:lineRule="auto"/>
-      </w:pPr>
-      <w:r>
-        <w:rPr>
-          <w:rFonts w:ascii="Microsoft YaHei" w:hAnsi="Microsoft YaHei" w:eastAsia="Microsoft YaHei" w:cs="Microsoft YaHei"/>
-          <w:sz w:val="22"/>
-          <w:szCs w:val="22"/>
-        </w:rPr>
-        <w:t>刷新：重新加载文档列表</w:t>
-      </w:r>
-    </w:p>
-    <w:p>
-      <w:pPr>
-        <w:pStyle w:val="16"/>
-        <w:numPr>
-          <w:ilvl w:val="0"/>
-          <w:numId w:val="1"/>
-        </w:numPr>
-        <w:spacing w:after="60" w:line="300" w:lineRule="auto"/>
-      </w:pPr>
-      <w:r>
-        <w:rPr>
-          <w:rFonts w:ascii="Microsoft YaHei" w:hAnsi="Microsoft YaHei" w:eastAsia="Microsoft YaHei" w:cs="Microsoft YaHei"/>
-          <w:sz w:val="22"/>
-          <w:szCs w:val="22"/>
-        </w:rPr>
-        <w:t>重新嵌入：对选中文档重新执行解析→切分→向量化流程</w:t>
-      </w:r>
-    </w:p>
-    <w:p>
-      <w:pPr>
-        <w:pStyle w:val="16"/>
-        <w:numPr>
-          <w:ilvl w:val="0"/>
-          <w:numId w:val="1"/>
-        </w:numPr>
-        <w:spacing w:after="60" w:line="300" w:lineRule="auto"/>
-      </w:pPr>
-      <w:r>
-        <w:rPr>
-          <w:rFonts w:ascii="Microsoft YaHei" w:hAnsi="Microsoft YaHei" w:eastAsia="Microsoft YaHei" w:cs="Microsoft YaHei"/>
-          <w:sz w:val="22"/>
-          <w:szCs w:val="22"/>
-        </w:rPr>
-        <w:t>删除：批量删除选中文档</w:t>
-      </w:r>
-    </w:p>
-    <w:p>
-      <w:pPr>
-        <w:pStyle w:val="16"/>
-        <w:numPr>
-          <w:ilvl w:val="0"/>
-          <w:numId w:val="1"/>
-        </w:numPr>
-        <w:spacing w:after="60" w:line="300" w:lineRule="auto"/>
-      </w:pPr>
-      <w:r>
-        <w:rPr>
-          <w:rFonts w:ascii="Microsoft YaHei" w:hAnsi="Microsoft YaHei" w:eastAsia="Microsoft YaHei" w:cs="Microsoft YaHei"/>
-          <w:sz w:val="22"/>
-          <w:szCs w:val="22"/>
-        </w:rPr>
-        <w:t>搜索：按标题过滤文档</w:t>
-      </w:r>
-    </w:p>
-    <w:p>
-      <w:pPr>
-        <w:pStyle w:val="4"/>
-        <w:spacing w:before="180" w:after="80"/>
-      </w:pPr>
-      <w:r>
-        <w:rPr>
-          <w:rFonts w:ascii="Microsoft YaHei" w:hAnsi="Microsoft YaHei" w:eastAsia="Microsoft YaHei" w:cs="Microsoft YaHei"/>
-          <w:b/>
-          <w:bCs/>
-          <w:sz w:val="23"/>
-          <w:szCs w:val="23"/>
-        </w:rPr>
-        <w:t>文档列表</w:t>
-      </w:r>
-    </w:p>
-    <w:p>
-      <w:pPr>
-        <w:spacing w:after="80" w:line="320" w:lineRule="auto"/>
-      </w:pPr>
-      <w:r>
-        <w:rPr>
-          <w:rFonts w:ascii="Microsoft YaHei" w:hAnsi="Microsoft YaHei" w:eastAsia="Microsoft YaHei" w:cs="Microsoft YaHei"/>
-          <w:sz w:val="22"/>
-          <w:szCs w:val="22"/>
-        </w:rPr>
-        <w:t>表格列：标题（可点击进入详情）、数据集、状态、大小、块数、创建时间、操作（查看 / 删除）。每行左侧可勾选以进行批量操作。</w:t>
-      </w:r>
-    </w:p>
-    <w:p>
-      <w:pPr>
-        <w:pStyle w:val="4"/>
-        <w:spacing w:before="180" w:after="80"/>
-      </w:pPr>
-      <w:r>
-        <w:rPr>
-          <w:rFonts w:ascii="Microsoft YaHei" w:hAnsi="Microsoft YaHei" w:eastAsia="Microsoft YaHei" w:cs="Microsoft YaHei"/>
-          <w:b/>
-          <w:bCs/>
-          <w:sz w:val="23"/>
-          <w:szCs w:val="23"/>
-        </w:rPr>
-        <w:t>文档状态说明</w:t>
-      </w:r>
-    </w:p>
-    <w:p>
-      <w:pPr>
-        <w:pStyle w:val="16"/>
-        <w:numPr>
-          <w:ilvl w:val="0"/>
-          <w:numId w:val="1"/>
-        </w:numPr>
-        <w:spacing w:after="60" w:line="300" w:lineRule="auto"/>
-      </w:pPr>
-      <w:r>
-        <w:rPr>
-          <w:rFonts w:ascii="Microsoft YaHei" w:hAnsi="Microsoft YaHei" w:eastAsia="Microsoft YaHei" w:cs="Microsoft YaHei"/>
-          <w:sz w:val="22"/>
-          <w:szCs w:val="22"/>
-        </w:rPr>
-        <w:t>就绪：已完成入库，可被检索</w:t>
-      </w:r>
-    </w:p>
-    <w:p>
-      <w:pPr>
-        <w:pStyle w:val="16"/>
-        <w:numPr>
-          <w:ilvl w:val="0"/>
-          <w:numId w:val="1"/>
-        </w:numPr>
-        <w:spacing w:after="60" w:line="300" w:lineRule="auto"/>
-      </w:pPr>
-      <w:r>
-        <w:rPr>
-          <w:rFonts w:ascii="Microsoft YaHei" w:hAnsi="Microsoft YaHei" w:eastAsia="Microsoft YaHei" w:cs="Microsoft YaHei"/>
-          <w:sz w:val="22"/>
-          <w:szCs w:val="22"/>
-        </w:rPr>
-        <w:t>解析中 / 分块中 / 嵌入中：入库流水线处理中</w:t>
-      </w:r>
-    </w:p>
-    <w:p>
-      <w:pPr>
-        <w:pStyle w:val="16"/>
-        <w:numPr>
-          <w:ilvl w:val="0"/>
-          <w:numId w:val="1"/>
-        </w:numPr>
-        <w:spacing w:after="60" w:line="300" w:lineRule="auto"/>
-      </w:pPr>
-      <w:r>
-        <w:rPr>
-          <w:rFonts w:ascii="Microsoft YaHei" w:hAnsi="Microsoft YaHei" w:eastAsia="Microsoft YaHei" w:cs="Microsoft YaHei"/>
-          <w:sz w:val="22"/>
-          <w:szCs w:val="22"/>
-        </w:rPr>
-        <w:t>等待中：已入队待处理</w:t>
-      </w:r>
-    </w:p>
-    <w:p>
-      <w:pPr>
-        <w:pStyle w:val="16"/>
-        <w:numPr>
-          <w:ilvl w:val="0"/>
-          <w:numId w:val="1"/>
-        </w:numPr>
-        <w:spacing w:after="60" w:line="300" w:lineRule="auto"/>
-      </w:pPr>
-      <w:r>
-        <w:rPr>
-          <w:rFonts w:ascii="Microsoft YaHei" w:hAnsi="Microsoft YaHei" w:eastAsia="Microsoft YaHei" w:cs="Microsoft YaHei"/>
-          <w:sz w:val="22"/>
-          <w:szCs w:val="22"/>
-        </w:rPr>
-        <w:t>失败：入库过程出错，可尝试重新嵌入</w:t>
-      </w:r>
-    </w:p>
-    <w:p>
-      <w:pPr>
-        <w:pStyle w:val="16"/>
-        <w:numPr>
-          <w:ilvl w:val="0"/>
-          <w:numId w:val="1"/>
-        </w:numPr>
-        <w:spacing w:after="60" w:line="300" w:lineRule="auto"/>
-      </w:pPr>
-      <w:r>
-        <w:rPr>
-          <w:rFonts w:ascii="Microsoft YaHei" w:hAnsi="Microsoft YaHei" w:eastAsia="Microsoft YaHei" w:cs="Microsoft YaHei"/>
-          <w:sz w:val="22"/>
-          <w:szCs w:val="22"/>
-        </w:rPr>
-        <w:t>禁用：暂停使用</w:t>
+        <w:t>页面内容</w:t>
+      </w:r>
+    </w:p>
+    <w:p>
+      <w:pPr>
+        <w:pStyle w:val="16"/>
+        <w:numPr>
+          <w:ilvl w:val="0"/>
+          <w:numId w:val="1"/>
+        </w:numPr>
+        <w:spacing w:after="60" w:line="300" w:lineRule="auto"/>
+      </w:pPr>
+      <w:r>
+        <w:rPr>
+          <w:rFonts w:ascii="Microsoft YaHei" w:hAnsi="Microsoft YaHei" w:eastAsia="Microsoft YaHei" w:cs="Microsoft YaHei"/>
+          <w:sz w:val="22"/>
+          <w:szCs w:val="22"/>
+        </w:rPr>
+        <w:t>统计卡片（8 项）：文档数量、文档块总数、已向量化块、今日查询、累计查询、智能体、Skills、聊天会话</w:t>
+      </w:r>
+    </w:p>
+    <w:p>
+      <w:pPr>
+        <w:pStyle w:val="16"/>
+        <w:numPr>
+          <w:ilvl w:val="0"/>
+          <w:numId w:val="1"/>
+        </w:numPr>
+        <w:spacing w:after="60" w:line="300" w:lineRule="auto"/>
+      </w:pPr>
+      <w:r>
+        <w:rPr>
+          <w:rFonts w:ascii="Microsoft YaHei" w:hAnsi="Microsoft YaHei" w:eastAsia="Microsoft YaHei" w:cs="Microsoft YaHei"/>
+          <w:sz w:val="22"/>
+          <w:szCs w:val="22"/>
+        </w:rPr>
+        <w:t>数据集概览表：列出各数据集的名称、文档数与块数</w:t>
+      </w:r>
+    </w:p>
+    <w:p>
+      <w:pPr>
+        <w:pStyle w:val="16"/>
+        <w:numPr>
+          <w:ilvl w:val="0"/>
+          <w:numId w:val="1"/>
+        </w:numPr>
+        <w:spacing w:after="60" w:line="300" w:lineRule="auto"/>
+      </w:pPr>
+      <w:r>
+        <w:rPr>
+          <w:rFonts w:ascii="Microsoft YaHei" w:hAnsi="Microsoft YaHei" w:eastAsia="Microsoft YaHei" w:cs="Microsoft YaHei"/>
+          <w:sz w:val="22"/>
+          <w:szCs w:val="22"/>
+        </w:rPr>
+        <w:t>系统概况：模型数量、活跃用户</w:t>
       </w:r>
     </w:p>
     <w:p>
@@ -1105,7 +842,7 @@
           <wp:inline distT="0" distB="0" distL="0" distR="0">
             <wp:extent cx="5334000" cy="3000375"/>
             <wp:effectExtent l="0" t="0" r="0" b="0"/>
-            <wp:docPr id="3" name="图片 3"/>
+            <wp:docPr id="2" name="图片 2"/>
             <wp:cNvGraphicFramePr>
               <a:graphicFrameLocks xmlns:a="http://schemas.openxmlformats.org/drawingml/2006/main" noChangeAspect="1"/>
             </wp:cNvGraphicFramePr>
@@ -1113,13 +850,13 @@
               <a:graphicData uri="http://schemas.openxmlformats.org/drawingml/2006/picture">
                 <pic:pic xmlns:pic="http://schemas.openxmlformats.org/drawingml/2006/picture">
                   <pic:nvPicPr>
-                    <pic:cNvPr id="3" name="图片 3"/>
+                    <pic:cNvPr id="2" name="图片 2"/>
                     <pic:cNvPicPr>
                       <a:picLocks noChangeAspect="1" noChangeArrowheads="1"/>
                     </pic:cNvPicPr>
                   </pic:nvPicPr>
                   <pic:blipFill>
-                    <a:blip r:embed="rId6"/>
+                    <a:blip r:embed="rId7"/>
                     <a:srcRect/>
                     <a:stretch>
                       <a:fillRect/>
@@ -1155,113 +892,7 @@
           <w:sz w:val="18"/>
           <w:szCs w:val="18"/>
         </w:rPr>
-        <w:t>图 3  文档库管理页</w:t>
-      </w:r>
-    </w:p>
-    <w:p>
-      <w:pPr>
-        <w:pStyle w:val="4"/>
-        <w:spacing w:before="180" w:after="80"/>
-      </w:pPr>
-      <w:r>
-        <w:rPr>
-          <w:rFonts w:ascii="Microsoft YaHei" w:hAnsi="Microsoft YaHei" w:eastAsia="Microsoft YaHei" w:cs="Microsoft YaHei"/>
-          <w:b/>
-          <w:bCs/>
-          <w:sz w:val="23"/>
-          <w:szCs w:val="23"/>
-        </w:rPr>
-        <w:t>上传文档操作</w:t>
-      </w:r>
-    </w:p>
-    <w:p>
-      <w:pPr>
-        <w:pStyle w:val="16"/>
-        <w:numPr>
-          <w:ilvl w:val="0"/>
-          <w:numId w:val="1"/>
-        </w:numPr>
-        <w:spacing w:after="60" w:line="300" w:lineRule="auto"/>
-      </w:pPr>
-      <w:r>
-        <w:rPr>
-          <w:rFonts w:ascii="Microsoft YaHei" w:hAnsi="Microsoft YaHei" w:eastAsia="Microsoft YaHei" w:cs="Microsoft YaHei"/>
-          <w:sz w:val="22"/>
-          <w:szCs w:val="22"/>
-        </w:rPr>
-        <w:t>点击「上传文档」按钮，弹出上传窗口</w:t>
-      </w:r>
-    </w:p>
-    <w:p>
-      <w:pPr>
-        <w:pStyle w:val="16"/>
-        <w:numPr>
-          <w:ilvl w:val="0"/>
-          <w:numId w:val="1"/>
-        </w:numPr>
-        <w:spacing w:after="60" w:line="300" w:lineRule="auto"/>
-      </w:pPr>
-      <w:r>
-        <w:rPr>
-          <w:rFonts w:ascii="Microsoft YaHei" w:hAnsi="Microsoft YaHei" w:eastAsia="Microsoft YaHei" w:cs="Microsoft YaHei"/>
-          <w:sz w:val="22"/>
-          <w:szCs w:val="22"/>
-        </w:rPr>
-        <w:t>在顶部下拉框选择目标数据集</w:t>
-      </w:r>
-    </w:p>
-    <w:p>
-      <w:pPr>
-        <w:pStyle w:val="16"/>
-        <w:numPr>
-          <w:ilvl w:val="0"/>
-          <w:numId w:val="1"/>
-        </w:numPr>
-        <w:spacing w:after="60" w:line="300" w:lineRule="auto"/>
-      </w:pPr>
-      <w:r>
-        <w:rPr>
-          <w:rFonts w:ascii="Microsoft YaHei" w:hAnsi="Microsoft YaHei" w:eastAsia="Microsoft YaHei" w:cs="Microsoft YaHei"/>
-          <w:sz w:val="22"/>
-          <w:szCs w:val="22"/>
-        </w:rPr>
-        <w:t>将文件拖拽至虚线区域，或点击区域选择文件（支持批量多选）</w:t>
-      </w:r>
-    </w:p>
-    <w:p>
-      <w:pPr>
-        <w:pStyle w:val="16"/>
-        <w:numPr>
-          <w:ilvl w:val="0"/>
-          <w:numId w:val="1"/>
-        </w:numPr>
-        <w:spacing w:after="60" w:line="300" w:lineRule="auto"/>
-      </w:pPr>
-      <w:r>
-        <w:rPr>
-          <w:rFonts w:ascii="Microsoft YaHei" w:hAnsi="Microsoft YaHei" w:eastAsia="Microsoft YaHei" w:cs="Microsoft YaHei"/>
-          <w:sz w:val="22"/>
-          <w:szCs w:val="22"/>
-        </w:rPr>
-        <w:t>确认文件列表无误后，点击「开始上传」</w:t>
-      </w:r>
-    </w:p>
-    <w:p>
-      <w:pPr>
-        <w:pStyle w:val="16"/>
-        <w:numPr>
-          <w:ilvl w:val="0"/>
-          <w:numId w:val="1"/>
-        </w:numPr>
-        <w:spacing w:after="60" w:line="300" w:lineRule="auto"/>
-      </w:pPr>
-      <w:r>
-        <w:rPr>
-          <w:rFonts w:ascii="Microsoft YaHei" w:hAnsi="Microsoft YaHei" w:eastAsia="Microsoft YaHei" w:cs="Microsoft YaHei"/>
-          <w:sz w:val="22"/>
-          <w:szCs w:val="22"/>
-        </w:rPr>
-        <w:t>上传完成后，后台将自动执行解析、切分、向量化入库</w:t>
+        <w:t>图 2  控制台首页</w:t>
       </w:r>
     </w:p>
     <w:tbl>
@@ -1298,6 +929,12 @@
             <w:insideH w:val="none" w:color="FFFFFF" w:sz="0" w:space="0"/>
             <w:insideV w:val="none" w:color="FFFFFF" w:sz="0" w:space="0"/>
           </w:tblBorders>
+          <w:tblCellMar>
+            <w:top w:w="0" w:type="dxa"/>
+            <w:left w:w="10" w:type="dxa"/>
+            <w:bottom w:w="0" w:type="dxa"/>
+            <w:right w:w="10" w:type="dxa"/>
+          </w:tblCellMar>
         </w:tblPrEx>
         <w:tc>
           <w:tcPr>
@@ -1316,7 +953,7 @@
                 <w:sz w:val="21"/>
                 <w:szCs w:val="21"/>
               </w:rPr>
-              <w:t>限制：仅支持 .txt / .md 格式，单文件不超过 50 MB。新上传文档需等待状态变为「就绪」后方可被检索问答。</w:t>
+              <w:t>说明：统计数据来自 PostgreSQL 实时查询。上传文档并完成向量化后，文档与向量块数量会自动更新，可点击「刷新」或重新进入页面查看最新数据。</w:t>
             </w:r>
           </w:p>
         </w:tc>
@@ -1335,7 +972,7 @@
           <w:sz w:val="32"/>
           <w:szCs w:val="32"/>
         </w:rPr>
-        <w:t>五、法律助手</w:t>
+        <w:t>四、文档库</w:t>
       </w:r>
     </w:p>
     <w:p>
@@ -1358,20 +995,20 @@
           <w:sz w:val="22"/>
           <w:szCs w:val="22"/>
         </w:rPr>
-        <w:t>侧边栏「法律助手」或地址 /chat（登录后默认页）</w:t>
-      </w:r>
-    </w:p>
-    <w:p>
-      <w:pPr>
-        <w:spacing w:after="80" w:line="320" w:lineRule="auto"/>
-      </w:pPr>
-      <w:r>
-        <w:rPr>
-          <w:rFonts w:ascii="Microsoft YaHei" w:hAnsi="Microsoft YaHei" w:eastAsia="Microsoft YaHei" w:cs="Microsoft YaHei"/>
-          <w:sz w:val="22"/>
-          <w:szCs w:val="22"/>
-        </w:rPr>
-        <w:t>法律助手是系统的核心问答界面，基于已入库的法律法规文档，通过智能检索与 Agent 编排回答用户的法律问题。</w:t>
+        <w:t>侧边栏「文档库」或地址 http://www.ke-confident.cn/documents</w:t>
+      </w:r>
+    </w:p>
+    <w:p>
+      <w:pPr>
+        <w:spacing w:after="80" w:line="320" w:lineRule="auto"/>
+      </w:pPr>
+      <w:r>
+        <w:rPr>
+          <w:rFonts w:ascii="Microsoft YaHei" w:hAnsi="Microsoft YaHei" w:eastAsia="Microsoft YaHei" w:cs="Microsoft YaHei"/>
+          <w:sz w:val="22"/>
+          <w:szCs w:val="22"/>
+        </w:rPr>
+        <w:t>文档库是知识库的内容管理中心，负责文档的上传、查看、删除与重新嵌入。</w:t>
       </w:r>
     </w:p>
     <w:p>
@@ -1387,61 +1024,232 @@
           <w:sz w:val="23"/>
           <w:szCs w:val="23"/>
         </w:rPr>
-        <w:t>页面布局</w:t>
-      </w:r>
-    </w:p>
-    <w:p>
-      <w:pPr>
-        <w:pStyle w:val="16"/>
-        <w:numPr>
-          <w:ilvl w:val="0"/>
-          <w:numId w:val="1"/>
-        </w:numPr>
-        <w:spacing w:after="60" w:line="300" w:lineRule="auto"/>
-      </w:pPr>
-      <w:r>
-        <w:rPr>
-          <w:rFonts w:ascii="Microsoft YaHei" w:hAnsi="Microsoft YaHei" w:eastAsia="Microsoft YaHei" w:cs="Microsoft YaHei"/>
-          <w:sz w:val="22"/>
-          <w:szCs w:val="22"/>
-        </w:rPr>
-        <w:t>左侧栏：「新会话」按钮与历史会话列表，可切换或新建会话</w:t>
-      </w:r>
-    </w:p>
-    <w:p>
-      <w:pPr>
-        <w:pStyle w:val="16"/>
-        <w:numPr>
-          <w:ilvl w:val="0"/>
-          <w:numId w:val="1"/>
-        </w:numPr>
-        <w:spacing w:after="60" w:line="300" w:lineRule="auto"/>
-      </w:pPr>
-      <w:r>
-        <w:rPr>
-          <w:rFonts w:ascii="Microsoft YaHei" w:hAnsi="Microsoft YaHei" w:eastAsia="Microsoft YaHei" w:cs="Microsoft YaHei"/>
-          <w:sz w:val="22"/>
-          <w:szCs w:val="22"/>
-        </w:rPr>
-        <w:t>中间区：欢迎面板，提供 4 个示例问题快捷按钮</w:t>
-      </w:r>
-    </w:p>
-    <w:p>
-      <w:pPr>
-        <w:pStyle w:val="16"/>
-        <w:numPr>
-          <w:ilvl w:val="0"/>
-          <w:numId w:val="1"/>
-        </w:numPr>
-        <w:spacing w:after="60" w:line="300" w:lineRule="auto"/>
-      </w:pPr>
-      <w:r>
-        <w:rPr>
-          <w:rFonts w:ascii="Microsoft YaHei" w:hAnsi="Microsoft YaHei" w:eastAsia="Microsoft YaHei" w:cs="Microsoft YaHei"/>
-          <w:sz w:val="22"/>
-          <w:szCs w:val="22"/>
-        </w:rPr>
-        <w:t>底部：输入框（Enter 发送，Shift+Enter 换行）与发送按钮</w:t>
+        <w:t>工具栏</w:t>
+      </w:r>
+    </w:p>
+    <w:p>
+      <w:pPr>
+        <w:pStyle w:val="16"/>
+        <w:numPr>
+          <w:ilvl w:val="0"/>
+          <w:numId w:val="1"/>
+        </w:numPr>
+        <w:spacing w:after="60" w:line="300" w:lineRule="auto"/>
+      </w:pPr>
+      <w:r>
+        <w:rPr>
+          <w:rFonts w:ascii="Microsoft YaHei" w:hAnsi="Microsoft YaHei" w:eastAsia="Microsoft YaHei" w:cs="Microsoft YaHei"/>
+          <w:sz w:val="22"/>
+          <w:szCs w:val="22"/>
+        </w:rPr>
+        <w:t>上传文档：打开上传弹窗，支持批量添加文件</w:t>
+      </w:r>
+    </w:p>
+    <w:p>
+      <w:pPr>
+        <w:pStyle w:val="16"/>
+        <w:numPr>
+          <w:ilvl w:val="0"/>
+          <w:numId w:val="1"/>
+        </w:numPr>
+        <w:spacing w:after="60" w:line="300" w:lineRule="auto"/>
+      </w:pPr>
+      <w:r>
+        <w:rPr>
+          <w:rFonts w:ascii="Microsoft YaHei" w:hAnsi="Microsoft YaHei" w:eastAsia="Microsoft YaHei" w:cs="Microsoft YaHei"/>
+          <w:sz w:val="22"/>
+          <w:szCs w:val="22"/>
+        </w:rPr>
+        <w:t>刷新：重新加载文档列表</w:t>
+      </w:r>
+    </w:p>
+    <w:p>
+      <w:pPr>
+        <w:pStyle w:val="16"/>
+        <w:numPr>
+          <w:ilvl w:val="0"/>
+          <w:numId w:val="1"/>
+        </w:numPr>
+        <w:spacing w:after="60" w:line="300" w:lineRule="auto"/>
+      </w:pPr>
+      <w:r>
+        <w:rPr>
+          <w:rFonts w:ascii="Microsoft YaHei" w:hAnsi="Microsoft YaHei" w:eastAsia="Microsoft YaHei" w:cs="Microsoft YaHei"/>
+          <w:sz w:val="22"/>
+          <w:szCs w:val="22"/>
+        </w:rPr>
+        <w:t>重新嵌入：对选中文档重新执行解析→切分→向量化流程</w:t>
+      </w:r>
+    </w:p>
+    <w:p>
+      <w:pPr>
+        <w:pStyle w:val="16"/>
+        <w:numPr>
+          <w:ilvl w:val="0"/>
+          <w:numId w:val="1"/>
+        </w:numPr>
+        <w:spacing w:after="60" w:line="300" w:lineRule="auto"/>
+      </w:pPr>
+      <w:r>
+        <w:rPr>
+          <w:rFonts w:ascii="Microsoft YaHei" w:hAnsi="Microsoft YaHei" w:eastAsia="Microsoft YaHei" w:cs="Microsoft YaHei"/>
+          <w:sz w:val="22"/>
+          <w:szCs w:val="22"/>
+        </w:rPr>
+        <w:t>删除：批量删除选中文档</w:t>
+      </w:r>
+    </w:p>
+    <w:p>
+      <w:pPr>
+        <w:pStyle w:val="16"/>
+        <w:numPr>
+          <w:ilvl w:val="0"/>
+          <w:numId w:val="1"/>
+        </w:numPr>
+        <w:spacing w:after="60" w:line="300" w:lineRule="auto"/>
+      </w:pPr>
+      <w:r>
+        <w:rPr>
+          <w:rFonts w:ascii="Microsoft YaHei" w:hAnsi="Microsoft YaHei" w:eastAsia="Microsoft YaHei" w:cs="Microsoft YaHei"/>
+          <w:sz w:val="22"/>
+          <w:szCs w:val="22"/>
+        </w:rPr>
+        <w:t>搜索：按标题过滤文档</w:t>
+      </w:r>
+    </w:p>
+    <w:p>
+      <w:pPr>
+        <w:pStyle w:val="4"/>
+        <w:spacing w:before="180" w:after="80"/>
+      </w:pPr>
+      <w:r>
+        <w:rPr>
+          <w:rFonts w:ascii="Microsoft YaHei" w:hAnsi="Microsoft YaHei" w:eastAsia="Microsoft YaHei" w:cs="Microsoft YaHei"/>
+          <w:b/>
+          <w:bCs/>
+          <w:sz w:val="23"/>
+          <w:szCs w:val="23"/>
+        </w:rPr>
+        <w:t>文档列表</w:t>
+      </w:r>
+    </w:p>
+    <w:p>
+      <w:pPr>
+        <w:spacing w:after="80" w:line="320" w:lineRule="auto"/>
+      </w:pPr>
+      <w:r>
+        <w:rPr>
+          <w:rFonts w:ascii="Microsoft YaHei" w:hAnsi="Microsoft YaHei" w:eastAsia="Microsoft YaHei" w:cs="Microsoft YaHei"/>
+          <w:sz w:val="22"/>
+          <w:szCs w:val="22"/>
+        </w:rPr>
+        <w:t>表格列：标题（可点击进入详情）、数据集、状态、大小、块数、创建时间、操作（查看 / 删除）。每行左侧可勾选以进行批量操作。</w:t>
+      </w:r>
+    </w:p>
+    <w:p>
+      <w:pPr>
+        <w:pStyle w:val="4"/>
+        <w:spacing w:before="180" w:after="80"/>
+      </w:pPr>
+      <w:r>
+        <w:rPr>
+          <w:rFonts w:ascii="Microsoft YaHei" w:hAnsi="Microsoft YaHei" w:eastAsia="Microsoft YaHei" w:cs="Microsoft YaHei"/>
+          <w:b/>
+          <w:bCs/>
+          <w:sz w:val="23"/>
+          <w:szCs w:val="23"/>
+        </w:rPr>
+        <w:t>文档状态说明</w:t>
+      </w:r>
+    </w:p>
+    <w:p>
+      <w:pPr>
+        <w:pStyle w:val="16"/>
+        <w:numPr>
+          <w:ilvl w:val="0"/>
+          <w:numId w:val="1"/>
+        </w:numPr>
+        <w:spacing w:after="60" w:line="300" w:lineRule="auto"/>
+      </w:pPr>
+      <w:r>
+        <w:rPr>
+          <w:rFonts w:ascii="Microsoft YaHei" w:hAnsi="Microsoft YaHei" w:eastAsia="Microsoft YaHei" w:cs="Microsoft YaHei"/>
+          <w:sz w:val="22"/>
+          <w:szCs w:val="22"/>
+        </w:rPr>
+        <w:t>就绪：已完成入库，可被检索</w:t>
+      </w:r>
+    </w:p>
+    <w:p>
+      <w:pPr>
+        <w:pStyle w:val="16"/>
+        <w:numPr>
+          <w:ilvl w:val="0"/>
+          <w:numId w:val="1"/>
+        </w:numPr>
+        <w:spacing w:after="60" w:line="300" w:lineRule="auto"/>
+      </w:pPr>
+      <w:r>
+        <w:rPr>
+          <w:rFonts w:ascii="Microsoft YaHei" w:hAnsi="Microsoft YaHei" w:eastAsia="Microsoft YaHei" w:cs="Microsoft YaHei"/>
+          <w:sz w:val="22"/>
+          <w:szCs w:val="22"/>
+        </w:rPr>
+        <w:t>解析中 / 分块中 / 嵌入中：入库流水线处理中</w:t>
+      </w:r>
+    </w:p>
+    <w:p>
+      <w:pPr>
+        <w:pStyle w:val="16"/>
+        <w:numPr>
+          <w:ilvl w:val="0"/>
+          <w:numId w:val="1"/>
+        </w:numPr>
+        <w:spacing w:after="60" w:line="300" w:lineRule="auto"/>
+      </w:pPr>
+      <w:r>
+        <w:rPr>
+          <w:rFonts w:ascii="Microsoft YaHei" w:hAnsi="Microsoft YaHei" w:eastAsia="Microsoft YaHei" w:cs="Microsoft YaHei"/>
+          <w:sz w:val="22"/>
+          <w:szCs w:val="22"/>
+        </w:rPr>
+        <w:t>等待中：已入队待处理</w:t>
+      </w:r>
+    </w:p>
+    <w:p>
+      <w:pPr>
+        <w:pStyle w:val="16"/>
+        <w:numPr>
+          <w:ilvl w:val="0"/>
+          <w:numId w:val="1"/>
+        </w:numPr>
+        <w:spacing w:after="60" w:line="300" w:lineRule="auto"/>
+      </w:pPr>
+      <w:r>
+        <w:rPr>
+          <w:rFonts w:ascii="Microsoft YaHei" w:hAnsi="Microsoft YaHei" w:eastAsia="Microsoft YaHei" w:cs="Microsoft YaHei"/>
+          <w:sz w:val="22"/>
+          <w:szCs w:val="22"/>
+        </w:rPr>
+        <w:t>失败：入库过程出错，可尝试重新嵌入</w:t>
+      </w:r>
+    </w:p>
+    <w:p>
+      <w:pPr>
+        <w:pStyle w:val="16"/>
+        <w:numPr>
+          <w:ilvl w:val="0"/>
+          <w:numId w:val="1"/>
+        </w:numPr>
+        <w:spacing w:after="60" w:line="300" w:lineRule="auto"/>
+      </w:pPr>
+      <w:r>
+        <w:rPr>
+          <w:rFonts w:ascii="Microsoft YaHei" w:hAnsi="Microsoft YaHei" w:eastAsia="Microsoft YaHei" w:cs="Microsoft YaHei"/>
+          <w:sz w:val="22"/>
+          <w:szCs w:val="22"/>
+        </w:rPr>
+        <w:t>禁用：暂停使用</w:t>
       </w:r>
     </w:p>
     <w:p>
@@ -1454,7 +1262,7 @@
           <wp:inline distT="0" distB="0" distL="0" distR="0">
             <wp:extent cx="5334000" cy="3000375"/>
             <wp:effectExtent l="0" t="0" r="0" b="0"/>
-            <wp:docPr id="4" name="图片 4"/>
+            <wp:docPr id="3" name="图片 3"/>
             <wp:cNvGraphicFramePr>
               <a:graphicFrameLocks xmlns:a="http://schemas.openxmlformats.org/drawingml/2006/main" noChangeAspect="1"/>
             </wp:cNvGraphicFramePr>
@@ -1462,13 +1270,13 @@
               <a:graphicData uri="http://schemas.openxmlformats.org/drawingml/2006/picture">
                 <pic:pic xmlns:pic="http://schemas.openxmlformats.org/drawingml/2006/picture">
                   <pic:nvPicPr>
-                    <pic:cNvPr id="4" name="图片 4"/>
+                    <pic:cNvPr id="3" name="图片 3"/>
                     <pic:cNvPicPr>
                       <a:picLocks noChangeAspect="1" noChangeArrowheads="1"/>
                     </pic:cNvPicPr>
                   </pic:nvPicPr>
                   <pic:blipFill>
-                    <a:blip r:embed="rId7"/>
+                    <a:blip r:embed="rId8"/>
                     <a:srcRect/>
                     <a:stretch>
                       <a:fillRect/>
@@ -1504,7 +1312,7 @@
           <w:sz w:val="18"/>
           <w:szCs w:val="18"/>
         </w:rPr>
-        <w:t>图 4  法律助手问答页</w:t>
+        <w:t>图 3  文档库管理页</w:t>
       </w:r>
     </w:p>
     <w:p>
@@ -1520,79 +1328,97 @@
           <w:sz w:val="23"/>
           <w:szCs w:val="23"/>
         </w:rPr>
-        <w:t>操作步骤</w:t>
-      </w:r>
-    </w:p>
-    <w:p>
-      <w:pPr>
-        <w:pStyle w:val="16"/>
-        <w:numPr>
-          <w:ilvl w:val="0"/>
-          <w:numId w:val="1"/>
-        </w:numPr>
-        <w:spacing w:after="60" w:line="300" w:lineRule="auto"/>
-      </w:pPr>
-      <w:r>
-        <w:rPr>
-          <w:rFonts w:ascii="Microsoft YaHei" w:hAnsi="Microsoft YaHei" w:eastAsia="Microsoft YaHei" w:cs="Microsoft YaHei"/>
-          <w:sz w:val="22"/>
-          <w:szCs w:val="22"/>
-        </w:rPr>
-        <w:t>点击示例问题按钮，或直接在输入框输入法律问题，如「合同违约责任的承担方式有哪些？」</w:t>
-      </w:r>
-    </w:p>
-    <w:p>
-      <w:pPr>
-        <w:pStyle w:val="16"/>
-        <w:numPr>
-          <w:ilvl w:val="0"/>
-          <w:numId w:val="1"/>
-        </w:numPr>
-        <w:spacing w:after="60" w:line="300" w:lineRule="auto"/>
-      </w:pPr>
-      <w:r>
-        <w:rPr>
-          <w:rFonts w:ascii="Microsoft YaHei" w:hAnsi="Microsoft YaHei" w:eastAsia="Microsoft YaHei" w:cs="Microsoft YaHei"/>
-          <w:sz w:val="22"/>
-          <w:szCs w:val="22"/>
-        </w:rPr>
-        <w:t>按 Enter 或点击发送按钮，系统将以流式方式返回答案</w:t>
-      </w:r>
-    </w:p>
-    <w:p>
-      <w:pPr>
-        <w:pStyle w:val="16"/>
-        <w:numPr>
-          <w:ilvl w:val="0"/>
-          <w:numId w:val="1"/>
-        </w:numPr>
-        <w:spacing w:after="60" w:line="300" w:lineRule="auto"/>
-      </w:pPr>
-      <w:r>
-        <w:rPr>
-          <w:rFonts w:ascii="Microsoft YaHei" w:hAnsi="Microsoft YaHei" w:eastAsia="Microsoft YaHei" w:cs="Microsoft YaHei"/>
-          <w:sz w:val="22"/>
-          <w:szCs w:val="22"/>
-        </w:rPr>
-        <w:t>答案基于知识库检索相关法条生成，并标注引用来源</w:t>
-      </w:r>
-    </w:p>
-    <w:p>
-      <w:pPr>
-        <w:pStyle w:val="16"/>
-        <w:numPr>
-          <w:ilvl w:val="0"/>
-          <w:numId w:val="1"/>
-        </w:numPr>
-        <w:spacing w:after="60" w:line="300" w:lineRule="auto"/>
-      </w:pPr>
-      <w:r>
-        <w:rPr>
-          <w:rFonts w:ascii="Microsoft YaHei" w:hAnsi="Microsoft YaHei" w:eastAsia="Microsoft YaHei" w:cs="Microsoft YaHei"/>
-          <w:sz w:val="22"/>
-          <w:szCs w:val="22"/>
-        </w:rPr>
-        <w:t>点击「新会话」可开始新一轮独立对话，历史会话保留在左侧列表</w:t>
+        <w:t>上传文档操作</w:t>
+      </w:r>
+    </w:p>
+    <w:p>
+      <w:pPr>
+        <w:pStyle w:val="16"/>
+        <w:numPr>
+          <w:ilvl w:val="0"/>
+          <w:numId w:val="1"/>
+        </w:numPr>
+        <w:spacing w:after="60" w:line="300" w:lineRule="auto"/>
+      </w:pPr>
+      <w:r>
+        <w:rPr>
+          <w:rFonts w:ascii="Microsoft YaHei" w:hAnsi="Microsoft YaHei" w:eastAsia="Microsoft YaHei" w:cs="Microsoft YaHei"/>
+          <w:sz w:val="22"/>
+          <w:szCs w:val="22"/>
+        </w:rPr>
+        <w:t>点击「上传文档」按钮，弹出上传窗口</w:t>
+      </w:r>
+    </w:p>
+    <w:p>
+      <w:pPr>
+        <w:pStyle w:val="16"/>
+        <w:numPr>
+          <w:ilvl w:val="0"/>
+          <w:numId w:val="1"/>
+        </w:numPr>
+        <w:spacing w:after="60" w:line="300" w:lineRule="auto"/>
+      </w:pPr>
+      <w:r>
+        <w:rPr>
+          <w:rFonts w:ascii="Microsoft YaHei" w:hAnsi="Microsoft YaHei" w:eastAsia="Microsoft YaHei" w:cs="Microsoft YaHei"/>
+          <w:sz w:val="22"/>
+          <w:szCs w:val="22"/>
+        </w:rPr>
+        <w:t>在顶部下拉框选择目标数据集</w:t>
+      </w:r>
+    </w:p>
+    <w:p>
+      <w:pPr>
+        <w:pStyle w:val="16"/>
+        <w:numPr>
+          <w:ilvl w:val="0"/>
+          <w:numId w:val="1"/>
+        </w:numPr>
+        <w:spacing w:after="60" w:line="300" w:lineRule="auto"/>
+      </w:pPr>
+      <w:r>
+        <w:rPr>
+          <w:rFonts w:ascii="Microsoft YaHei" w:hAnsi="Microsoft YaHei" w:eastAsia="Microsoft YaHei" w:cs="Microsoft YaHei"/>
+          <w:sz w:val="22"/>
+          <w:szCs w:val="22"/>
+        </w:rPr>
+        <w:t>将文件拖拽至虚线区域，或点击区域选择文件（支持批量多选）</w:t>
+      </w:r>
+    </w:p>
+    <w:p>
+      <w:pPr>
+        <w:pStyle w:val="16"/>
+        <w:numPr>
+          <w:ilvl w:val="0"/>
+          <w:numId w:val="1"/>
+        </w:numPr>
+        <w:spacing w:after="60" w:line="300" w:lineRule="auto"/>
+      </w:pPr>
+      <w:r>
+        <w:rPr>
+          <w:rFonts w:ascii="Microsoft YaHei" w:hAnsi="Microsoft YaHei" w:eastAsia="Microsoft YaHei" w:cs="Microsoft YaHei"/>
+          <w:sz w:val="22"/>
+          <w:szCs w:val="22"/>
+        </w:rPr>
+        <w:t>确认文件列表无误后，点击「开始上传」</w:t>
+      </w:r>
+    </w:p>
+    <w:p>
+      <w:pPr>
+        <w:pStyle w:val="16"/>
+        <w:numPr>
+          <w:ilvl w:val="0"/>
+          <w:numId w:val="1"/>
+        </w:numPr>
+        <w:spacing w:after="60" w:line="300" w:lineRule="auto"/>
+      </w:pPr>
+      <w:r>
+        <w:rPr>
+          <w:rFonts w:ascii="Microsoft YaHei" w:hAnsi="Microsoft YaHei" w:eastAsia="Microsoft YaHei" w:cs="Microsoft YaHei"/>
+          <w:sz w:val="22"/>
+          <w:szCs w:val="22"/>
+        </w:rPr>
+        <w:t>上传完成后，后台将自动执行解析、切分、向量化入库</w:t>
       </w:r>
     </w:p>
     <w:tbl>
@@ -1629,6 +1455,12 @@
             <w:insideH w:val="none" w:color="FFFFFF" w:sz="0" w:space="0"/>
             <w:insideV w:val="none" w:color="FFFFFF" w:sz="0" w:space="0"/>
           </w:tblBorders>
+          <w:tblCellMar>
+            <w:top w:w="0" w:type="dxa"/>
+            <w:left w:w="10" w:type="dxa"/>
+            <w:bottom w:w="0" w:type="dxa"/>
+            <w:right w:w="10" w:type="dxa"/>
+          </w:tblCellMar>
         </w:tblPrEx>
         <w:tc>
           <w:tcPr>
@@ -1647,7 +1479,7 @@
                 <w:sz w:val="21"/>
                 <w:szCs w:val="21"/>
               </w:rPr>
-              <w:t>免责声明：页面底部提示「以上内容仅供参考，不构成法律意见。具体问题请咨询专业律师。」</w:t>
+              <w:t>限制：仅支持 .txt / .md 格式，单文件不超过 50 MB。新上传文档需等待状态变为「就绪」后方可被检索问答。</w:t>
             </w:r>
           </w:p>
         </w:tc>
@@ -1666,7 +1498,7 @@
           <w:sz w:val="32"/>
           <w:szCs w:val="32"/>
         </w:rPr>
-        <w:t>六、智能体（Agents）</w:t>
+        <w:t>五、法律助手</w:t>
       </w:r>
     </w:p>
     <w:p>
@@ -1689,20 +1521,20 @@
           <w:sz w:val="22"/>
           <w:szCs w:val="22"/>
         </w:rPr>
-        <w:t>侧边栏「智能体」或地址 /agents</w:t>
-      </w:r>
-    </w:p>
-    <w:p>
-      <w:pPr>
-        <w:spacing w:after="80" w:line="320" w:lineRule="auto"/>
-      </w:pPr>
-      <w:r>
-        <w:rPr>
-          <w:rFonts w:ascii="Microsoft YaHei" w:hAnsi="Microsoft YaHei" w:eastAsia="Microsoft YaHei" w:cs="Microsoft YaHei"/>
-          <w:sz w:val="22"/>
-          <w:szCs w:val="22"/>
-        </w:rPr>
-        <w:t>智能体（Agent）是 LLM 自主编排的执行单元。每个 Agent 绑定一个模型与若干数据集，负责在问答中自主决策调用工具与 Skill。</w:t>
+        <w:t>侧边栏「法律助手」或地址 http://www.ke-confident.cn/chat（登录后默认页）</w:t>
+      </w:r>
+    </w:p>
+    <w:p>
+      <w:pPr>
+        <w:spacing w:after="80" w:line="320" w:lineRule="auto"/>
+      </w:pPr>
+      <w:r>
+        <w:rPr>
+          <w:rFonts w:ascii="Microsoft YaHei" w:hAnsi="Microsoft YaHei" w:eastAsia="Microsoft YaHei" w:cs="Microsoft YaHei"/>
+          <w:sz w:val="22"/>
+          <w:szCs w:val="22"/>
+        </w:rPr>
+        <w:t>法律助手是系统的核心问答界面，基于已入库的法律法规文档，通过智能检索与 Agent 编排回答用户的法律问题。</w:t>
       </w:r>
     </w:p>
     <w:p>
@@ -1718,214 +1550,61 @@
           <w:sz w:val="23"/>
           <w:szCs w:val="23"/>
         </w:rPr>
-        <w:t>工具栏</w:t>
-      </w:r>
-    </w:p>
-    <w:p>
-      <w:pPr>
-        <w:pStyle w:val="16"/>
-        <w:numPr>
-          <w:ilvl w:val="0"/>
-          <w:numId w:val="1"/>
-        </w:numPr>
-        <w:spacing w:after="60" w:line="300" w:lineRule="auto"/>
-      </w:pPr>
-      <w:r>
-        <w:rPr>
-          <w:rFonts w:ascii="Microsoft YaHei" w:hAnsi="Microsoft YaHei" w:eastAsia="Microsoft YaHei" w:cs="Microsoft YaHei"/>
-          <w:sz w:val="22"/>
-          <w:szCs w:val="22"/>
-        </w:rPr>
-        <w:t>新建 Agent：创建新的智能体</w:t>
-      </w:r>
-    </w:p>
-    <w:p>
-      <w:pPr>
-        <w:pStyle w:val="16"/>
-        <w:numPr>
-          <w:ilvl w:val="0"/>
-          <w:numId w:val="1"/>
-        </w:numPr>
-        <w:spacing w:after="60" w:line="300" w:lineRule="auto"/>
-      </w:pPr>
-      <w:r>
-        <w:rPr>
-          <w:rFonts w:ascii="Microsoft YaHei" w:hAnsi="Microsoft YaHei" w:eastAsia="Microsoft YaHei" w:cs="Microsoft YaHei"/>
-          <w:sz w:val="22"/>
-          <w:szCs w:val="22"/>
-        </w:rPr>
-        <w:t>刷新：重新加载列表</w:t>
-      </w:r>
-    </w:p>
-    <w:p>
-      <w:pPr>
-        <w:pStyle w:val="16"/>
-        <w:numPr>
-          <w:ilvl w:val="0"/>
-          <w:numId w:val="1"/>
-        </w:numPr>
-        <w:spacing w:after="60" w:line="300" w:lineRule="auto"/>
-      </w:pPr>
-      <w:r>
-        <w:rPr>
-          <w:rFonts w:ascii="Microsoft YaHei" w:hAnsi="Microsoft YaHei" w:eastAsia="Microsoft YaHei" w:cs="Microsoft YaHei"/>
-          <w:sz w:val="22"/>
-          <w:szCs w:val="22"/>
-        </w:rPr>
-        <w:t>搜索：按标识或显示名过滤</w:t>
-      </w:r>
-    </w:p>
-    <w:p>
-      <w:pPr>
-        <w:pStyle w:val="4"/>
-        <w:spacing w:before="180" w:after="80"/>
-      </w:pPr>
-      <w:r>
-        <w:rPr>
-          <w:rFonts w:ascii="Microsoft YaHei" w:hAnsi="Microsoft YaHei" w:eastAsia="Microsoft YaHei" w:cs="Microsoft YaHei"/>
-          <w:b/>
-          <w:bCs/>
-          <w:sz w:val="23"/>
-          <w:szCs w:val="23"/>
-        </w:rPr>
-        <w:t>列表字段</w:t>
-      </w:r>
-    </w:p>
-    <w:p>
-      <w:pPr>
-        <w:spacing w:after="80" w:line="320" w:lineRule="auto"/>
-      </w:pPr>
-      <w:r>
-        <w:rPr>
-          <w:rFonts w:ascii="Microsoft YaHei" w:hAnsi="Microsoft YaHei" w:eastAsia="Microsoft YaHei" w:cs="Microsoft YaHei"/>
-          <w:sz w:val="22"/>
-          <w:szCs w:val="22"/>
-        </w:rPr>
-        <w:t>标识、显示名、描述、绑定模型、数据集、启用状态、操作（编辑 / 删除）。</w:t>
-      </w:r>
-    </w:p>
-    <w:p>
-      <w:pPr>
-        <w:pStyle w:val="4"/>
-        <w:spacing w:before="180" w:after="80"/>
-      </w:pPr>
-      <w:r>
-        <w:rPr>
-          <w:rFonts w:ascii="Microsoft YaHei" w:hAnsi="Microsoft YaHei" w:eastAsia="Microsoft YaHei" w:cs="Microsoft YaHei"/>
-          <w:b/>
-          <w:bCs/>
-          <w:sz w:val="23"/>
-          <w:szCs w:val="23"/>
-        </w:rPr>
-        <w:t>新建 / 编辑表单</w:t>
-      </w:r>
-    </w:p>
-    <w:p>
-      <w:pPr>
-        <w:pStyle w:val="16"/>
-        <w:numPr>
-          <w:ilvl w:val="0"/>
-          <w:numId w:val="1"/>
-        </w:numPr>
-        <w:spacing w:after="60" w:line="300" w:lineRule="auto"/>
-      </w:pPr>
-      <w:r>
-        <w:rPr>
-          <w:rFonts w:ascii="Microsoft YaHei" w:hAnsi="Microsoft YaHei" w:eastAsia="Microsoft YaHei" w:cs="Microsoft YaHei"/>
-          <w:sz w:val="22"/>
-          <w:szCs w:val="22"/>
-        </w:rPr>
-        <w:t>标识：唯一机器名，如 general_legal（创建后不可改）</w:t>
-      </w:r>
-    </w:p>
-    <w:p>
-      <w:pPr>
-        <w:pStyle w:val="16"/>
-        <w:numPr>
-          <w:ilvl w:val="0"/>
-          <w:numId w:val="1"/>
-        </w:numPr>
-        <w:spacing w:after="60" w:line="300" w:lineRule="auto"/>
-      </w:pPr>
-      <w:r>
-        <w:rPr>
-          <w:rFonts w:ascii="Microsoft YaHei" w:hAnsi="Microsoft YaHei" w:eastAsia="Microsoft YaHei" w:cs="Microsoft YaHei"/>
-          <w:sz w:val="22"/>
-          <w:szCs w:val="22"/>
-        </w:rPr>
-        <w:t>显示名：界面展示名称，如「通用法律助手」</w:t>
-      </w:r>
-    </w:p>
-    <w:p>
-      <w:pPr>
-        <w:pStyle w:val="16"/>
-        <w:numPr>
-          <w:ilvl w:val="0"/>
-          <w:numId w:val="1"/>
-        </w:numPr>
-        <w:spacing w:after="60" w:line="300" w:lineRule="auto"/>
-      </w:pPr>
-      <w:r>
-        <w:rPr>
-          <w:rFonts w:ascii="Microsoft YaHei" w:hAnsi="Microsoft YaHei" w:eastAsia="Microsoft YaHei" w:cs="Microsoft YaHei"/>
-          <w:sz w:val="22"/>
-          <w:szCs w:val="22"/>
-        </w:rPr>
-        <w:t>描述：该智能体的专长领域与适用场景</w:t>
-      </w:r>
-    </w:p>
-    <w:p>
-      <w:pPr>
-        <w:pStyle w:val="16"/>
-        <w:numPr>
-          <w:ilvl w:val="0"/>
-          <w:numId w:val="1"/>
-        </w:numPr>
-        <w:spacing w:after="60" w:line="300" w:lineRule="auto"/>
-      </w:pPr>
-      <w:r>
-        <w:rPr>
-          <w:rFonts w:ascii="Microsoft YaHei" w:hAnsi="Microsoft YaHei" w:eastAsia="Microsoft YaHei" w:cs="Microsoft YaHei"/>
-          <w:sz w:val="22"/>
-          <w:szCs w:val="22"/>
-        </w:rPr>
-        <w:t>数据集：多选，指定该 Agent 可访问的知识范围</w:t>
-      </w:r>
-    </w:p>
-    <w:p>
-      <w:pPr>
-        <w:pStyle w:val="16"/>
-        <w:numPr>
-          <w:ilvl w:val="0"/>
-          <w:numId w:val="1"/>
-        </w:numPr>
-        <w:spacing w:after="60" w:line="300" w:lineRule="auto"/>
-      </w:pPr>
-      <w:r>
-        <w:rPr>
-          <w:rFonts w:ascii="Microsoft YaHei" w:hAnsi="Microsoft YaHei" w:eastAsia="Microsoft YaHei" w:cs="Microsoft YaHei"/>
-          <w:sz w:val="22"/>
-          <w:szCs w:val="22"/>
-        </w:rPr>
-        <w:t>模型：必选，选择该 Agent 使用的 LLM</w:t>
-      </w:r>
-    </w:p>
-    <w:p>
-      <w:pPr>
-        <w:pStyle w:val="16"/>
-        <w:numPr>
-          <w:ilvl w:val="0"/>
-          <w:numId w:val="1"/>
-        </w:numPr>
-        <w:spacing w:after="60" w:line="300" w:lineRule="auto"/>
-      </w:pPr>
-      <w:r>
-        <w:rPr>
-          <w:rFonts w:ascii="Microsoft YaHei" w:hAnsi="Microsoft YaHei" w:eastAsia="Microsoft YaHei" w:cs="Microsoft YaHei"/>
-          <w:sz w:val="22"/>
-          <w:szCs w:val="22"/>
-        </w:rPr>
-        <w:t>启用：开关控制是否生效</w:t>
+        <w:t>页面布局</w:t>
+      </w:r>
+    </w:p>
+    <w:p>
+      <w:pPr>
+        <w:pStyle w:val="16"/>
+        <w:numPr>
+          <w:ilvl w:val="0"/>
+          <w:numId w:val="1"/>
+        </w:numPr>
+        <w:spacing w:after="60" w:line="300" w:lineRule="auto"/>
+      </w:pPr>
+      <w:r>
+        <w:rPr>
+          <w:rFonts w:ascii="Microsoft YaHei" w:hAnsi="Microsoft YaHei" w:eastAsia="Microsoft YaHei" w:cs="Microsoft YaHei"/>
+          <w:sz w:val="22"/>
+          <w:szCs w:val="22"/>
+        </w:rPr>
+        <w:t>左侧栏：「新会话」按钮与历史会话列表，可切换或新建会话</w:t>
+      </w:r>
+    </w:p>
+    <w:p>
+      <w:pPr>
+        <w:pStyle w:val="16"/>
+        <w:numPr>
+          <w:ilvl w:val="0"/>
+          <w:numId w:val="1"/>
+        </w:numPr>
+        <w:spacing w:after="60" w:line="300" w:lineRule="auto"/>
+      </w:pPr>
+      <w:r>
+        <w:rPr>
+          <w:rFonts w:ascii="Microsoft YaHei" w:hAnsi="Microsoft YaHei" w:eastAsia="Microsoft YaHei" w:cs="Microsoft YaHei"/>
+          <w:sz w:val="22"/>
+          <w:szCs w:val="22"/>
+        </w:rPr>
+        <w:t>中间区：欢迎面板，提供 4 个示例问题快捷按钮</w:t>
+      </w:r>
+    </w:p>
+    <w:p>
+      <w:pPr>
+        <w:pStyle w:val="16"/>
+        <w:numPr>
+          <w:ilvl w:val="0"/>
+          <w:numId w:val="1"/>
+        </w:numPr>
+        <w:spacing w:after="60" w:line="300" w:lineRule="auto"/>
+      </w:pPr>
+      <w:r>
+        <w:rPr>
+          <w:rFonts w:ascii="Microsoft YaHei" w:hAnsi="Microsoft YaHei" w:eastAsia="Microsoft YaHei" w:cs="Microsoft YaHei"/>
+          <w:sz w:val="22"/>
+          <w:szCs w:val="22"/>
+        </w:rPr>
+        <w:t>底部：输入框（Enter 发送，Shift+Enter 换行）与发送按钮</w:t>
       </w:r>
     </w:p>
     <w:p>
@@ -1938,7 +1617,7 @@
           <wp:inline distT="0" distB="0" distL="0" distR="0">
             <wp:extent cx="5334000" cy="3000375"/>
             <wp:effectExtent l="0" t="0" r="0" b="0"/>
-            <wp:docPr id="5" name="图片 5"/>
+            <wp:docPr id="4" name="图片 4"/>
             <wp:cNvGraphicFramePr>
               <a:graphicFrameLocks xmlns:a="http://schemas.openxmlformats.org/drawingml/2006/main" noChangeAspect="1"/>
             </wp:cNvGraphicFramePr>
@@ -1946,257 +1625,7 @@
               <a:graphicData uri="http://schemas.openxmlformats.org/drawingml/2006/picture">
                 <pic:pic xmlns:pic="http://schemas.openxmlformats.org/drawingml/2006/picture">
                   <pic:nvPicPr>
-                    <pic:cNvPr id="5" name="图片 5"/>
-                    <pic:cNvPicPr>
-                      <a:picLocks noChangeAspect="1" noChangeArrowheads="1"/>
-                    </pic:cNvPicPr>
-                  </pic:nvPicPr>
-                  <pic:blipFill>
-                    <a:blip r:embed="rId8"/>
-                    <a:srcRect/>
-                    <a:stretch>
-                      <a:fillRect/>
-                    </a:stretch>
-                  </pic:blipFill>
-                  <pic:spPr>
-                    <a:xfrm>
-                      <a:off x="0" y="0"/>
-                      <a:ext cx="5334000" cy="3000375"/>
-                    </a:xfrm>
-                    <a:prstGeom prst="rect">
-                      <a:avLst/>
-                    </a:prstGeom>
-                  </pic:spPr>
-                </pic:pic>
-              </a:graphicData>
-            </a:graphic>
-          </wp:inline>
-        </w:drawing>
-      </w:r>
-    </w:p>
-    <w:p>
-      <w:pPr>
-        <w:spacing w:after="160"/>
-        <w:jc w:val="center"/>
-      </w:pPr>
-      <w:r>
-        <w:rPr>
-          <w:rFonts w:ascii="Microsoft YaHei" w:hAnsi="Microsoft YaHei" w:eastAsia="Microsoft YaHei" w:cs="Microsoft YaHei"/>
-          <w:i/>
-          <w:iCs/>
-          <w:color w:val="888888"/>
-          <w:sz w:val="18"/>
-          <w:szCs w:val="18"/>
-        </w:rPr>
-        <w:t>图 5  智能体管理页</w:t>
-      </w:r>
-    </w:p>
-    <w:p>
-      <w:pPr>
-        <w:pStyle w:val="2"/>
-        <w:spacing w:before="360" w:after="160"/>
-      </w:pPr>
-      <w:r>
-        <w:rPr>
-          <w:rFonts w:ascii="Microsoft YaHei" w:hAnsi="Microsoft YaHei" w:eastAsia="Microsoft YaHei" w:cs="Microsoft YaHei"/>
-          <w:b/>
-          <w:bCs/>
-          <w:sz w:val="32"/>
-          <w:szCs w:val="32"/>
-        </w:rPr>
-        <w:t>七、模型（Models）</w:t>
-      </w:r>
-    </w:p>
-    <w:p>
-      <w:pPr>
-        <w:spacing w:after="80" w:line="320" w:lineRule="auto"/>
-      </w:pPr>
-      <w:r>
-        <w:rPr>
-          <w:rFonts w:ascii="Microsoft YaHei" w:hAnsi="Microsoft YaHei" w:eastAsia="Microsoft YaHei" w:cs="Microsoft YaHei"/>
-          <w:b/>
-          <w:bCs/>
-          <w:sz w:val="22"/>
-          <w:szCs w:val="22"/>
-        </w:rPr>
-        <w:t>路径：</w:t>
-      </w:r>
-      <w:r>
-        <w:rPr>
-          <w:rFonts w:ascii="Microsoft YaHei" w:hAnsi="Microsoft YaHei" w:eastAsia="Microsoft YaHei" w:cs="Microsoft YaHei"/>
-          <w:sz w:val="22"/>
-          <w:szCs w:val="22"/>
-        </w:rPr>
-        <w:t>侧边栏「模型」或地址 /models</w:t>
-      </w:r>
-    </w:p>
-    <w:p>
-      <w:pPr>
-        <w:spacing w:after="80" w:line="320" w:lineRule="auto"/>
-      </w:pPr>
-      <w:r>
-        <w:rPr>
-          <w:rFonts w:ascii="Microsoft YaHei" w:hAnsi="Microsoft YaHei" w:eastAsia="Microsoft YaHei" w:cs="Microsoft YaHei"/>
-          <w:sz w:val="22"/>
-          <w:szCs w:val="22"/>
-        </w:rPr>
-        <w:t>模型页管理 LLM 推理服务配置。系统通过 OpenAI 兼容接口对接模型服务（默认阿里通义千问），可在此新增或调整可用模型。</w:t>
-      </w:r>
-    </w:p>
-    <w:p>
-      <w:pPr>
-        <w:pStyle w:val="4"/>
-        <w:spacing w:before="180" w:after="80"/>
-      </w:pPr>
-      <w:r>
-        <w:rPr>
-          <w:rFonts w:ascii="Microsoft YaHei" w:hAnsi="Microsoft YaHei" w:eastAsia="Microsoft YaHei" w:cs="Microsoft YaHei"/>
-          <w:b/>
-          <w:bCs/>
-          <w:sz w:val="23"/>
-          <w:szCs w:val="23"/>
-        </w:rPr>
-        <w:t>列表字段</w:t>
-      </w:r>
-    </w:p>
-    <w:p>
-      <w:pPr>
-        <w:spacing w:after="80" w:line="320" w:lineRule="auto"/>
-      </w:pPr>
-      <w:r>
-        <w:rPr>
-          <w:rFonts w:ascii="Microsoft YaHei" w:hAnsi="Microsoft YaHei" w:eastAsia="Microsoft YaHei" w:cs="Microsoft YaHei"/>
-          <w:sz w:val="22"/>
-          <w:szCs w:val="22"/>
-        </w:rPr>
-        <w:t>标识、显示名、API URL、Temperature、MaxTokens、启用状态、操作（编辑 / 删除）。</w:t>
-      </w:r>
-    </w:p>
-    <w:p>
-      <w:pPr>
-        <w:pStyle w:val="4"/>
-        <w:spacing w:before="180" w:after="80"/>
-      </w:pPr>
-      <w:r>
-        <w:rPr>
-          <w:rFonts w:ascii="Microsoft YaHei" w:hAnsi="Microsoft YaHei" w:eastAsia="Microsoft YaHei" w:cs="Microsoft YaHei"/>
-          <w:b/>
-          <w:bCs/>
-          <w:sz w:val="23"/>
-          <w:szCs w:val="23"/>
-        </w:rPr>
-        <w:t>新增 / 编辑表单</w:t>
-      </w:r>
-    </w:p>
-    <w:p>
-      <w:pPr>
-        <w:pStyle w:val="16"/>
-        <w:numPr>
-          <w:ilvl w:val="0"/>
-          <w:numId w:val="1"/>
-        </w:numPr>
-        <w:spacing w:after="60" w:line="300" w:lineRule="auto"/>
-      </w:pPr>
-      <w:r>
-        <w:rPr>
-          <w:rFonts w:ascii="Microsoft YaHei" w:hAnsi="Microsoft YaHei" w:eastAsia="Microsoft YaHei" w:cs="Microsoft YaHei"/>
-          <w:sz w:val="22"/>
-          <w:szCs w:val="22"/>
-        </w:rPr>
-        <w:t>标识：如 qwen-max（创建后不可改）</w:t>
-      </w:r>
-    </w:p>
-    <w:p>
-      <w:pPr>
-        <w:pStyle w:val="16"/>
-        <w:numPr>
-          <w:ilvl w:val="0"/>
-          <w:numId w:val="1"/>
-        </w:numPr>
-        <w:spacing w:after="60" w:line="300" w:lineRule="auto"/>
-      </w:pPr>
-      <w:r>
-        <w:rPr>
-          <w:rFonts w:ascii="Microsoft YaHei" w:hAnsi="Microsoft YaHei" w:eastAsia="Microsoft YaHei" w:cs="Microsoft YaHei"/>
-          <w:sz w:val="22"/>
-          <w:szCs w:val="22"/>
-        </w:rPr>
-        <w:t>显示名：如「通义千问-Max」</w:t>
-      </w:r>
-    </w:p>
-    <w:p>
-      <w:pPr>
-        <w:pStyle w:val="16"/>
-        <w:numPr>
-          <w:ilvl w:val="0"/>
-          <w:numId w:val="1"/>
-        </w:numPr>
-        <w:spacing w:after="60" w:line="300" w:lineRule="auto"/>
-      </w:pPr>
-      <w:r>
-        <w:rPr>
-          <w:rFonts w:ascii="Microsoft YaHei" w:hAnsi="Microsoft YaHei" w:eastAsia="Microsoft YaHei" w:cs="Microsoft YaHei"/>
-          <w:sz w:val="22"/>
-          <w:szCs w:val="22"/>
-        </w:rPr>
-        <w:t>API URL：留空则使用全局配置</w:t>
-      </w:r>
-    </w:p>
-    <w:p>
-      <w:pPr>
-        <w:pStyle w:val="16"/>
-        <w:numPr>
-          <w:ilvl w:val="0"/>
-          <w:numId w:val="1"/>
-        </w:numPr>
-        <w:spacing w:after="60" w:line="300" w:lineRule="auto"/>
-      </w:pPr>
-      <w:r>
-        <w:rPr>
-          <w:rFonts w:ascii="Microsoft YaHei" w:hAnsi="Microsoft YaHei" w:eastAsia="Microsoft YaHei" w:cs="Microsoft YaHei"/>
-          <w:sz w:val="22"/>
-          <w:szCs w:val="22"/>
-        </w:rPr>
-        <w:t>推理参数：Temperature（0–2）、MaxTokens</w:t>
-      </w:r>
-    </w:p>
-    <w:p>
-      <w:pPr>
-        <w:pStyle w:val="16"/>
-        <w:numPr>
-          <w:ilvl w:val="0"/>
-          <w:numId w:val="1"/>
-        </w:numPr>
-        <w:spacing w:after="60" w:line="300" w:lineRule="auto"/>
-      </w:pPr>
-      <w:r>
-        <w:rPr>
-          <w:rFonts w:ascii="Microsoft YaHei" w:hAnsi="Microsoft YaHei" w:eastAsia="Microsoft YaHei" w:cs="Microsoft YaHei"/>
-          <w:sz w:val="22"/>
-          <w:szCs w:val="22"/>
-        </w:rPr>
-        <w:t>启用：开关控制是否可选</w:t>
-      </w:r>
-    </w:p>
-    <w:p>
-      <w:pPr>
-        <w:spacing w:before="120" w:after="40"/>
-        <w:jc w:val="center"/>
-      </w:pPr>
-      <w:r>
-        <w:drawing>
-          <wp:inline distT="0" distB="0" distL="0" distR="0">
-            <wp:extent cx="5334000" cy="3000375"/>
-            <wp:effectExtent l="0" t="0" r="0" b="0"/>
-            <wp:docPr id="6" name="图片 6"/>
-            <wp:cNvGraphicFramePr>
-              <a:graphicFrameLocks xmlns:a="http://schemas.openxmlformats.org/drawingml/2006/main" noChangeAspect="1"/>
-            </wp:cNvGraphicFramePr>
-            <a:graphic xmlns:a="http://schemas.openxmlformats.org/drawingml/2006/main">
-              <a:graphicData uri="http://schemas.openxmlformats.org/drawingml/2006/picture">
-                <pic:pic xmlns:pic="http://schemas.openxmlformats.org/drawingml/2006/picture">
-                  <pic:nvPicPr>
-                    <pic:cNvPr id="6" name="图片 6"/>
+                    <pic:cNvPr id="4" name="图片 4"/>
                     <pic:cNvPicPr>
                       <a:picLocks noChangeAspect="1" noChangeArrowheads="1"/>
                     </pic:cNvPicPr>
@@ -2238,7 +1667,95 @@
           <w:sz w:val="18"/>
           <w:szCs w:val="18"/>
         </w:rPr>
-        <w:t>图 6  模型管理页</w:t>
+        <w:t>图 4  法律助手问答页</w:t>
+      </w:r>
+    </w:p>
+    <w:p>
+      <w:pPr>
+        <w:pStyle w:val="4"/>
+        <w:spacing w:before="180" w:after="80"/>
+      </w:pPr>
+      <w:r>
+        <w:rPr>
+          <w:rFonts w:ascii="Microsoft YaHei" w:hAnsi="Microsoft YaHei" w:eastAsia="Microsoft YaHei" w:cs="Microsoft YaHei"/>
+          <w:b/>
+          <w:bCs/>
+          <w:sz w:val="23"/>
+          <w:szCs w:val="23"/>
+        </w:rPr>
+        <w:t>操作步骤</w:t>
+      </w:r>
+    </w:p>
+    <w:p>
+      <w:pPr>
+        <w:pStyle w:val="16"/>
+        <w:numPr>
+          <w:ilvl w:val="0"/>
+          <w:numId w:val="1"/>
+        </w:numPr>
+        <w:spacing w:after="60" w:line="300" w:lineRule="auto"/>
+      </w:pPr>
+      <w:r>
+        <w:rPr>
+          <w:rFonts w:ascii="Microsoft YaHei" w:hAnsi="Microsoft YaHei" w:eastAsia="Microsoft YaHei" w:cs="Microsoft YaHei"/>
+          <w:sz w:val="22"/>
+          <w:szCs w:val="22"/>
+        </w:rPr>
+        <w:t>点击示例问题按钮，或直接在输入框输入法律问题，如「合同违约责任的承担方式有哪些？」</w:t>
+      </w:r>
+    </w:p>
+    <w:p>
+      <w:pPr>
+        <w:pStyle w:val="16"/>
+        <w:numPr>
+          <w:ilvl w:val="0"/>
+          <w:numId w:val="1"/>
+        </w:numPr>
+        <w:spacing w:after="60" w:line="300" w:lineRule="auto"/>
+      </w:pPr>
+      <w:r>
+        <w:rPr>
+          <w:rFonts w:ascii="Microsoft YaHei" w:hAnsi="Microsoft YaHei" w:eastAsia="Microsoft YaHei" w:cs="Microsoft YaHei"/>
+          <w:sz w:val="22"/>
+          <w:szCs w:val="22"/>
+        </w:rPr>
+        <w:t>按 Enter 或点击发送按钮，系统将以流式方式返回答案</w:t>
+      </w:r>
+    </w:p>
+    <w:p>
+      <w:pPr>
+        <w:pStyle w:val="16"/>
+        <w:numPr>
+          <w:ilvl w:val="0"/>
+          <w:numId w:val="1"/>
+        </w:numPr>
+        <w:spacing w:after="60" w:line="300" w:lineRule="auto"/>
+      </w:pPr>
+      <w:r>
+        <w:rPr>
+          <w:rFonts w:ascii="Microsoft YaHei" w:hAnsi="Microsoft YaHei" w:eastAsia="Microsoft YaHei" w:cs="Microsoft YaHei"/>
+          <w:sz w:val="22"/>
+          <w:szCs w:val="22"/>
+        </w:rPr>
+        <w:t>答案基于知识库检索相关法条生成，并标注引用来源</w:t>
+      </w:r>
+    </w:p>
+    <w:p>
+      <w:pPr>
+        <w:pStyle w:val="16"/>
+        <w:numPr>
+          <w:ilvl w:val="0"/>
+          <w:numId w:val="1"/>
+        </w:numPr>
+        <w:spacing w:after="60" w:line="300" w:lineRule="auto"/>
+      </w:pPr>
+      <w:r>
+        <w:rPr>
+          <w:rFonts w:ascii="Microsoft YaHei" w:hAnsi="Microsoft YaHei" w:eastAsia="Microsoft YaHei" w:cs="Microsoft YaHei"/>
+          <w:sz w:val="22"/>
+          <w:szCs w:val="22"/>
+        </w:rPr>
+        <w:t>点击「新会话」可开始新一轮独立对话，历史会话保留在左侧列表</w:t>
       </w:r>
     </w:p>
     <w:tbl>
@@ -2275,6 +1792,12 @@
             <w:insideH w:val="none" w:color="FFFFFF" w:sz="0" w:space="0"/>
             <w:insideV w:val="none" w:color="FFFFFF" w:sz="0" w:space="0"/>
           </w:tblBorders>
+          <w:tblCellMar>
+            <w:top w:w="0" w:type="dxa"/>
+            <w:left w:w="10" w:type="dxa"/>
+            <w:bottom w:w="0" w:type="dxa"/>
+            <w:right w:w="10" w:type="dxa"/>
+          </w:tblCellMar>
         </w:tblPrEx>
         <w:tc>
           <w:tcPr>
@@ -2293,7 +1816,7 @@
                 <w:sz w:val="21"/>
                 <w:szCs w:val="21"/>
               </w:rPr>
-              <w:t>注意：删除模型前请确保没有智能体正在引用该模型，否则相关 Agent 将无法正常工作。</w:t>
+              <w:t>免责声明：页面底部提示「以上内容仅供参考，不构成法律意见。具体问题请咨询专业律师。」</w:t>
             </w:r>
           </w:p>
         </w:tc>
@@ -2312,7 +1835,7 @@
           <w:sz w:val="32"/>
           <w:szCs w:val="32"/>
         </w:rPr>
-        <w:t>八、Skills</w:t>
+        <w:t>六、智能体（Agents）</w:t>
       </w:r>
     </w:p>
     <w:p>
@@ -2335,20 +1858,20 @@
           <w:sz w:val="22"/>
           <w:szCs w:val="22"/>
         </w:rPr>
-        <w:t>侧边栏「Skills」或地址 /skills</w:t>
-      </w:r>
-    </w:p>
-    <w:p>
-      <w:pPr>
-        <w:spacing w:after="80" w:line="320" w:lineRule="auto"/>
-      </w:pPr>
-      <w:r>
-        <w:rPr>
-          <w:rFonts w:ascii="Microsoft YaHei" w:hAnsi="Microsoft YaHei" w:eastAsia="Microsoft YaHei" w:cs="Microsoft YaHei"/>
-          <w:sz w:val="22"/>
-          <w:szCs w:val="22"/>
-        </w:rPr>
-        <w:t>Skill 是 Agent 的高级任务单元，固化最佳实践流程。每个 Skill 声明可调用的工具与 System Prompt 指令，由主 Agent 根据问题自主调度。</w:t>
+        <w:t>侧边栏「智能体」或地址 http://www.ke-confident.cn/agents</w:t>
+      </w:r>
+    </w:p>
+    <w:p>
+      <w:pPr>
+        <w:spacing w:after="80" w:line="320" w:lineRule="auto"/>
+      </w:pPr>
+      <w:r>
+        <w:rPr>
+          <w:rFonts w:ascii="Microsoft YaHei" w:hAnsi="Microsoft YaHei" w:eastAsia="Microsoft YaHei" w:cs="Microsoft YaHei"/>
+          <w:sz w:val="22"/>
+          <w:szCs w:val="22"/>
+        </w:rPr>
+        <w:t>智能体（Agent）是 LLM 自主编排的执行单元。每个 Agent 绑定一个模型与若干数据集，负责在问答中自主决策调用工具与 Skill。</w:t>
       </w:r>
     </w:p>
     <w:p>
@@ -2364,20 +1887,61 @@
           <w:sz w:val="23"/>
           <w:szCs w:val="23"/>
         </w:rPr>
-        <w:t>列表字段</w:t>
-      </w:r>
-    </w:p>
-    <w:p>
-      <w:pPr>
-        <w:spacing w:after="80" w:line="320" w:lineRule="auto"/>
-      </w:pPr>
-      <w:r>
-        <w:rPr>
-          <w:rFonts w:ascii="Microsoft YaHei" w:hAnsi="Microsoft YaHei" w:eastAsia="Microsoft YaHei" w:cs="Microsoft YaHei"/>
-          <w:sz w:val="22"/>
-          <w:szCs w:val="22"/>
-        </w:rPr>
-        <w:t>标识、显示名、描述、可用工具、版本、启用状态、操作（编辑 / 删除）。点击行左侧可展开查看该 Skill 的 System Prompt 指令。</w:t>
+        <w:t>工具栏</w:t>
+      </w:r>
+    </w:p>
+    <w:p>
+      <w:pPr>
+        <w:pStyle w:val="16"/>
+        <w:numPr>
+          <w:ilvl w:val="0"/>
+          <w:numId w:val="1"/>
+        </w:numPr>
+        <w:spacing w:after="60" w:line="300" w:lineRule="auto"/>
+      </w:pPr>
+      <w:r>
+        <w:rPr>
+          <w:rFonts w:ascii="Microsoft YaHei" w:hAnsi="Microsoft YaHei" w:eastAsia="Microsoft YaHei" w:cs="Microsoft YaHei"/>
+          <w:sz w:val="22"/>
+          <w:szCs w:val="22"/>
+        </w:rPr>
+        <w:t>新建 Agent：创建新的智能体</w:t>
+      </w:r>
+    </w:p>
+    <w:p>
+      <w:pPr>
+        <w:pStyle w:val="16"/>
+        <w:numPr>
+          <w:ilvl w:val="0"/>
+          <w:numId w:val="1"/>
+        </w:numPr>
+        <w:spacing w:after="60" w:line="300" w:lineRule="auto"/>
+      </w:pPr>
+      <w:r>
+        <w:rPr>
+          <w:rFonts w:ascii="Microsoft YaHei" w:hAnsi="Microsoft YaHei" w:eastAsia="Microsoft YaHei" w:cs="Microsoft YaHei"/>
+          <w:sz w:val="22"/>
+          <w:szCs w:val="22"/>
+        </w:rPr>
+        <w:t>刷新：重新加载列表</w:t>
+      </w:r>
+    </w:p>
+    <w:p>
+      <w:pPr>
+        <w:pStyle w:val="16"/>
+        <w:numPr>
+          <w:ilvl w:val="0"/>
+          <w:numId w:val="1"/>
+        </w:numPr>
+        <w:spacing w:after="60" w:line="300" w:lineRule="auto"/>
+      </w:pPr>
+      <w:r>
+        <w:rPr>
+          <w:rFonts w:ascii="Microsoft YaHei" w:hAnsi="Microsoft YaHei" w:eastAsia="Microsoft YaHei" w:cs="Microsoft YaHei"/>
+          <w:sz w:val="22"/>
+          <w:szCs w:val="22"/>
+        </w:rPr>
+        <w:t>搜索：按标识或显示名过滤</w:t>
       </w:r>
     </w:p>
     <w:p>
@@ -2393,6 +1957,35 @@
           <w:sz w:val="23"/>
           <w:szCs w:val="23"/>
         </w:rPr>
+        <w:t>列表字段</w:t>
+      </w:r>
+    </w:p>
+    <w:p>
+      <w:pPr>
+        <w:spacing w:after="80" w:line="320" w:lineRule="auto"/>
+      </w:pPr>
+      <w:r>
+        <w:rPr>
+          <w:rFonts w:ascii="Microsoft YaHei" w:hAnsi="Microsoft YaHei" w:eastAsia="Microsoft YaHei" w:cs="Microsoft YaHei"/>
+          <w:sz w:val="22"/>
+          <w:szCs w:val="22"/>
+        </w:rPr>
+        <w:t>标识、显示名、描述、绑定模型、数据集、启用状态、操作（编辑 / 删除）。</w:t>
+      </w:r>
+    </w:p>
+    <w:p>
+      <w:pPr>
+        <w:pStyle w:val="4"/>
+        <w:spacing w:before="180" w:after="80"/>
+      </w:pPr>
+      <w:r>
+        <w:rPr>
+          <w:rFonts w:ascii="Microsoft YaHei" w:hAnsi="Microsoft YaHei" w:eastAsia="Microsoft YaHei" w:cs="Microsoft YaHei"/>
+          <w:b/>
+          <w:bCs/>
+          <w:sz w:val="23"/>
+          <w:szCs w:val="23"/>
+        </w:rPr>
         <w:t>新建 / 编辑表单</w:t>
       </w:r>
     </w:p>
@@ -2411,79 +2004,79 @@
           <w:sz w:val="22"/>
           <w:szCs w:val="22"/>
         </w:rPr>
-        <w:t>标识：如 legal_qa（创建后不可改）</w:t>
-      </w:r>
-    </w:p>
-    <w:p>
-      <w:pPr>
-        <w:pStyle w:val="16"/>
-        <w:numPr>
-          <w:ilvl w:val="0"/>
-          <w:numId w:val="1"/>
-        </w:numPr>
-        <w:spacing w:after="60" w:line="300" w:lineRule="auto"/>
-      </w:pPr>
-      <w:r>
-        <w:rPr>
-          <w:rFonts w:ascii="Microsoft YaHei" w:hAnsi="Microsoft YaHei" w:eastAsia="Microsoft YaHei" w:cs="Microsoft YaHei"/>
-          <w:sz w:val="22"/>
-          <w:szCs w:val="22"/>
-        </w:rPr>
-        <w:t>显示名：如「法律问答」</w:t>
-      </w:r>
-    </w:p>
-    <w:p>
-      <w:pPr>
-        <w:pStyle w:val="16"/>
-        <w:numPr>
-          <w:ilvl w:val="0"/>
-          <w:numId w:val="1"/>
-        </w:numPr>
-        <w:spacing w:after="60" w:line="300" w:lineRule="auto"/>
-      </w:pPr>
-      <w:r>
-        <w:rPr>
-          <w:rFonts w:ascii="Microsoft YaHei" w:hAnsi="Microsoft YaHei" w:eastAsia="Microsoft YaHei" w:cs="Microsoft YaHei"/>
-          <w:sz w:val="22"/>
-          <w:szCs w:val="22"/>
-        </w:rPr>
-        <w:t>描述：供 LLM 判断是否调用此 Skill</w:t>
-      </w:r>
-    </w:p>
-    <w:p>
-      <w:pPr>
-        <w:pStyle w:val="16"/>
-        <w:numPr>
-          <w:ilvl w:val="0"/>
-          <w:numId w:val="1"/>
-        </w:numPr>
-        <w:spacing w:after="60" w:line="300" w:lineRule="auto"/>
-      </w:pPr>
-      <w:r>
-        <w:rPr>
-          <w:rFonts w:ascii="Microsoft YaHei" w:hAnsi="Microsoft YaHei" w:eastAsia="Microsoft YaHei" w:cs="Microsoft YaHei"/>
-          <w:sz w:val="22"/>
-          <w:szCs w:val="22"/>
-        </w:rPr>
-        <w:t>可用工具：多选，指定该 Skill 可调用的原子工具；留空表示纯 LLM 对话</w:t>
-      </w:r>
-    </w:p>
-    <w:p>
-      <w:pPr>
-        <w:pStyle w:val="16"/>
-        <w:numPr>
-          <w:ilvl w:val="0"/>
-          <w:numId w:val="1"/>
-        </w:numPr>
-        <w:spacing w:after="60" w:line="300" w:lineRule="auto"/>
-      </w:pPr>
-      <w:r>
-        <w:rPr>
-          <w:rFonts w:ascii="Microsoft YaHei" w:hAnsi="Microsoft YaHei" w:eastAsia="Microsoft YaHei" w:cs="Microsoft YaHei"/>
-          <w:sz w:val="22"/>
-          <w:szCs w:val="22"/>
-        </w:rPr>
-        <w:t>指令（Markdown）：编写执行步骤，如「# 执行步骤 1. ... 2. ...」</w:t>
+        <w:t>标识：唯一机器名，如 general_legal（创建后不可改）</w:t>
+      </w:r>
+    </w:p>
+    <w:p>
+      <w:pPr>
+        <w:pStyle w:val="16"/>
+        <w:numPr>
+          <w:ilvl w:val="0"/>
+          <w:numId w:val="1"/>
+        </w:numPr>
+        <w:spacing w:after="60" w:line="300" w:lineRule="auto"/>
+      </w:pPr>
+      <w:r>
+        <w:rPr>
+          <w:rFonts w:ascii="Microsoft YaHei" w:hAnsi="Microsoft YaHei" w:eastAsia="Microsoft YaHei" w:cs="Microsoft YaHei"/>
+          <w:sz w:val="22"/>
+          <w:szCs w:val="22"/>
+        </w:rPr>
+        <w:t>显示名：界面展示名称，如「通用法律助手」</w:t>
+      </w:r>
+    </w:p>
+    <w:p>
+      <w:pPr>
+        <w:pStyle w:val="16"/>
+        <w:numPr>
+          <w:ilvl w:val="0"/>
+          <w:numId w:val="1"/>
+        </w:numPr>
+        <w:spacing w:after="60" w:line="300" w:lineRule="auto"/>
+      </w:pPr>
+      <w:r>
+        <w:rPr>
+          <w:rFonts w:ascii="Microsoft YaHei" w:hAnsi="Microsoft YaHei" w:eastAsia="Microsoft YaHei" w:cs="Microsoft YaHei"/>
+          <w:sz w:val="22"/>
+          <w:szCs w:val="22"/>
+        </w:rPr>
+        <w:t>描述：该智能体的专长领域与适用场景</w:t>
+      </w:r>
+    </w:p>
+    <w:p>
+      <w:pPr>
+        <w:pStyle w:val="16"/>
+        <w:numPr>
+          <w:ilvl w:val="0"/>
+          <w:numId w:val="1"/>
+        </w:numPr>
+        <w:spacing w:after="60" w:line="300" w:lineRule="auto"/>
+      </w:pPr>
+      <w:r>
+        <w:rPr>
+          <w:rFonts w:ascii="Microsoft YaHei" w:hAnsi="Microsoft YaHei" w:eastAsia="Microsoft YaHei" w:cs="Microsoft YaHei"/>
+          <w:sz w:val="22"/>
+          <w:szCs w:val="22"/>
+        </w:rPr>
+        <w:t>数据集：多选，指定该 Agent 可访问的知识范围</w:t>
+      </w:r>
+    </w:p>
+    <w:p>
+      <w:pPr>
+        <w:pStyle w:val="16"/>
+        <w:numPr>
+          <w:ilvl w:val="0"/>
+          <w:numId w:val="1"/>
+        </w:numPr>
+        <w:spacing w:after="60" w:line="300" w:lineRule="auto"/>
+      </w:pPr>
+      <w:r>
+        <w:rPr>
+          <w:rFonts w:ascii="Microsoft YaHei" w:hAnsi="Microsoft YaHei" w:eastAsia="Microsoft YaHei" w:cs="Microsoft YaHei"/>
+          <w:sz w:val="22"/>
+          <w:szCs w:val="22"/>
+        </w:rPr>
+        <w:t>模型：必选，选择该 Agent 使用的 LLM</w:t>
       </w:r>
     </w:p>
     <w:p>
@@ -2514,7 +2107,7 @@
           <wp:inline distT="0" distB="0" distL="0" distR="0">
             <wp:extent cx="5334000" cy="3000375"/>
             <wp:effectExtent l="0" t="0" r="0" b="0"/>
-            <wp:docPr id="7" name="图片 7"/>
+            <wp:docPr id="5" name="图片 5"/>
             <wp:cNvGraphicFramePr>
               <a:graphicFrameLocks xmlns:a="http://schemas.openxmlformats.org/drawingml/2006/main" noChangeAspect="1"/>
             </wp:cNvGraphicFramePr>
@@ -2522,7 +2115,7 @@
               <a:graphicData uri="http://schemas.openxmlformats.org/drawingml/2006/picture">
                 <pic:pic xmlns:pic="http://schemas.openxmlformats.org/drawingml/2006/picture">
                   <pic:nvPicPr>
-                    <pic:cNvPr id="7" name="图片 7"/>
+                    <pic:cNvPr id="5" name="图片 5"/>
                     <pic:cNvPicPr>
                       <a:picLocks noChangeAspect="1" noChangeArrowheads="1"/>
                     </pic:cNvPicPr>
@@ -2564,7 +2157,7 @@
           <w:sz w:val="18"/>
           <w:szCs w:val="18"/>
         </w:rPr>
-        <w:t>图 7  Skills 管理页</w:t>
+        <w:t>图 5  智能体管理页</w:t>
       </w:r>
     </w:p>
     <w:p>
@@ -2580,7 +2173,7 @@
           <w:sz w:val="32"/>
           <w:szCs w:val="32"/>
         </w:rPr>
-        <w:t>九、参数配置</w:t>
+        <w:t>七、模型（Models）</w:t>
       </w:r>
     </w:p>
     <w:p>
@@ -2603,20 +2196,20 @@
           <w:sz w:val="22"/>
           <w:szCs w:val="22"/>
         </w:rPr>
-        <w:t>侧边栏「参数配置」或地址 /settings</w:t>
-      </w:r>
-    </w:p>
-    <w:p>
-      <w:pPr>
-        <w:spacing w:after="80" w:line="320" w:lineRule="auto"/>
-      </w:pPr>
-      <w:r>
-        <w:rPr>
-          <w:rFonts w:ascii="Microsoft YaHei" w:hAnsi="Microsoft YaHei" w:eastAsia="Microsoft YaHei" w:cs="Microsoft YaHei"/>
-          <w:sz w:val="22"/>
-          <w:szCs w:val="22"/>
-        </w:rPr>
-        <w:t>参数配置页用于调整检索流水线与文本切割参数，支持热更新，保存后立即对后续查询生效。</w:t>
+        <w:t>侧边栏「模型」或地址 http://www.ke-confident.cn/models</w:t>
+      </w:r>
+    </w:p>
+    <w:p>
+      <w:pPr>
+        <w:spacing w:after="80" w:line="320" w:lineRule="auto"/>
+      </w:pPr>
+      <w:r>
+        <w:rPr>
+          <w:rFonts w:ascii="Microsoft YaHei" w:hAnsi="Microsoft YaHei" w:eastAsia="Microsoft YaHei" w:cs="Microsoft YaHei"/>
+          <w:sz w:val="22"/>
+          <w:szCs w:val="22"/>
+        </w:rPr>
+        <w:t>模型页管理 LLM 推理服务配置。系统通过 OpenAI 兼容接口对接模型服务（默认阿里通义千问），可在此新增或调整可用模型。</w:t>
       </w:r>
     </w:p>
     <w:p>
@@ -2632,87 +2225,20 @@
           <w:sz w:val="23"/>
           <w:szCs w:val="23"/>
         </w:rPr>
-        <w:t>检索流水线 Tab</w:t>
-      </w:r>
-    </w:p>
-    <w:p>
-      <w:pPr>
-        <w:spacing w:after="80" w:line="320" w:lineRule="auto"/>
-      </w:pPr>
-      <w:r>
-        <w:rPr>
-          <w:rFonts w:ascii="Microsoft YaHei" w:hAnsi="Microsoft YaHei" w:eastAsia="Microsoft YaHei" w:cs="Microsoft YaHei"/>
-          <w:sz w:val="22"/>
-          <w:szCs w:val="22"/>
-        </w:rPr>
-        <w:t>顶部为流水线预览图，随参数实时更新，展示「子块检索 → RRF 融合 → Rerank → 父块去重 → LLM 上下文」的完整链路。</w:t>
-      </w:r>
-    </w:p>
-    <w:p>
-      <w:pPr>
-        <w:pStyle w:val="16"/>
-        <w:numPr>
-          <w:ilvl w:val="0"/>
-          <w:numId w:val="1"/>
-        </w:numPr>
-        <w:spacing w:after="60" w:line="300" w:lineRule="auto"/>
-      </w:pPr>
-      <w:r>
-        <w:rPr>
-          <w:rFonts w:ascii="Microsoft YaHei" w:hAnsi="Microsoft YaHei" w:eastAsia="Microsoft YaHei" w:cs="Microsoft YaHei"/>
-          <w:sz w:val="22"/>
-          <w:szCs w:val="22"/>
-        </w:rPr>
-        <w:t>召回：父块 Top K（最终送入 LLM 的段数）、子块扩展倍数、RRF K、Rerank 候选数</w:t>
-      </w:r>
-    </w:p>
-    <w:p>
-      <w:pPr>
-        <w:pStyle w:val="16"/>
-        <w:numPr>
-          <w:ilvl w:val="0"/>
-          <w:numId w:val="1"/>
-        </w:numPr>
-        <w:spacing w:after="60" w:line="300" w:lineRule="auto"/>
-      </w:pPr>
-      <w:r>
-        <w:rPr>
-          <w:rFonts w:ascii="Microsoft YaHei" w:hAnsi="Microsoft YaHei" w:eastAsia="Microsoft YaHei" w:cs="Microsoft YaHei"/>
-          <w:sz w:val="22"/>
-          <w:szCs w:val="22"/>
-        </w:rPr>
-        <w:t>过滤：Dense 召回阈值（仅粗召回）、Rerank 最低分（最终过滤阈值）</w:t>
-      </w:r>
-    </w:p>
-    <w:p>
-      <w:pPr>
-        <w:pStyle w:val="16"/>
-        <w:numPr>
-          <w:ilvl w:val="0"/>
-          <w:numId w:val="1"/>
-        </w:numPr>
-        <w:spacing w:after="60" w:line="300" w:lineRule="auto"/>
-      </w:pPr>
-      <w:r>
-        <w:rPr>
-          <w:rFonts w:ascii="Microsoft YaHei" w:hAnsi="Microsoft YaHei" w:eastAsia="Microsoft YaHei" w:cs="Microsoft YaHei"/>
-          <w:sz w:val="22"/>
-          <w:szCs w:val="22"/>
-        </w:rPr>
-        <w:t>Agent / 缓存：最大迭代、Tool 上限、缓存 TTL</w:t>
-      </w:r>
-    </w:p>
-    <w:p>
-      <w:pPr>
-        <w:spacing w:after="80" w:line="320" w:lineRule="auto"/>
-      </w:pPr>
-      <w:r>
-        <w:rPr>
-          <w:rFonts w:ascii="Microsoft YaHei" w:hAnsi="Microsoft YaHei" w:eastAsia="Microsoft YaHei" w:cs="Microsoft YaHei"/>
-          <w:sz w:val="22"/>
-          <w:szCs w:val="22"/>
-        </w:rPr>
-        <w:t>可点击「填入法律 RAG 推荐值」一键应用推荐参数。</w:t>
+        <w:t>列表字段</w:t>
+      </w:r>
+    </w:p>
+    <w:p>
+      <w:pPr>
+        <w:spacing w:after="80" w:line="320" w:lineRule="auto"/>
+      </w:pPr>
+      <w:r>
+        <w:rPr>
+          <w:rFonts w:ascii="Microsoft YaHei" w:hAnsi="Microsoft YaHei" w:eastAsia="Microsoft YaHei" w:cs="Microsoft YaHei"/>
+          <w:sz w:val="22"/>
+          <w:szCs w:val="22"/>
+        </w:rPr>
+        <w:t>标识、显示名、API URL、Temperature、MaxTokens、启用状态、操作（编辑 / 删除）。</w:t>
       </w:r>
     </w:p>
     <w:p>
@@ -2728,61 +2254,97 @@
           <w:sz w:val="23"/>
           <w:szCs w:val="23"/>
         </w:rPr>
-        <w:t>文本切割 Tab</w:t>
-      </w:r>
-    </w:p>
-    <w:p>
-      <w:pPr>
-        <w:pStyle w:val="16"/>
-        <w:numPr>
-          <w:ilvl w:val="0"/>
-          <w:numId w:val="1"/>
-        </w:numPr>
-        <w:spacing w:after="60" w:line="300" w:lineRule="auto"/>
-      </w:pPr>
-      <w:r>
-        <w:rPr>
-          <w:rFonts w:ascii="Microsoft YaHei" w:hAnsi="Microsoft YaHei" w:eastAsia="Microsoft YaHei" w:cs="Microsoft YaHei"/>
-          <w:sz w:val="22"/>
-          <w:szCs w:val="22"/>
-        </w:rPr>
-        <w:t>父块 Token：检索命中后返回的上下文窗口（100–8000）</w:t>
-      </w:r>
-    </w:p>
-    <w:p>
-      <w:pPr>
-        <w:pStyle w:val="16"/>
-        <w:numPr>
-          <w:ilvl w:val="0"/>
-          <w:numId w:val="1"/>
-        </w:numPr>
-        <w:spacing w:after="60" w:line="300" w:lineRule="auto"/>
-      </w:pPr>
-      <w:r>
-        <w:rPr>
-          <w:rFonts w:ascii="Microsoft YaHei" w:hAnsi="Microsoft YaHei" w:eastAsia="Microsoft YaHei" w:cs="Microsoft YaHei"/>
-          <w:sz w:val="22"/>
-          <w:szCs w:val="22"/>
-        </w:rPr>
-        <w:t>子块 Token：向量化与检索的基本单元（50–2000）</w:t>
-      </w:r>
-    </w:p>
-    <w:p>
-      <w:pPr>
-        <w:pStyle w:val="16"/>
-        <w:numPr>
-          <w:ilvl w:val="0"/>
-          <w:numId w:val="1"/>
-        </w:numPr>
-        <w:spacing w:after="60" w:line="300" w:lineRule="auto"/>
-      </w:pPr>
-      <w:r>
-        <w:rPr>
-          <w:rFonts w:ascii="Microsoft YaHei" w:hAnsi="Microsoft YaHei" w:eastAsia="Microsoft YaHei" w:cs="Microsoft YaHei"/>
-          <w:sz w:val="22"/>
-          <w:szCs w:val="22"/>
-        </w:rPr>
-        <w:t>重叠 Token：相邻子块重叠，避免语义截断（0–500）</w:t>
+        <w:t>新增 / 编辑表单</w:t>
+      </w:r>
+    </w:p>
+    <w:p>
+      <w:pPr>
+        <w:pStyle w:val="16"/>
+        <w:numPr>
+          <w:ilvl w:val="0"/>
+          <w:numId w:val="1"/>
+        </w:numPr>
+        <w:spacing w:after="60" w:line="300" w:lineRule="auto"/>
+      </w:pPr>
+      <w:r>
+        <w:rPr>
+          <w:rFonts w:ascii="Microsoft YaHei" w:hAnsi="Microsoft YaHei" w:eastAsia="Microsoft YaHei" w:cs="Microsoft YaHei"/>
+          <w:sz w:val="22"/>
+          <w:szCs w:val="22"/>
+        </w:rPr>
+        <w:t>标识：如 qwen-max（创建后不可改）</w:t>
+      </w:r>
+    </w:p>
+    <w:p>
+      <w:pPr>
+        <w:pStyle w:val="16"/>
+        <w:numPr>
+          <w:ilvl w:val="0"/>
+          <w:numId w:val="1"/>
+        </w:numPr>
+        <w:spacing w:after="60" w:line="300" w:lineRule="auto"/>
+      </w:pPr>
+      <w:r>
+        <w:rPr>
+          <w:rFonts w:ascii="Microsoft YaHei" w:hAnsi="Microsoft YaHei" w:eastAsia="Microsoft YaHei" w:cs="Microsoft YaHei"/>
+          <w:sz w:val="22"/>
+          <w:szCs w:val="22"/>
+        </w:rPr>
+        <w:t>显示名：如「通义千问-Max」</w:t>
+      </w:r>
+    </w:p>
+    <w:p>
+      <w:pPr>
+        <w:pStyle w:val="16"/>
+        <w:numPr>
+          <w:ilvl w:val="0"/>
+          <w:numId w:val="1"/>
+        </w:numPr>
+        <w:spacing w:after="60" w:line="300" w:lineRule="auto"/>
+      </w:pPr>
+      <w:r>
+        <w:rPr>
+          <w:rFonts w:ascii="Microsoft YaHei" w:hAnsi="Microsoft YaHei" w:eastAsia="Microsoft YaHei" w:cs="Microsoft YaHei"/>
+          <w:sz w:val="22"/>
+          <w:szCs w:val="22"/>
+        </w:rPr>
+        <w:t>API URL：留空则使用全局配置</w:t>
+      </w:r>
+    </w:p>
+    <w:p>
+      <w:pPr>
+        <w:pStyle w:val="16"/>
+        <w:numPr>
+          <w:ilvl w:val="0"/>
+          <w:numId w:val="1"/>
+        </w:numPr>
+        <w:spacing w:after="60" w:line="300" w:lineRule="auto"/>
+      </w:pPr>
+      <w:r>
+        <w:rPr>
+          <w:rFonts w:ascii="Microsoft YaHei" w:hAnsi="Microsoft YaHei" w:eastAsia="Microsoft YaHei" w:cs="Microsoft YaHei"/>
+          <w:sz w:val="22"/>
+          <w:szCs w:val="22"/>
+        </w:rPr>
+        <w:t>推理参数：Temperature（0–2）、MaxTokens</w:t>
+      </w:r>
+    </w:p>
+    <w:p>
+      <w:pPr>
+        <w:pStyle w:val="16"/>
+        <w:numPr>
+          <w:ilvl w:val="0"/>
+          <w:numId w:val="1"/>
+        </w:numPr>
+        <w:spacing w:after="60" w:line="300" w:lineRule="auto"/>
+      </w:pPr>
+      <w:r>
+        <w:rPr>
+          <w:rFonts w:ascii="Microsoft YaHei" w:hAnsi="Microsoft YaHei" w:eastAsia="Microsoft YaHei" w:cs="Microsoft YaHei"/>
+          <w:sz w:val="22"/>
+          <w:szCs w:val="22"/>
+        </w:rPr>
+        <w:t>启用：开关控制是否可选</w:t>
       </w:r>
     </w:p>
     <w:p>
@@ -2793,9 +2355,9 @@
       <w:r>
         <w:drawing>
           <wp:inline distT="0" distB="0" distL="0" distR="0">
-            <wp:extent cx="5334000" cy="3248025"/>
+            <wp:extent cx="5334000" cy="3000375"/>
             <wp:effectExtent l="0" t="0" r="0" b="0"/>
-            <wp:docPr id="8" name="图片 8"/>
+            <wp:docPr id="6" name="图片 6"/>
             <wp:cNvGraphicFramePr>
               <a:graphicFrameLocks xmlns:a="http://schemas.openxmlformats.org/drawingml/2006/main" noChangeAspect="1"/>
             </wp:cNvGraphicFramePr>
@@ -2803,7 +2365,7 @@
               <a:graphicData uri="http://schemas.openxmlformats.org/drawingml/2006/picture">
                 <pic:pic xmlns:pic="http://schemas.openxmlformats.org/drawingml/2006/picture">
                   <pic:nvPicPr>
-                    <pic:cNvPr id="8" name="图片 8"/>
+                    <pic:cNvPr id="6" name="图片 6"/>
                     <pic:cNvPicPr>
                       <a:picLocks noChangeAspect="1" noChangeArrowheads="1"/>
                     </pic:cNvPicPr>
@@ -2818,7 +2380,7 @@
                   <pic:spPr>
                     <a:xfrm>
                       <a:off x="0" y="0"/>
-                      <a:ext cx="5334000" cy="3248025"/>
+                      <a:ext cx="5334000" cy="3000375"/>
                     </a:xfrm>
                     <a:prstGeom prst="rect">
                       <a:avLst/>
@@ -2845,7 +2407,7 @@
           <w:sz w:val="18"/>
           <w:szCs w:val="18"/>
         </w:rPr>
-        <w:t>图 8  参数配置页</w:t>
+        <w:t>图 6  模型管理页</w:t>
       </w:r>
     </w:p>
     <w:tbl>
@@ -2882,6 +2444,12 @@
             <w:insideH w:val="none" w:color="FFFFFF" w:sz="0" w:space="0"/>
             <w:insideV w:val="none" w:color="FFFFFF" w:sz="0" w:space="0"/>
           </w:tblBorders>
+          <w:tblCellMar>
+            <w:top w:w="0" w:type="dxa"/>
+            <w:left w:w="10" w:type="dxa"/>
+            <w:bottom w:w="0" w:type="dxa"/>
+            <w:right w:w="10" w:type="dxa"/>
+          </w:tblCellMar>
         </w:tblPrEx>
         <w:tc>
           <w:tcPr>
@@ -2900,7 +2468,7 @@
                 <w:sz w:val="21"/>
                 <w:szCs w:val="21"/>
               </w:rPr>
-              <w:t>注意：文本切割参数仅对新入库或重新嵌入的文档生效，已入库文档不会自动重新切分。如需应用新参数到旧文档，请在文档库对该文档执行「重新嵌入」。</w:t>
+              <w:t>注意：删除模型前请确保没有智能体正在引用该模型，否则相关 Agent 将无法正常工作。</w:t>
             </w:r>
           </w:p>
         </w:tc>
@@ -2919,7 +2487,7 @@
           <w:sz w:val="32"/>
           <w:szCs w:val="32"/>
         </w:rPr>
-        <w:t>十、访问控制</w:t>
+        <w:t>八、Skills</w:t>
       </w:r>
     </w:p>
     <w:p>
@@ -2942,20 +2510,20 @@
           <w:sz w:val="22"/>
           <w:szCs w:val="22"/>
         </w:rPr>
-        <w:t>侧边栏「访问控制」或地址 /users（需 users:manage 或 roles:manage 权限）</w:t>
-      </w:r>
-    </w:p>
-    <w:p>
-      <w:pPr>
-        <w:spacing w:after="80" w:line="320" w:lineRule="auto"/>
-      </w:pPr>
-      <w:r>
-        <w:rPr>
-          <w:rFonts w:ascii="Microsoft YaHei" w:hAnsi="Microsoft YaHei" w:eastAsia="Microsoft YaHei" w:cs="Microsoft YaHei"/>
-          <w:sz w:val="22"/>
-          <w:szCs w:val="22"/>
-        </w:rPr>
-        <w:t>访问控制页管理用户账号与角色权限，基于 RBAC 模型：用户分配角色，角色绑定权限，权限控制可访问的菜单与操作。</w:t>
+        <w:t>侧边栏「Skills」或地址 http://www.ke-confident.cn/skills</w:t>
+      </w:r>
+    </w:p>
+    <w:p>
+      <w:pPr>
+        <w:spacing w:after="80" w:line="320" w:lineRule="auto"/>
+      </w:pPr>
+      <w:r>
+        <w:rPr>
+          <w:rFonts w:ascii="Microsoft YaHei" w:hAnsi="Microsoft YaHei" w:eastAsia="Microsoft YaHei" w:cs="Microsoft YaHei"/>
+          <w:sz w:val="22"/>
+          <w:szCs w:val="22"/>
+        </w:rPr>
+        <w:t>Skill 是 Agent 的高级任务单元，固化最佳实践流程。每个 Skill 声明可调用的工具与 System Prompt 指令，由主 Agent 根据问题自主调度。</w:t>
       </w:r>
     </w:p>
     <w:p>
@@ -2971,74 +2539,20 @@
           <w:sz w:val="23"/>
           <w:szCs w:val="23"/>
         </w:rPr>
-        <w:t>用户账号 Tab</w:t>
-      </w:r>
-    </w:p>
-    <w:p>
-      <w:pPr>
-        <w:spacing w:after="80" w:line="320" w:lineRule="auto"/>
-      </w:pPr>
-      <w:r>
-        <w:rPr>
-          <w:rFonts w:ascii="Microsoft YaHei" w:hAnsi="Microsoft YaHei" w:eastAsia="Microsoft YaHei" w:cs="Microsoft YaHei"/>
-          <w:sz w:val="22"/>
-          <w:szCs w:val="22"/>
-        </w:rPr>
-        <w:t>管理登录账号。表格列：用户名、角色、状态（正常 / 禁用）、创建时间、操作（编辑 / 删除）。</w:t>
-      </w:r>
-    </w:p>
-    <w:p>
-      <w:pPr>
-        <w:pStyle w:val="16"/>
-        <w:numPr>
-          <w:ilvl w:val="0"/>
-          <w:numId w:val="1"/>
-        </w:numPr>
-        <w:spacing w:after="60" w:line="300" w:lineRule="auto"/>
-      </w:pPr>
-      <w:r>
-        <w:rPr>
-          <w:rFonts w:ascii="Microsoft YaHei" w:hAnsi="Microsoft YaHei" w:eastAsia="Microsoft YaHei" w:cs="Microsoft YaHei"/>
-          <w:sz w:val="22"/>
-          <w:szCs w:val="22"/>
-        </w:rPr>
-        <w:t>新建用户：填写用户名（字母数字下划线）、初始密码（至少 6 位）、分配角色</w:t>
-      </w:r>
-    </w:p>
-    <w:p>
-      <w:pPr>
-        <w:pStyle w:val="16"/>
-        <w:numPr>
-          <w:ilvl w:val="0"/>
-          <w:numId w:val="1"/>
-        </w:numPr>
-        <w:spacing w:after="60" w:line="300" w:lineRule="auto"/>
-      </w:pPr>
-      <w:r>
-        <w:rPr>
-          <w:rFonts w:ascii="Microsoft YaHei" w:hAnsi="Microsoft YaHei" w:eastAsia="Microsoft YaHei" w:cs="Microsoft YaHei"/>
-          <w:sz w:val="22"/>
-          <w:szCs w:val="22"/>
-        </w:rPr>
-        <w:t>编辑用户：可修改密码（留空不改）、调整角色、切换禁用状态</w:t>
-      </w:r>
-    </w:p>
-    <w:p>
-      <w:pPr>
-        <w:pStyle w:val="16"/>
-        <w:numPr>
-          <w:ilvl w:val="0"/>
-          <w:numId w:val="1"/>
-        </w:numPr>
-        <w:spacing w:after="60" w:line="300" w:lineRule="auto"/>
-      </w:pPr>
-      <w:r>
-        <w:rPr>
-          <w:rFonts w:ascii="Microsoft YaHei" w:hAnsi="Microsoft YaHei" w:eastAsia="Microsoft YaHei" w:cs="Microsoft YaHei"/>
-          <w:sz w:val="22"/>
-          <w:szCs w:val="22"/>
-        </w:rPr>
-        <w:t>删除用户：不可删除自己</w:t>
+        <w:t>列表字段</w:t>
+      </w:r>
+    </w:p>
+    <w:p>
+      <w:pPr>
+        <w:spacing w:after="80" w:line="320" w:lineRule="auto"/>
+      </w:pPr>
+      <w:r>
+        <w:rPr>
+          <w:rFonts w:ascii="Microsoft YaHei" w:hAnsi="Microsoft YaHei" w:eastAsia="Microsoft YaHei" w:cs="Microsoft YaHei"/>
+          <w:sz w:val="22"/>
+          <w:szCs w:val="22"/>
+        </w:rPr>
+        <w:t>标识、显示名、描述、可用工具、版本、启用状态、操作（编辑 / 删除）。点击行左侧可展开查看该 Skill 的 System Prompt 指令。</w:t>
       </w:r>
     </w:p>
     <w:p>
@@ -3054,74 +2568,459 @@
           <w:sz w:val="23"/>
           <w:szCs w:val="23"/>
         </w:rPr>
-        <w:t>角色权限 Tab</w:t>
-      </w:r>
-    </w:p>
-    <w:p>
-      <w:pPr>
-        <w:spacing w:after="80" w:line="320" w:lineRule="auto"/>
-      </w:pPr>
-      <w:r>
-        <w:rPr>
-          <w:rFonts w:ascii="Microsoft YaHei" w:hAnsi="Microsoft YaHei" w:eastAsia="Microsoft YaHei" w:cs="Microsoft YaHei"/>
-          <w:sz w:val="22"/>
-          <w:szCs w:val="22"/>
-        </w:rPr>
-        <w:t>自定义角色并配置权限。每个角色展示名称、标识、用户数与权限组。</w:t>
-      </w:r>
-    </w:p>
-    <w:p>
-      <w:pPr>
-        <w:pStyle w:val="16"/>
-        <w:numPr>
-          <w:ilvl w:val="0"/>
-          <w:numId w:val="1"/>
-        </w:numPr>
-        <w:spacing w:after="60" w:line="300" w:lineRule="auto"/>
-      </w:pPr>
-      <w:r>
-        <w:rPr>
-          <w:rFonts w:ascii="Microsoft YaHei" w:hAnsi="Microsoft YaHei" w:eastAsia="Microsoft YaHei" w:cs="Microsoft YaHei"/>
-          <w:sz w:val="22"/>
-          <w:szCs w:val="22"/>
-        </w:rPr>
-        <w:t>新建角色：填写标识（小写字母开头）、名称、描述，按组勾选权限</w:t>
-      </w:r>
-    </w:p>
-    <w:p>
-      <w:pPr>
-        <w:pStyle w:val="16"/>
-        <w:numPr>
-          <w:ilvl w:val="0"/>
-          <w:numId w:val="1"/>
-        </w:numPr>
-        <w:spacing w:after="60" w:line="300" w:lineRule="auto"/>
-      </w:pPr>
-      <w:r>
-        <w:rPr>
-          <w:rFonts w:ascii="Microsoft YaHei" w:hAnsi="Microsoft YaHei" w:eastAsia="Microsoft YaHei" w:cs="Microsoft YaHei"/>
-          <w:sz w:val="22"/>
-          <w:szCs w:val="22"/>
-        </w:rPr>
-        <w:t>编辑角色：可修改名称、描述与权限组合</w:t>
-      </w:r>
-    </w:p>
-    <w:p>
-      <w:pPr>
-        <w:pStyle w:val="16"/>
-        <w:numPr>
-          <w:ilvl w:val="0"/>
-          <w:numId w:val="1"/>
-        </w:numPr>
-        <w:spacing w:after="60" w:line="300" w:lineRule="auto"/>
-      </w:pPr>
-      <w:r>
-        <w:rPr>
-          <w:rFonts w:ascii="Microsoft YaHei" w:hAnsi="Microsoft YaHei" w:eastAsia="Microsoft YaHei" w:cs="Microsoft YaHei"/>
-          <w:sz w:val="22"/>
-          <w:szCs w:val="22"/>
-        </w:rPr>
-        <w:t>内置角色（isSystem）标记「内置」，不可删除</w:t>
+        <w:t>新建 / 编辑表单</w:t>
+      </w:r>
+    </w:p>
+    <w:p>
+      <w:pPr>
+        <w:pStyle w:val="16"/>
+        <w:numPr>
+          <w:ilvl w:val="0"/>
+          <w:numId w:val="1"/>
+        </w:numPr>
+        <w:spacing w:after="60" w:line="300" w:lineRule="auto"/>
+      </w:pPr>
+      <w:r>
+        <w:rPr>
+          <w:rFonts w:ascii="Microsoft YaHei" w:hAnsi="Microsoft YaHei" w:eastAsia="Microsoft YaHei" w:cs="Microsoft YaHei"/>
+          <w:sz w:val="22"/>
+          <w:szCs w:val="22"/>
+        </w:rPr>
+        <w:t>标识：如 legal_qa（创建后不可改）</w:t>
+      </w:r>
+    </w:p>
+    <w:p>
+      <w:pPr>
+        <w:pStyle w:val="16"/>
+        <w:numPr>
+          <w:ilvl w:val="0"/>
+          <w:numId w:val="1"/>
+        </w:numPr>
+        <w:spacing w:after="60" w:line="300" w:lineRule="auto"/>
+      </w:pPr>
+      <w:r>
+        <w:rPr>
+          <w:rFonts w:ascii="Microsoft YaHei" w:hAnsi="Microsoft YaHei" w:eastAsia="Microsoft YaHei" w:cs="Microsoft YaHei"/>
+          <w:sz w:val="22"/>
+          <w:szCs w:val="22"/>
+        </w:rPr>
+        <w:t>显示名：如「法律问答」</w:t>
+      </w:r>
+    </w:p>
+    <w:p>
+      <w:pPr>
+        <w:pStyle w:val="16"/>
+        <w:numPr>
+          <w:ilvl w:val="0"/>
+          <w:numId w:val="1"/>
+        </w:numPr>
+        <w:spacing w:after="60" w:line="300" w:lineRule="auto"/>
+      </w:pPr>
+      <w:r>
+        <w:rPr>
+          <w:rFonts w:ascii="Microsoft YaHei" w:hAnsi="Microsoft YaHei" w:eastAsia="Microsoft YaHei" w:cs="Microsoft YaHei"/>
+          <w:sz w:val="22"/>
+          <w:szCs w:val="22"/>
+        </w:rPr>
+        <w:t>描述：供 LLM 判断是否调用此 Skill</w:t>
+      </w:r>
+    </w:p>
+    <w:p>
+      <w:pPr>
+        <w:pStyle w:val="16"/>
+        <w:numPr>
+          <w:ilvl w:val="0"/>
+          <w:numId w:val="1"/>
+        </w:numPr>
+        <w:spacing w:after="60" w:line="300" w:lineRule="auto"/>
+      </w:pPr>
+      <w:r>
+        <w:rPr>
+          <w:rFonts w:ascii="Microsoft YaHei" w:hAnsi="Microsoft YaHei" w:eastAsia="Microsoft YaHei" w:cs="Microsoft YaHei"/>
+          <w:sz w:val="22"/>
+          <w:szCs w:val="22"/>
+        </w:rPr>
+        <w:t>可用工具：多选，指定该 Skill 可调用的原子工具；留空表示纯 LLM 对话</w:t>
+      </w:r>
+    </w:p>
+    <w:p>
+      <w:pPr>
+        <w:pStyle w:val="16"/>
+        <w:numPr>
+          <w:ilvl w:val="0"/>
+          <w:numId w:val="1"/>
+        </w:numPr>
+        <w:spacing w:after="60" w:line="300" w:lineRule="auto"/>
+      </w:pPr>
+      <w:r>
+        <w:rPr>
+          <w:rFonts w:ascii="Microsoft YaHei" w:hAnsi="Microsoft YaHei" w:eastAsia="Microsoft YaHei" w:cs="Microsoft YaHei"/>
+          <w:sz w:val="22"/>
+          <w:szCs w:val="22"/>
+        </w:rPr>
+        <w:t>指令（Markdown）：编写执行步骤，如「# 执行步骤 1. ... 2. ...」</w:t>
+      </w:r>
+    </w:p>
+    <w:p>
+      <w:pPr>
+        <w:pStyle w:val="16"/>
+        <w:numPr>
+          <w:ilvl w:val="0"/>
+          <w:numId w:val="1"/>
+        </w:numPr>
+        <w:spacing w:after="60" w:line="300" w:lineRule="auto"/>
+      </w:pPr>
+      <w:r>
+        <w:rPr>
+          <w:rFonts w:ascii="Microsoft YaHei" w:hAnsi="Microsoft YaHei" w:eastAsia="Microsoft YaHei" w:cs="Microsoft YaHei"/>
+          <w:sz w:val="22"/>
+          <w:szCs w:val="22"/>
+        </w:rPr>
+        <w:t>启用：开关控制是否生效</w:t>
+      </w:r>
+    </w:p>
+    <w:p>
+      <w:pPr>
+        <w:spacing w:before="120" w:after="40"/>
+        <w:jc w:val="center"/>
+      </w:pPr>
+      <w:r>
+        <w:drawing>
+          <wp:inline distT="0" distB="0" distL="0" distR="0">
+            <wp:extent cx="5334000" cy="3000375"/>
+            <wp:effectExtent l="0" t="0" r="0" b="0"/>
+            <wp:docPr id="7" name="图片 7"/>
+            <wp:cNvGraphicFramePr>
+              <a:graphicFrameLocks xmlns:a="http://schemas.openxmlformats.org/drawingml/2006/main" noChangeAspect="1"/>
+            </wp:cNvGraphicFramePr>
+            <a:graphic xmlns:a="http://schemas.openxmlformats.org/drawingml/2006/main">
+              <a:graphicData uri="http://schemas.openxmlformats.org/drawingml/2006/picture">
+                <pic:pic xmlns:pic="http://schemas.openxmlformats.org/drawingml/2006/picture">
+                  <pic:nvPicPr>
+                    <pic:cNvPr id="7" name="图片 7"/>
+                    <pic:cNvPicPr>
+                      <a:picLocks noChangeAspect="1" noChangeArrowheads="1"/>
+                    </pic:cNvPicPr>
+                  </pic:nvPicPr>
+                  <pic:blipFill>
+                    <a:blip r:embed="rId12"/>
+                    <a:srcRect/>
+                    <a:stretch>
+                      <a:fillRect/>
+                    </a:stretch>
+                  </pic:blipFill>
+                  <pic:spPr>
+                    <a:xfrm>
+                      <a:off x="0" y="0"/>
+                      <a:ext cx="5334000" cy="3000375"/>
+                    </a:xfrm>
+                    <a:prstGeom prst="rect">
+                      <a:avLst/>
+                    </a:prstGeom>
+                  </pic:spPr>
+                </pic:pic>
+              </a:graphicData>
+            </a:graphic>
+          </wp:inline>
+        </w:drawing>
+      </w:r>
+    </w:p>
+    <w:p>
+      <w:pPr>
+        <w:spacing w:after="160"/>
+        <w:jc w:val="center"/>
+      </w:pPr>
+      <w:r>
+        <w:rPr>
+          <w:rFonts w:ascii="Microsoft YaHei" w:hAnsi="Microsoft YaHei" w:eastAsia="Microsoft YaHei" w:cs="Microsoft YaHei"/>
+          <w:i/>
+          <w:iCs/>
+          <w:color w:val="888888"/>
+          <w:sz w:val="18"/>
+          <w:szCs w:val="18"/>
+        </w:rPr>
+        <w:t>图 7  Skills 管理页</w:t>
+      </w:r>
+    </w:p>
+    <w:p>
+      <w:pPr>
+        <w:pStyle w:val="2"/>
+        <w:spacing w:before="360" w:after="160"/>
+      </w:pPr>
+      <w:r>
+        <w:rPr>
+          <w:rFonts w:ascii="Microsoft YaHei" w:hAnsi="Microsoft YaHei" w:eastAsia="Microsoft YaHei" w:cs="Microsoft YaHei"/>
+          <w:b/>
+          <w:bCs/>
+          <w:sz w:val="32"/>
+          <w:szCs w:val="32"/>
+        </w:rPr>
+        <w:t>九、参数配置</w:t>
+      </w:r>
+    </w:p>
+    <w:p>
+      <w:pPr>
+        <w:spacing w:after="80" w:line="320" w:lineRule="auto"/>
+      </w:pPr>
+      <w:r>
+        <w:rPr>
+          <w:rFonts w:ascii="Microsoft YaHei" w:hAnsi="Microsoft YaHei" w:eastAsia="Microsoft YaHei" w:cs="Microsoft YaHei"/>
+          <w:b/>
+          <w:bCs/>
+          <w:sz w:val="22"/>
+          <w:szCs w:val="22"/>
+        </w:rPr>
+        <w:t>路径：</w:t>
+      </w:r>
+      <w:r>
+        <w:rPr>
+          <w:rFonts w:ascii="Microsoft YaHei" w:hAnsi="Microsoft YaHei" w:eastAsia="Microsoft YaHei" w:cs="Microsoft YaHei"/>
+          <w:sz w:val="22"/>
+          <w:szCs w:val="22"/>
+        </w:rPr>
+        <w:t>侧边栏「参数配置」或地址 http://www.ke-confident.cn/settings</w:t>
+      </w:r>
+    </w:p>
+    <w:p>
+      <w:pPr>
+        <w:spacing w:after="80" w:line="320" w:lineRule="auto"/>
+      </w:pPr>
+      <w:r>
+        <w:rPr>
+          <w:rFonts w:ascii="Microsoft YaHei" w:hAnsi="Microsoft YaHei" w:eastAsia="Microsoft YaHei" w:cs="Microsoft YaHei"/>
+          <w:sz w:val="22"/>
+          <w:szCs w:val="22"/>
+        </w:rPr>
+        <w:t>参数配置页用于调整检索流水线与文本切割参数，支持热更新，保存后立即对后续查询生效。</w:t>
+      </w:r>
+    </w:p>
+    <w:p>
+      <w:pPr>
+        <w:pStyle w:val="4"/>
+        <w:spacing w:before="180" w:after="80"/>
+      </w:pPr>
+      <w:r>
+        <w:rPr>
+          <w:rFonts w:ascii="Microsoft YaHei" w:hAnsi="Microsoft YaHei" w:eastAsia="Microsoft YaHei" w:cs="Microsoft YaHei"/>
+          <w:b/>
+          <w:bCs/>
+          <w:sz w:val="23"/>
+          <w:szCs w:val="23"/>
+        </w:rPr>
+        <w:t>检索流水线 Tab</w:t>
+      </w:r>
+    </w:p>
+    <w:p>
+      <w:pPr>
+        <w:spacing w:after="80" w:line="320" w:lineRule="auto"/>
+      </w:pPr>
+      <w:r>
+        <w:rPr>
+          <w:rFonts w:ascii="Microsoft YaHei" w:hAnsi="Microsoft YaHei" w:eastAsia="Microsoft YaHei" w:cs="Microsoft YaHei"/>
+          <w:sz w:val="22"/>
+          <w:szCs w:val="22"/>
+        </w:rPr>
+        <w:t>顶部为流水线预览图，随参数实时更新，展示「子块检索 → RRF 融合 → Rerank → 父块去重 → LLM 上下文」的完整链路。</w:t>
+      </w:r>
+    </w:p>
+    <w:p>
+      <w:pPr>
+        <w:pStyle w:val="16"/>
+        <w:numPr>
+          <w:ilvl w:val="0"/>
+          <w:numId w:val="1"/>
+        </w:numPr>
+        <w:spacing w:after="60" w:line="300" w:lineRule="auto"/>
+      </w:pPr>
+      <w:r>
+        <w:rPr>
+          <w:rFonts w:ascii="Microsoft YaHei" w:hAnsi="Microsoft YaHei" w:eastAsia="Microsoft YaHei" w:cs="Microsoft YaHei"/>
+          <w:sz w:val="22"/>
+          <w:szCs w:val="22"/>
+        </w:rPr>
+        <w:t>召回：父块 Top K（最终送入 LLM 的段数）、子块扩展倍数、RRF K、Rerank 候选数</w:t>
+      </w:r>
+    </w:p>
+    <w:p>
+      <w:pPr>
+        <w:pStyle w:val="16"/>
+        <w:numPr>
+          <w:ilvl w:val="0"/>
+          <w:numId w:val="1"/>
+        </w:numPr>
+        <w:spacing w:after="60" w:line="300" w:lineRule="auto"/>
+      </w:pPr>
+      <w:r>
+        <w:rPr>
+          <w:rFonts w:ascii="Microsoft YaHei" w:hAnsi="Microsoft YaHei" w:eastAsia="Microsoft YaHei" w:cs="Microsoft YaHei"/>
+          <w:sz w:val="22"/>
+          <w:szCs w:val="22"/>
+        </w:rPr>
+        <w:t>过滤：Dense 召回阈值（仅粗召回）、Rerank 最低分（最终过滤阈值）</w:t>
+      </w:r>
+    </w:p>
+    <w:p>
+      <w:pPr>
+        <w:pStyle w:val="16"/>
+        <w:numPr>
+          <w:ilvl w:val="0"/>
+          <w:numId w:val="1"/>
+        </w:numPr>
+        <w:spacing w:after="60" w:line="300" w:lineRule="auto"/>
+      </w:pPr>
+      <w:r>
+        <w:rPr>
+          <w:rFonts w:ascii="Microsoft YaHei" w:hAnsi="Microsoft YaHei" w:eastAsia="Microsoft YaHei" w:cs="Microsoft YaHei"/>
+          <w:sz w:val="22"/>
+          <w:szCs w:val="22"/>
+        </w:rPr>
+        <w:t>Agent / 缓存：最大迭代、Tool 上限、缓存 TTL</w:t>
+      </w:r>
+    </w:p>
+    <w:p>
+      <w:pPr>
+        <w:spacing w:after="80" w:line="320" w:lineRule="auto"/>
+      </w:pPr>
+      <w:r>
+        <w:rPr>
+          <w:rFonts w:ascii="Microsoft YaHei" w:hAnsi="Microsoft YaHei" w:eastAsia="Microsoft YaHei" w:cs="Microsoft YaHei"/>
+          <w:sz w:val="22"/>
+          <w:szCs w:val="22"/>
+        </w:rPr>
+        <w:t>可点击「填入法律 RAG 推荐值」一键应用推荐参数。</w:t>
+      </w:r>
+    </w:p>
+    <w:p>
+      <w:pPr>
+        <w:pStyle w:val="4"/>
+        <w:spacing w:before="180" w:after="80"/>
+      </w:pPr>
+      <w:r>
+        <w:rPr>
+          <w:rFonts w:ascii="Microsoft YaHei" w:hAnsi="Microsoft YaHei" w:eastAsia="Microsoft YaHei" w:cs="Microsoft YaHei"/>
+          <w:b/>
+          <w:bCs/>
+          <w:sz w:val="23"/>
+          <w:szCs w:val="23"/>
+        </w:rPr>
+        <w:t>文本切割 Tab</w:t>
+      </w:r>
+    </w:p>
+    <w:p>
+      <w:pPr>
+        <w:pStyle w:val="16"/>
+        <w:numPr>
+          <w:ilvl w:val="0"/>
+          <w:numId w:val="1"/>
+        </w:numPr>
+        <w:spacing w:after="60" w:line="300" w:lineRule="auto"/>
+      </w:pPr>
+      <w:r>
+        <w:rPr>
+          <w:rFonts w:ascii="Microsoft YaHei" w:hAnsi="Microsoft YaHei" w:eastAsia="Microsoft YaHei" w:cs="Microsoft YaHei"/>
+          <w:sz w:val="22"/>
+          <w:szCs w:val="22"/>
+        </w:rPr>
+        <w:t>父块 Token：检索命中后返回的上下文窗口（100–8000）</w:t>
+      </w:r>
+    </w:p>
+    <w:p>
+      <w:pPr>
+        <w:pStyle w:val="16"/>
+        <w:numPr>
+          <w:ilvl w:val="0"/>
+          <w:numId w:val="1"/>
+        </w:numPr>
+        <w:spacing w:after="60" w:line="300" w:lineRule="auto"/>
+      </w:pPr>
+      <w:r>
+        <w:rPr>
+          <w:rFonts w:ascii="Microsoft YaHei" w:hAnsi="Microsoft YaHei" w:eastAsia="Microsoft YaHei" w:cs="Microsoft YaHei"/>
+          <w:sz w:val="22"/>
+          <w:szCs w:val="22"/>
+        </w:rPr>
+        <w:t>子块 Token：向量化与检索的基本单元（50–2000）</w:t>
+      </w:r>
+    </w:p>
+    <w:p>
+      <w:pPr>
+        <w:pStyle w:val="16"/>
+        <w:numPr>
+          <w:ilvl w:val="0"/>
+          <w:numId w:val="1"/>
+        </w:numPr>
+        <w:spacing w:after="60" w:line="300" w:lineRule="auto"/>
+      </w:pPr>
+      <w:r>
+        <w:rPr>
+          <w:rFonts w:ascii="Microsoft YaHei" w:hAnsi="Microsoft YaHei" w:eastAsia="Microsoft YaHei" w:cs="Microsoft YaHei"/>
+          <w:sz w:val="22"/>
+          <w:szCs w:val="22"/>
+        </w:rPr>
+        <w:t>重叠 Token：相邻子块重叠，避免语义截断（0–500）</w:t>
+      </w:r>
+    </w:p>
+    <w:p>
+      <w:pPr>
+        <w:spacing w:before="120" w:after="40"/>
+        <w:jc w:val="center"/>
+      </w:pPr>
+      <w:r>
+        <w:drawing>
+          <wp:inline distT="0" distB="0" distL="0" distR="0">
+            <wp:extent cx="5334000" cy="3257550"/>
+            <wp:effectExtent l="0" t="0" r="0" b="0"/>
+            <wp:docPr id="8" name="图片 8"/>
+            <wp:cNvGraphicFramePr>
+              <a:graphicFrameLocks xmlns:a="http://schemas.openxmlformats.org/drawingml/2006/main" noChangeAspect="1"/>
+            </wp:cNvGraphicFramePr>
+            <a:graphic xmlns:a="http://schemas.openxmlformats.org/drawingml/2006/main">
+              <a:graphicData uri="http://schemas.openxmlformats.org/drawingml/2006/picture">
+                <pic:pic xmlns:pic="http://schemas.openxmlformats.org/drawingml/2006/picture">
+                  <pic:nvPicPr>
+                    <pic:cNvPr id="8" name="图片 8"/>
+                    <pic:cNvPicPr>
+                      <a:picLocks noChangeAspect="1" noChangeArrowheads="1"/>
+                    </pic:cNvPicPr>
+                  </pic:nvPicPr>
+                  <pic:blipFill>
+                    <a:blip r:embed="rId13"/>
+                    <a:srcRect/>
+                    <a:stretch>
+                      <a:fillRect/>
+                    </a:stretch>
+                  </pic:blipFill>
+                  <pic:spPr>
+                    <a:xfrm>
+                      <a:off x="0" y="0"/>
+                      <a:ext cx="5334000" cy="3257550"/>
+                    </a:xfrm>
+                    <a:prstGeom prst="rect">
+                      <a:avLst/>
+                    </a:prstGeom>
+                  </pic:spPr>
+                </pic:pic>
+              </a:graphicData>
+            </a:graphic>
+          </wp:inline>
+        </w:drawing>
+      </w:r>
+    </w:p>
+    <w:p>
+      <w:pPr>
+        <w:spacing w:after="160"/>
+        <w:jc w:val="center"/>
+      </w:pPr>
+      <w:r>
+        <w:rPr>
+          <w:rFonts w:ascii="Microsoft YaHei" w:hAnsi="Microsoft YaHei" w:eastAsia="Microsoft YaHei" w:cs="Microsoft YaHei"/>
+          <w:i/>
+          <w:iCs/>
+          <w:color w:val="888888"/>
+          <w:sz w:val="18"/>
+          <w:szCs w:val="18"/>
+        </w:rPr>
+        <w:t>图 8  参数配置页</w:t>
       </w:r>
     </w:p>
     <w:tbl>
@@ -3158,6 +3057,12 @@
             <w:insideH w:val="none" w:color="FFFFFF" w:sz="0" w:space="0"/>
             <w:insideV w:val="none" w:color="FFFFFF" w:sz="0" w:space="0"/>
           </w:tblBorders>
+          <w:tblCellMar>
+            <w:top w:w="0" w:type="dxa"/>
+            <w:left w:w="10" w:type="dxa"/>
+            <w:bottom w:w="0" w:type="dxa"/>
+            <w:right w:w="10" w:type="dxa"/>
+          </w:tblCellMar>
         </w:tblPrEx>
         <w:tc>
           <w:tcPr>
@@ -3176,18 +3081,478 @@
                 <w:sz w:val="21"/>
                 <w:szCs w:val="21"/>
               </w:rPr>
-              <w:t xml:space="preserve">权限说明：本演示 </w:t>
+              <w:t>注意：文本切割参数仅对新入库或重新嵌入的文档生效，已入库文档不会自动重新切分。如需应用新参数到旧文档，请在文档库对该文档执行「重新嵌入」。</w:t>
             </w:r>
-            <w:r>
-              <w:rPr>
-                <w:rFonts w:hint="eastAsia" w:cs="Microsoft YaHei"/>
-                <w:color w:val="444444"/>
-                <w:sz w:val="21"/>
-                <w:szCs w:val="21"/>
-                <w:lang w:val="en-US" w:eastAsia="zh-CN"/>
-              </w:rPr>
-              <w:t>test</w:t>
-            </w:r>
+          </w:p>
+        </w:tc>
+      </w:tr>
+    </w:tbl>
+    <w:p>
+      <w:pPr>
+        <w:pStyle w:val="2"/>
+        <w:spacing w:before="360" w:after="160"/>
+      </w:pPr>
+      <w:r>
+        <w:rPr>
+          <w:rFonts w:ascii="Microsoft YaHei" w:hAnsi="Microsoft YaHei" w:eastAsia="Microsoft YaHei" w:cs="Microsoft YaHei"/>
+          <w:b/>
+          <w:bCs/>
+          <w:sz w:val="32"/>
+          <w:szCs w:val="32"/>
+        </w:rPr>
+        <w:t>十、知识图谱</w:t>
+      </w:r>
+    </w:p>
+    <w:p>
+      <w:pPr>
+        <w:spacing w:after="80" w:line="320" w:lineRule="auto"/>
+      </w:pPr>
+      <w:r>
+        <w:rPr>
+          <w:rFonts w:ascii="Microsoft YaHei" w:hAnsi="Microsoft YaHei" w:eastAsia="Microsoft YaHei" w:cs="Microsoft YaHei"/>
+          <w:b/>
+          <w:bCs/>
+          <w:sz w:val="22"/>
+          <w:szCs w:val="22"/>
+        </w:rPr>
+        <w:t>路径：</w:t>
+      </w:r>
+      <w:r>
+        <w:rPr>
+          <w:rFonts w:ascii="Microsoft YaHei" w:hAnsi="Microsoft YaHei" w:eastAsia="Microsoft YaHei" w:cs="Microsoft YaHei"/>
+          <w:sz w:val="22"/>
+          <w:szCs w:val="22"/>
+        </w:rPr>
+        <w:t>侧边栏「知识图谱」或地址 http://www.ke-confident.cn/kg</w:t>
+      </w:r>
+    </w:p>
+    <w:p>
+      <w:pPr>
+        <w:spacing w:after="80" w:line="320" w:lineRule="auto"/>
+      </w:pPr>
+      <w:r>
+        <w:rPr>
+          <w:rFonts w:ascii="Microsoft YaHei" w:hAnsi="Microsoft YaHei" w:eastAsia="Microsoft YaHei" w:cs="Microsoft YaHei"/>
+          <w:sz w:val="22"/>
+          <w:szCs w:val="22"/>
+        </w:rPr>
+        <w:t>知识图谱页面以可视化方式展示法律知识实体（法律、法条、概念、案件等）及其关系（引用、修正、废止、补充等），支持交互式探索与导航。</w:t>
+      </w:r>
+    </w:p>
+    <w:p>
+      <w:pPr>
+        <w:pStyle w:val="4"/>
+        <w:spacing w:before="180" w:after="80"/>
+      </w:pPr>
+      <w:r>
+        <w:rPr>
+          <w:rFonts w:ascii="Microsoft YaHei" w:hAnsi="Microsoft YaHei" w:eastAsia="Microsoft YaHei" w:cs="Microsoft YaHei"/>
+          <w:b/>
+          <w:bCs/>
+          <w:sz w:val="23"/>
+          <w:szCs w:val="23"/>
+        </w:rPr>
+        <w:t>左侧 Dock 控制栏</w:t>
+      </w:r>
+    </w:p>
+    <w:p>
+      <w:pPr>
+        <w:pStyle w:val="16"/>
+        <w:numPr>
+          <w:ilvl w:val="0"/>
+          <w:numId w:val="1"/>
+        </w:numPr>
+        <w:spacing w:after="60" w:line="300" w:lineRule="auto"/>
+      </w:pPr>
+      <w:r>
+        <w:rPr>
+          <w:rFonts w:ascii="Microsoft YaHei" w:hAnsi="Microsoft YaHei" w:eastAsia="Microsoft YaHei" w:cs="Microsoft YaHei"/>
+          <w:sz w:val="22"/>
+          <w:szCs w:val="22"/>
+        </w:rPr>
+        <w:t>搜索框：按关键词搜索节点，匹配结果自动展开子图</w:t>
+      </w:r>
+    </w:p>
+    <w:p>
+      <w:pPr>
+        <w:pStyle w:val="16"/>
+        <w:numPr>
+          <w:ilvl w:val="0"/>
+          <w:numId w:val="1"/>
+        </w:numPr>
+        <w:spacing w:after="60" w:line="300" w:lineRule="auto"/>
+      </w:pPr>
+      <w:r>
+        <w:rPr>
+          <w:rFonts w:ascii="Microsoft YaHei" w:hAnsi="Microsoft YaHei" w:eastAsia="Microsoft YaHei" w:cs="Microsoft YaHei"/>
+          <w:sz w:val="22"/>
+          <w:szCs w:val="22"/>
+        </w:rPr>
+        <w:t>统计信息：显示当前视图的节点数与关系数</w:t>
+      </w:r>
+    </w:p>
+    <w:p>
+      <w:pPr>
+        <w:pStyle w:val="16"/>
+        <w:numPr>
+          <w:ilvl w:val="0"/>
+          <w:numId w:val="1"/>
+        </w:numPr>
+        <w:spacing w:after="60" w:line="300" w:lineRule="auto"/>
+      </w:pPr>
+      <w:r>
+        <w:rPr>
+          <w:rFonts w:ascii="Microsoft YaHei" w:hAnsi="Microsoft YaHei" w:eastAsia="Microsoft YaHei" w:cs="Microsoft YaHei"/>
+          <w:sz w:val="22"/>
+          <w:szCs w:val="22"/>
+        </w:rPr>
+        <w:t>展开深度：1-3 级，控制子图遍历深度</w:t>
+      </w:r>
+    </w:p>
+    <w:p>
+      <w:pPr>
+        <w:pStyle w:val="16"/>
+        <w:numPr>
+          <w:ilvl w:val="0"/>
+          <w:numId w:val="1"/>
+        </w:numPr>
+        <w:spacing w:after="60" w:line="300" w:lineRule="auto"/>
+      </w:pPr>
+      <w:r>
+        <w:rPr>
+          <w:rFonts w:ascii="Microsoft YaHei" w:hAnsi="Microsoft YaHei" w:eastAsia="Microsoft YaHei" w:cs="Microsoft YaHei"/>
+          <w:sz w:val="22"/>
+          <w:szCs w:val="22"/>
+        </w:rPr>
+        <w:t>视角预设：快速切换预定义视图（全部图谱、劳动调解全流程、邻里调解全流程等）</w:t>
+      </w:r>
+    </w:p>
+    <w:p>
+      <w:pPr>
+        <w:pStyle w:val="16"/>
+        <w:numPr>
+          <w:ilvl w:val="0"/>
+          <w:numId w:val="1"/>
+        </w:numPr>
+        <w:spacing w:after="60" w:line="300" w:lineRule="auto"/>
+      </w:pPr>
+      <w:r>
+        <w:rPr>
+          <w:rFonts w:ascii="Microsoft YaHei" w:hAnsi="Microsoft YaHei" w:eastAsia="Microsoft YaHei" w:cs="Microsoft YaHei"/>
+          <w:sz w:val="22"/>
+          <w:szCs w:val="22"/>
+        </w:rPr>
+        <w:t>节点类型图例：显示各类型节点（法律/法条/概念/案件等）的数量与占比</w:t>
+      </w:r>
+    </w:p>
+    <w:p>
+      <w:pPr>
+        <w:pStyle w:val="16"/>
+        <w:numPr>
+          <w:ilvl w:val="0"/>
+          <w:numId w:val="1"/>
+        </w:numPr>
+        <w:spacing w:after="60" w:line="300" w:lineRule="auto"/>
+      </w:pPr>
+      <w:r>
+        <w:rPr>
+          <w:rFonts w:ascii="Microsoft YaHei" w:hAnsi="Microsoft YaHei" w:eastAsia="Microsoft YaHei" w:cs="Microsoft YaHei"/>
+          <w:sz w:val="22"/>
+          <w:szCs w:val="22"/>
+        </w:rPr>
+        <w:t>关系分布：显示各关系类型（引用/修正/废止等）的数量</w:t>
+      </w:r>
+    </w:p>
+    <w:p>
+      <w:pPr>
+        <w:pStyle w:val="4"/>
+        <w:spacing w:before="180" w:after="80"/>
+      </w:pPr>
+      <w:r>
+        <w:rPr>
+          <w:rFonts w:ascii="Microsoft YaHei" w:hAnsi="Microsoft YaHei" w:eastAsia="Microsoft YaHei" w:cs="Microsoft YaHei"/>
+          <w:b/>
+          <w:bCs/>
+          <w:sz w:val="23"/>
+          <w:szCs w:val="23"/>
+        </w:rPr>
+        <w:t>主画布区</w:t>
+      </w:r>
+    </w:p>
+    <w:p>
+      <w:pPr>
+        <w:pStyle w:val="16"/>
+        <w:numPr>
+          <w:ilvl w:val="0"/>
+          <w:numId w:val="1"/>
+        </w:numPr>
+        <w:spacing w:after="60" w:line="300" w:lineRule="auto"/>
+      </w:pPr>
+      <w:r>
+        <w:rPr>
+          <w:rFonts w:ascii="Microsoft YaHei" w:hAnsi="Microsoft YaHei" w:eastAsia="Microsoft YaHei" w:cs="Microsoft YaHei"/>
+          <w:sz w:val="22"/>
+          <w:szCs w:val="22"/>
+        </w:rPr>
+        <w:t>力导向图可视化：节点按类型配色，边按关系类型标注</w:t>
+      </w:r>
+    </w:p>
+    <w:p>
+      <w:pPr>
+        <w:pStyle w:val="16"/>
+        <w:numPr>
+          <w:ilvl w:val="0"/>
+          <w:numId w:val="1"/>
+        </w:numPr>
+        <w:spacing w:after="60" w:line="300" w:lineRule="auto"/>
+      </w:pPr>
+      <w:r>
+        <w:rPr>
+          <w:rFonts w:ascii="Microsoft YaHei" w:hAnsi="Microsoft YaHei" w:eastAsia="Microsoft YaHei" w:cs="Microsoft YaHei"/>
+          <w:sz w:val="22"/>
+          <w:szCs w:val="22"/>
+        </w:rPr>
+        <w:t>节点交互：悬停预览详情、点击固定详情面板、双击展开该节点子图</w:t>
+      </w:r>
+    </w:p>
+    <w:p>
+      <w:pPr>
+        <w:pStyle w:val="16"/>
+        <w:numPr>
+          <w:ilvl w:val="0"/>
+          <w:numId w:val="1"/>
+        </w:numPr>
+        <w:spacing w:after="60" w:line="300" w:lineRule="auto"/>
+      </w:pPr>
+      <w:r>
+        <w:rPr>
+          <w:rFonts w:ascii="Microsoft YaHei" w:hAnsi="Microsoft YaHei" w:eastAsia="Microsoft YaHei" w:cs="Microsoft YaHei"/>
+          <w:sz w:val="22"/>
+          <w:szCs w:val="22"/>
+        </w:rPr>
+        <w:t>边交互：悬停/点击查看关系详情（起止节点、关系类型）</w:t>
+      </w:r>
+    </w:p>
+    <w:p>
+      <w:pPr>
+        <w:pStyle w:val="16"/>
+        <w:numPr>
+          <w:ilvl w:val="0"/>
+          <w:numId w:val="1"/>
+        </w:numPr>
+        <w:spacing w:after="60" w:line="300" w:lineRule="auto"/>
+      </w:pPr>
+      <w:r>
+        <w:rPr>
+          <w:rFonts w:ascii="Microsoft YaHei" w:hAnsi="Microsoft YaHei" w:eastAsia="Microsoft YaHei" w:cs="Microsoft YaHei"/>
+          <w:sz w:val="22"/>
+          <w:szCs w:val="22"/>
+        </w:rPr>
+        <w:t>缩放工具：放大/缩小/适配视图，底部显示当前缩放比例</w:t>
+      </w:r>
+    </w:p>
+    <w:p>
+      <w:pPr>
+        <w:pStyle w:val="16"/>
+        <w:numPr>
+          <w:ilvl w:val="0"/>
+          <w:numId w:val="1"/>
+        </w:numPr>
+        <w:spacing w:after="60" w:line="300" w:lineRule="auto"/>
+      </w:pPr>
+      <w:r>
+        <w:rPr>
+          <w:rFonts w:ascii="Microsoft YaHei" w:hAnsi="Microsoft YaHei" w:eastAsia="Microsoft YaHei" w:cs="Microsoft YaHei"/>
+          <w:sz w:val="22"/>
+          <w:szCs w:val="22"/>
+        </w:rPr>
+        <w:t>返回上一视图：面包屑导航，支持视图历史回退</w:t>
+      </w:r>
+    </w:p>
+    <w:p>
+      <w:pPr>
+        <w:pStyle w:val="4"/>
+        <w:spacing w:before="180" w:after="80"/>
+      </w:pPr>
+      <w:r>
+        <w:rPr>
+          <w:rFonts w:ascii="Microsoft YaHei" w:hAnsi="Microsoft YaHei" w:eastAsia="Microsoft YaHei" w:cs="Microsoft YaHei"/>
+          <w:b/>
+          <w:bCs/>
+          <w:sz w:val="23"/>
+          <w:szCs w:val="23"/>
+        </w:rPr>
+        <w:t>右侧详情面板</w:t>
+      </w:r>
+    </w:p>
+    <w:p>
+      <w:pPr>
+        <w:pStyle w:val="16"/>
+        <w:numPr>
+          <w:ilvl w:val="0"/>
+          <w:numId w:val="1"/>
+        </w:numPr>
+        <w:spacing w:after="60" w:line="300" w:lineRule="auto"/>
+      </w:pPr>
+      <w:r>
+        <w:rPr>
+          <w:rFonts w:ascii="Microsoft YaHei" w:hAnsi="Microsoft YaHei" w:eastAsia="Microsoft YaHei" w:cs="Microsoft YaHei"/>
+          <w:sz w:val="22"/>
+          <w:szCs w:val="22"/>
+        </w:rPr>
+        <w:t>节点详情：标签、类型、分类、关联文档片段</w:t>
+      </w:r>
+    </w:p>
+    <w:p>
+      <w:pPr>
+        <w:pStyle w:val="16"/>
+        <w:numPr>
+          <w:ilvl w:val="0"/>
+          <w:numId w:val="1"/>
+        </w:numPr>
+        <w:spacing w:after="60" w:line="300" w:lineRule="auto"/>
+      </w:pPr>
+      <w:r>
+        <w:rPr>
+          <w:rFonts w:ascii="Microsoft YaHei" w:hAnsi="Microsoft YaHei" w:eastAsia="Microsoft YaHei" w:cs="Microsoft YaHei"/>
+          <w:sz w:val="22"/>
+          <w:szCs w:val="22"/>
+        </w:rPr>
+        <w:t>边详情：关系类型、起止节点、关系上下文</w:t>
+      </w:r>
+    </w:p>
+    <w:p>
+      <w:pPr>
+        <w:pStyle w:val="16"/>
+        <w:numPr>
+          <w:ilvl w:val="0"/>
+          <w:numId w:val="1"/>
+        </w:numPr>
+        <w:spacing w:after="60" w:line="300" w:lineRule="auto"/>
+      </w:pPr>
+      <w:r>
+        <w:rPr>
+          <w:rFonts w:ascii="Microsoft YaHei" w:hAnsi="Microsoft YaHei" w:eastAsia="Microsoft YaHei" w:cs="Microsoft YaHei"/>
+          <w:sz w:val="22"/>
+          <w:szCs w:val="22"/>
+        </w:rPr>
+        <w:t>面板可关闭：点击背景或关闭按钮隐藏</w:t>
+      </w:r>
+    </w:p>
+    <w:p>
+      <w:pPr>
+        <w:spacing w:before="120" w:after="40"/>
+        <w:jc w:val="center"/>
+      </w:pPr>
+      <w:r>
+        <w:drawing>
+          <wp:inline distT="0" distB="0" distL="0" distR="0">
+            <wp:extent cx="5334000" cy="3000375"/>
+            <wp:effectExtent l="0" t="0" r="0" b="0"/>
+            <wp:docPr id="9" name="图片 9"/>
+            <wp:cNvGraphicFramePr>
+              <a:graphicFrameLocks xmlns:a="http://schemas.openxmlformats.org/drawingml/2006/main" noChangeAspect="1"/>
+            </wp:cNvGraphicFramePr>
+            <a:graphic xmlns:a="http://schemas.openxmlformats.org/drawingml/2006/main">
+              <a:graphicData uri="http://schemas.openxmlformats.org/drawingml/2006/picture">
+                <pic:pic xmlns:pic="http://schemas.openxmlformats.org/drawingml/2006/picture">
+                  <pic:nvPicPr>
+                    <pic:cNvPr id="9" name="图片 9"/>
+                    <pic:cNvPicPr>
+                      <a:picLocks noChangeAspect="1" noChangeArrowheads="1"/>
+                    </pic:cNvPicPr>
+                  </pic:nvPicPr>
+                  <pic:blipFill>
+                    <a:blip r:embed="rId14"/>
+                    <a:srcRect/>
+                    <a:stretch>
+                      <a:fillRect/>
+                    </a:stretch>
+                  </pic:blipFill>
+                  <pic:spPr>
+                    <a:xfrm>
+                      <a:off x="0" y="0"/>
+                      <a:ext cx="5334000" cy="3000375"/>
+                    </a:xfrm>
+                    <a:prstGeom prst="rect">
+                      <a:avLst/>
+                    </a:prstGeom>
+                  </pic:spPr>
+                </pic:pic>
+              </a:graphicData>
+            </a:graphic>
+          </wp:inline>
+        </w:drawing>
+      </w:r>
+    </w:p>
+    <w:p>
+      <w:pPr>
+        <w:spacing w:after="160"/>
+        <w:jc w:val="center"/>
+      </w:pPr>
+      <w:r>
+        <w:rPr>
+          <w:rFonts w:ascii="Microsoft YaHei" w:hAnsi="Microsoft YaHei" w:eastAsia="Microsoft YaHei" w:cs="Microsoft YaHei"/>
+          <w:i/>
+          <w:iCs/>
+          <w:color w:val="888888"/>
+          <w:sz w:val="18"/>
+          <w:szCs w:val="18"/>
+        </w:rPr>
+        <w:t>图 9  知识图谱可视化页</w:t>
+      </w:r>
+    </w:p>
+    <w:tbl>
+      <w:tblPr>
+        <w:tblStyle w:val="11"/>
+        <w:tblW w:w="5000" w:type="pct"/>
+        <w:tblInd w:w="0" w:type="dxa"/>
+        <w:tblBorders>
+          <w:top w:val="single" w:color="BBDEFB" w:sz="4" w:space="0"/>
+          <w:left w:val="single" w:color="2196F3" w:sz="24" w:space="0"/>
+          <w:bottom w:val="single" w:color="BBDEFB" w:sz="4" w:space="0"/>
+          <w:right w:val="single" w:color="BBDEFB" w:sz="4" w:space="0"/>
+          <w:insideH w:val="none" w:color="FFFFFF" w:sz="0" w:space="0"/>
+          <w:insideV w:val="none" w:color="FFFFFF" w:sz="0" w:space="0"/>
+        </w:tblBorders>
+        <w:tblLayout w:type="autofit"/>
+        <w:tblCellMar>
+          <w:top w:w="0" w:type="dxa"/>
+          <w:left w:w="10" w:type="dxa"/>
+          <w:bottom w:w="0" w:type="dxa"/>
+          <w:right w:w="10" w:type="dxa"/>
+        </w:tblCellMar>
+      </w:tblPr>
+      <w:tblGrid>
+        <w:gridCol w:w="9958"/>
+      </w:tblGrid>
+      <w:tr>
+        <w:tblPrEx>
+          <w:tblBorders>
+            <w:top w:val="single" w:color="BBDEFB" w:sz="4" w:space="0"/>
+            <w:left w:val="single" w:color="2196F3" w:sz="24" w:space="0"/>
+            <w:bottom w:val="single" w:color="BBDEFB" w:sz="4" w:space="0"/>
+            <w:right w:val="single" w:color="BBDEFB" w:sz="4" w:space="0"/>
+            <w:insideH w:val="none" w:color="FFFFFF" w:sz="0" w:space="0"/>
+            <w:insideV w:val="none" w:color="FFFFFF" w:sz="0" w:space="0"/>
+          </w:tblBorders>
+          <w:tblCellMar>
+            <w:top w:w="0" w:type="dxa"/>
+            <w:left w:w="10" w:type="dxa"/>
+            <w:bottom w:w="0" w:type="dxa"/>
+            <w:right w:w="10" w:type="dxa"/>
+          </w:tblCellMar>
+        </w:tblPrEx>
+        <w:tc>
+          <w:tcPr>
+            <w:tcMar>
+              <w:top w:w="120" w:type="dxa"/>
+              <w:left w:w="160" w:type="dxa"/>
+              <w:bottom w:w="120" w:type="dxa"/>
+              <w:right w:w="160" w:type="dxa"/>
+            </w:tcMar>
+          </w:tcPr>
+          <w:p>
             <w:r>
               <w:rPr>
                 <w:rFonts w:ascii="Microsoft YaHei" w:hAnsi="Microsoft YaHei" w:eastAsia="Microsoft YaHei" w:cs="Microsoft YaHei"/>
@@ -3195,7 +3560,7 @@
                 <w:sz w:val="21"/>
                 <w:szCs w:val="21"/>
               </w:rPr>
-              <w:t xml:space="preserve"> 账号虽为管理员角色，但「访问控制」菜单仅对具备 users:manage / roles:manage 权限的账号可见。如需查看该页面，请使用具备相应权限的管理员账号登录。</w:t>
+              <w:t>提示：知识图谱数据来源于文档入库时自动抽取的实体与关系。如节点为空，请先在文档库上传法律文档并等待入库完成。</w:t>
             </w:r>
           </w:p>
         </w:tc>
@@ -3214,7 +3579,43 @@
           <w:sz w:val="32"/>
           <w:szCs w:val="32"/>
         </w:rPr>
-        <w:t>附录：典型使用流程</w:t>
+        <w:t>十一、访问控制</w:t>
+      </w:r>
+    </w:p>
+    <w:p>
+      <w:pPr>
+        <w:spacing w:after="80" w:line="320" w:lineRule="auto"/>
+      </w:pPr>
+      <w:r>
+        <w:rPr>
+          <w:rFonts w:ascii="Microsoft YaHei" w:hAnsi="Microsoft YaHei" w:eastAsia="Microsoft YaHei" w:cs="Microsoft YaHei"/>
+          <w:b/>
+          <w:bCs/>
+          <w:sz w:val="22"/>
+          <w:szCs w:val="22"/>
+        </w:rPr>
+        <w:t>路径：</w:t>
+      </w:r>
+      <w:r>
+        <w:rPr>
+          <w:rFonts w:ascii="Microsoft YaHei" w:hAnsi="Microsoft YaHei" w:eastAsia="Microsoft YaHei" w:cs="Microsoft YaHei"/>
+          <w:sz w:val="22"/>
+          <w:szCs w:val="22"/>
+        </w:rPr>
+        <w:t>侧边栏「访问控制」或地址 http://www.ke-confident.cn/users（需 users:manage 或 roles:manage 权限）</w:t>
+      </w:r>
+    </w:p>
+    <w:p>
+      <w:pPr>
+        <w:spacing w:after="80" w:line="320" w:lineRule="auto"/>
+      </w:pPr>
+      <w:r>
+        <w:rPr>
+          <w:rFonts w:ascii="Microsoft YaHei" w:hAnsi="Microsoft YaHei" w:eastAsia="Microsoft YaHei" w:cs="Microsoft YaHei"/>
+          <w:sz w:val="22"/>
+          <w:szCs w:val="22"/>
+        </w:rPr>
+        <w:t>访问控制页管理用户账号与角色权限，基于 RBAC 模型：用户分配角色，角色绑定权限，权限控制可访问的菜单与操作。</w:t>
       </w:r>
     </w:p>
     <w:p>
@@ -3230,43 +3631,712 @@
           <w:sz w:val="23"/>
           <w:szCs w:val="23"/>
         </w:rPr>
-        <w:t>流程一：首次配置</w:t>
-      </w:r>
-    </w:p>
-    <w:p>
-      <w:pPr>
-        <w:pStyle w:val="16"/>
-        <w:numPr>
-          <w:ilvl w:val="0"/>
-          <w:numId w:val="1"/>
-        </w:numPr>
-        <w:spacing w:after="60" w:line="300" w:lineRule="auto"/>
-      </w:pPr>
-      <w:r>
-        <w:rPr>
-          <w:rFonts w:ascii="Microsoft YaHei" w:hAnsi="Microsoft YaHei" w:eastAsia="Microsoft YaHei" w:cs="Microsoft YaHei"/>
-          <w:sz w:val="22"/>
-          <w:szCs w:val="22"/>
-        </w:rPr>
-        <w:t>使用管理员账号登录</w:t>
-      </w:r>
-    </w:p>
-    <w:p>
-      <w:pPr>
-        <w:pStyle w:val="16"/>
-        <w:numPr>
-          <w:ilvl w:val="0"/>
-          <w:numId w:val="1"/>
-        </w:numPr>
-        <w:spacing w:after="60" w:line="300" w:lineRule="auto"/>
-      </w:pPr>
-      <w:r>
-        <w:rPr>
-          <w:rFonts w:ascii="Microsoft YaHei" w:hAnsi="Microsoft YaHei" w:eastAsia="Microsoft YaHei" w:cs="Microsoft YaHei"/>
-          <w:sz w:val="22"/>
-          <w:szCs w:val="22"/>
-        </w:rPr>
-        <w:t>进入「模型」页，确</w:t>
+        <w:t>用户账号 Tab</w:t>
+      </w:r>
+    </w:p>
+    <w:p>
+      <w:pPr>
+        <w:spacing w:after="80" w:line="320" w:lineRule="auto"/>
+      </w:pPr>
+      <w:r>
+        <w:rPr>
+          <w:rFonts w:ascii="Microsoft YaHei" w:hAnsi="Microsoft YaHei" w:eastAsia="Microsoft YaHei" w:cs="Microsoft YaHei"/>
+          <w:sz w:val="22"/>
+          <w:szCs w:val="22"/>
+        </w:rPr>
+        <w:t>管理登录账号。表格列：用户名、角色、状态（正常 / 禁用）、创建时间、操作（编辑 / 删除）。</w:t>
+      </w:r>
+    </w:p>
+    <w:p>
+      <w:pPr>
+        <w:pStyle w:val="16"/>
+        <w:numPr>
+          <w:ilvl w:val="0"/>
+          <w:numId w:val="1"/>
+        </w:numPr>
+        <w:spacing w:after="60" w:line="300" w:lineRule="auto"/>
+      </w:pPr>
+      <w:r>
+        <w:rPr>
+          <w:rFonts w:ascii="Microsoft YaHei" w:hAnsi="Microsoft YaHei" w:eastAsia="Microsoft YaHei" w:cs="Microsoft YaHei"/>
+          <w:sz w:val="22"/>
+          <w:szCs w:val="22"/>
+        </w:rPr>
+        <w:t>新建用户：填写用户名（字母数字下划线）、初始密码（至少 6 位）、分配角色</w:t>
+      </w:r>
+    </w:p>
+    <w:p>
+      <w:pPr>
+        <w:pStyle w:val="16"/>
+        <w:numPr>
+          <w:ilvl w:val="0"/>
+          <w:numId w:val="1"/>
+        </w:numPr>
+        <w:spacing w:after="60" w:line="300" w:lineRule="auto"/>
+      </w:pPr>
+      <w:r>
+        <w:rPr>
+          <w:rFonts w:ascii="Microsoft YaHei" w:hAnsi="Microsoft YaHei" w:eastAsia="Microsoft YaHei" w:cs="Microsoft YaHei"/>
+          <w:sz w:val="22"/>
+          <w:szCs w:val="22"/>
+        </w:rPr>
+        <w:t>编辑用户：可修改密码（留空不改）、调整角色、切换禁用状态</w:t>
+      </w:r>
+    </w:p>
+    <w:p>
+      <w:pPr>
+        <w:pStyle w:val="16"/>
+        <w:numPr>
+          <w:ilvl w:val="0"/>
+          <w:numId w:val="1"/>
+        </w:numPr>
+        <w:spacing w:after="60" w:line="300" w:lineRule="auto"/>
+      </w:pPr>
+      <w:r>
+        <w:rPr>
+          <w:rFonts w:ascii="Microsoft YaHei" w:hAnsi="Microsoft YaHei" w:eastAsia="Microsoft YaHei" w:cs="Microsoft YaHei"/>
+          <w:sz w:val="22"/>
+          <w:szCs w:val="22"/>
+        </w:rPr>
+        <w:t>删除用户：不可删除自己</w:t>
+      </w:r>
+    </w:p>
+    <w:p>
+      <w:pPr>
+        <w:pStyle w:val="4"/>
+        <w:spacing w:before="180" w:after="80"/>
+      </w:pPr>
+      <w:r>
+        <w:rPr>
+          <w:rFonts w:ascii="Microsoft YaHei" w:hAnsi="Microsoft YaHei" w:eastAsia="Microsoft YaHei" w:cs="Microsoft YaHei"/>
+          <w:b/>
+          <w:bCs/>
+          <w:sz w:val="23"/>
+          <w:szCs w:val="23"/>
+        </w:rPr>
+        <w:t>角色权限 Tab</w:t>
+      </w:r>
+    </w:p>
+    <w:p>
+      <w:pPr>
+        <w:spacing w:after="80" w:line="320" w:lineRule="auto"/>
+      </w:pPr>
+      <w:r>
+        <w:rPr>
+          <w:rFonts w:ascii="Microsoft YaHei" w:hAnsi="Microsoft YaHei" w:eastAsia="Microsoft YaHei" w:cs="Microsoft YaHei"/>
+          <w:sz w:val="22"/>
+          <w:szCs w:val="22"/>
+        </w:rPr>
+        <w:t>自定义角色并配置权限。每个角色展示名称、标识、用户数与权限组。</w:t>
+      </w:r>
+    </w:p>
+    <w:p>
+      <w:pPr>
+        <w:pStyle w:val="16"/>
+        <w:numPr>
+          <w:ilvl w:val="0"/>
+          <w:numId w:val="1"/>
+        </w:numPr>
+        <w:spacing w:after="60" w:line="300" w:lineRule="auto"/>
+      </w:pPr>
+      <w:r>
+        <w:rPr>
+          <w:rFonts w:ascii="Microsoft YaHei" w:hAnsi="Microsoft YaHei" w:eastAsia="Microsoft YaHei" w:cs="Microsoft YaHei"/>
+          <w:sz w:val="22"/>
+          <w:szCs w:val="22"/>
+        </w:rPr>
+        <w:t>新建角色：填写标识（小写字母开头）、名称、描述，按组勾选权限</w:t>
+      </w:r>
+    </w:p>
+    <w:p>
+      <w:pPr>
+        <w:pStyle w:val="16"/>
+        <w:numPr>
+          <w:ilvl w:val="0"/>
+          <w:numId w:val="1"/>
+        </w:numPr>
+        <w:spacing w:after="60" w:line="300" w:lineRule="auto"/>
+      </w:pPr>
+      <w:r>
+        <w:rPr>
+          <w:rFonts w:ascii="Microsoft YaHei" w:hAnsi="Microsoft YaHei" w:eastAsia="Microsoft YaHei" w:cs="Microsoft YaHei"/>
+          <w:sz w:val="22"/>
+          <w:szCs w:val="22"/>
+        </w:rPr>
+        <w:t>编辑角色：可修改名称、描述与权限组合</w:t>
+      </w:r>
+    </w:p>
+    <w:p>
+      <w:pPr>
+        <w:pStyle w:val="16"/>
+        <w:numPr>
+          <w:ilvl w:val="0"/>
+          <w:numId w:val="1"/>
+        </w:numPr>
+        <w:spacing w:after="60" w:line="300" w:lineRule="auto"/>
+      </w:pPr>
+      <w:r>
+        <w:rPr>
+          <w:rFonts w:ascii="Microsoft YaHei" w:hAnsi="Microsoft YaHei" w:eastAsia="Microsoft YaHei" w:cs="Microsoft YaHei"/>
+          <w:sz w:val="22"/>
+          <w:szCs w:val="22"/>
+        </w:rPr>
+        <w:t>内置角色（isSystem）标记「内置」，不可删除</w:t>
+      </w:r>
+    </w:p>
+    <w:tbl>
+      <w:tblPr>
+        <w:tblStyle w:val="11"/>
+        <w:tblW w:w="5000" w:type="pct"/>
+        <w:tblInd w:w="0" w:type="dxa"/>
+        <w:tblBorders>
+          <w:top w:val="single" w:color="BBDEFB" w:sz="4" w:space="0"/>
+          <w:left w:val="single" w:color="2196F3" w:sz="24" w:space="0"/>
+          <w:bottom w:val="single" w:color="BBDEFB" w:sz="4" w:space="0"/>
+          <w:right w:val="single" w:color="BBDEFB" w:sz="4" w:space="0"/>
+          <w:insideH w:val="none" w:color="FFFFFF" w:sz="0" w:space="0"/>
+          <w:insideV w:val="none" w:color="FFFFFF" w:sz="0" w:space="0"/>
+        </w:tblBorders>
+        <w:tblLayout w:type="autofit"/>
+        <w:tblCellMar>
+          <w:top w:w="0" w:type="dxa"/>
+          <w:left w:w="10" w:type="dxa"/>
+          <w:bottom w:w="0" w:type="dxa"/>
+          <w:right w:w="10" w:type="dxa"/>
+        </w:tblCellMar>
+      </w:tblPr>
+      <w:tblGrid>
+        <w:gridCol w:w="9958"/>
+      </w:tblGrid>
+      <w:tr>
+        <w:tblPrEx>
+          <w:tblBorders>
+            <w:top w:val="single" w:color="BBDEFB" w:sz="4" w:space="0"/>
+            <w:left w:val="single" w:color="2196F3" w:sz="24" w:space="0"/>
+            <w:bottom w:val="single" w:color="BBDEFB" w:sz="4" w:space="0"/>
+            <w:right w:val="single" w:color="BBDEFB" w:sz="4" w:space="0"/>
+            <w:insideH w:val="none" w:color="FFFFFF" w:sz="0" w:space="0"/>
+            <w:insideV w:val="none" w:color="FFFFFF" w:sz="0" w:space="0"/>
+          </w:tblBorders>
+          <w:tblCellMar>
+            <w:top w:w="0" w:type="dxa"/>
+            <w:left w:w="10" w:type="dxa"/>
+            <w:bottom w:w="0" w:type="dxa"/>
+            <w:right w:w="10" w:type="dxa"/>
+          </w:tblCellMar>
+        </w:tblPrEx>
+        <w:tc>
+          <w:tcPr>
+            <w:tcMar>
+              <w:top w:w="120" w:type="dxa"/>
+              <w:left w:w="160" w:type="dxa"/>
+              <w:bottom w:w="120" w:type="dxa"/>
+              <w:right w:w="160" w:type="dxa"/>
+            </w:tcMar>
+          </w:tcPr>
+          <w:p>
+            <w:r>
+              <w:rPr>
+                <w:rFonts w:ascii="Microsoft YaHei" w:hAnsi="Microsoft YaHei" w:eastAsia="Microsoft YaHei" w:cs="Microsoft YaHei"/>
+                <w:color w:val="444444"/>
+                <w:sz w:val="21"/>
+                <w:szCs w:val="21"/>
+              </w:rPr>
+              <w:t>权限说明：本演示 test 账号虽为管理员角色，但「访问控制」菜单仅对具备 users:manage / roles:manage 权限的账号可见。如需查看该页面，请使用具备相应权限的管理员账号登录。</w:t>
+            </w:r>
+          </w:p>
+        </w:tc>
+      </w:tr>
+    </w:tbl>
+    <w:p>
+      <w:pPr>
+        <w:pStyle w:val="2"/>
+        <w:spacing w:before="360" w:after="160"/>
+      </w:pPr>
+      <w:r>
+        <w:rPr>
+          <w:rFonts w:ascii="Microsoft YaHei" w:hAnsi="Microsoft YaHei" w:eastAsia="Microsoft YaHei" w:cs="Microsoft YaHei"/>
+          <w:b/>
+          <w:bCs/>
+          <w:sz w:val="32"/>
+          <w:szCs w:val="32"/>
+        </w:rPr>
+        <w:t xml:space="preserve">附录 </w:t>
+      </w:r>
+      <w:r>
+        <w:rPr>
+          <w:rFonts w:hint="eastAsia" w:cs="Microsoft YaHei"/>
+          <w:b/>
+          <w:bCs/>
+          <w:sz w:val="32"/>
+          <w:szCs w:val="32"/>
+          <w:lang w:val="en-US" w:eastAsia="zh-CN"/>
+        </w:rPr>
+        <w:t>A</w:t>
+      </w:r>
+      <w:r>
+        <w:rPr>
+          <w:rFonts w:ascii="Microsoft YaHei" w:hAnsi="Microsoft YaHei" w:eastAsia="Microsoft YaHei" w:cs="Microsoft YaHei"/>
+          <w:b/>
+          <w:bCs/>
+          <w:sz w:val="32"/>
+          <w:szCs w:val="32"/>
+        </w:rPr>
+        <w:t>：术语表</w:t>
+      </w:r>
+    </w:p>
+    <w:p>
+      <w:pPr>
+        <w:spacing w:after="80" w:line="320" w:lineRule="auto"/>
+      </w:pPr>
+      <w:r>
+        <w:rPr>
+          <w:rFonts w:ascii="Microsoft YaHei" w:hAnsi="Microsoft YaHei" w:eastAsia="Microsoft YaHei" w:cs="Microsoft YaHei"/>
+          <w:b/>
+          <w:bCs/>
+          <w:sz w:val="22"/>
+          <w:szCs w:val="22"/>
+        </w:rPr>
+        <w:t>Agent（智能体）</w:t>
+      </w:r>
+    </w:p>
+    <w:p>
+      <w:pPr>
+        <w:spacing w:after="80" w:line="320" w:lineRule="auto"/>
+      </w:pPr>
+      <w:r>
+        <w:rPr>
+          <w:rFonts w:ascii="Microsoft YaHei" w:hAnsi="Microsoft YaHei" w:eastAsia="Microsoft YaHei" w:cs="Microsoft YaHei"/>
+          <w:sz w:val="22"/>
+          <w:szCs w:val="22"/>
+        </w:rPr>
+        <w:t>LLM 自主编排的执行单元，绑定模型与数据集，根据问题自主决策调用工具与 Skill。</w:t>
+      </w:r>
+    </w:p>
+    <w:p>
+      <w:pPr>
+        <w:spacing w:after="80" w:line="320" w:lineRule="auto"/>
+      </w:pPr>
+      <w:r>
+        <w:rPr>
+          <w:rFonts w:ascii="Microsoft YaHei" w:hAnsi="Microsoft YaHei" w:eastAsia="Microsoft YaHei" w:cs="Microsoft YaHei"/>
+          <w:b/>
+          <w:bCs/>
+          <w:sz w:val="22"/>
+          <w:szCs w:val="22"/>
+        </w:rPr>
+        <w:t>Skill</w:t>
+      </w:r>
+    </w:p>
+    <w:p>
+      <w:pPr>
+        <w:spacing w:after="80" w:line="320" w:lineRule="auto"/>
+      </w:pPr>
+      <w:r>
+        <w:rPr>
+          <w:rFonts w:ascii="Microsoft YaHei" w:hAnsi="Microsoft YaHei" w:eastAsia="Microsoft YaHei" w:cs="Microsoft YaHei"/>
+          <w:sz w:val="22"/>
+          <w:szCs w:val="22"/>
+        </w:rPr>
+        <w:t>Agent 的高级任务单元，固化最佳实践流程，声明可调用的工具与 System Prompt 指令。</w:t>
+      </w:r>
+    </w:p>
+    <w:p>
+      <w:pPr>
+        <w:spacing w:after="80" w:line="320" w:lineRule="auto"/>
+      </w:pPr>
+      <w:r>
+        <w:rPr>
+          <w:rFonts w:ascii="Microsoft YaHei" w:hAnsi="Microsoft YaHei" w:eastAsia="Microsoft YaHei" w:cs="Microsoft YaHei"/>
+          <w:b/>
+          <w:bCs/>
+          <w:sz w:val="22"/>
+          <w:szCs w:val="22"/>
+        </w:rPr>
+        <w:t>Tool</w:t>
+      </w:r>
+    </w:p>
+    <w:p>
+      <w:pPr>
+        <w:spacing w:after="80" w:line="320" w:lineRule="auto"/>
+      </w:pPr>
+      <w:r>
+        <w:rPr>
+          <w:rFonts w:ascii="Microsoft YaHei" w:hAnsi="Microsoft YaHei" w:eastAsia="Microsoft YaHei" w:cs="Microsoft YaHei"/>
+          <w:sz w:val="22"/>
+          <w:szCs w:val="22"/>
+        </w:rPr>
+        <w:t>原子操作，如 search_knowledge（检索）、get_document（获取文档）等，供 Agent 和 Skill 调用。</w:t>
+      </w:r>
+    </w:p>
+    <w:p>
+      <w:pPr>
+        <w:spacing w:after="80" w:line="320" w:lineRule="auto"/>
+      </w:pPr>
+      <w:r>
+        <w:rPr>
+          <w:rFonts w:ascii="Microsoft YaHei" w:hAnsi="Microsoft YaHei" w:eastAsia="Microsoft YaHei" w:cs="Microsoft YaHei"/>
+          <w:b/>
+          <w:bCs/>
+          <w:sz w:val="22"/>
+          <w:szCs w:val="22"/>
+        </w:rPr>
+        <w:t>Chunk（切片）</w:t>
+      </w:r>
+    </w:p>
+    <w:p>
+      <w:pPr>
+        <w:spacing w:after="80" w:line="320" w:lineRule="auto"/>
+      </w:pPr>
+      <w:r>
+        <w:rPr>
+          <w:rFonts w:ascii="Microsoft YaHei" w:hAnsi="Microsoft YaHei" w:eastAsia="Microsoft YaHei" w:cs="Microsoft YaHei"/>
+          <w:sz w:val="22"/>
+          <w:szCs w:val="22"/>
+        </w:rPr>
+        <w:t>文档切分后的文本块。系统采用 Parent-Child 双策略：Parent（</w:t>
+      </w:r>
+      <w:r>
+        <w:rPr>
+          <w:rFonts w:hint="eastAsia" w:cs="Microsoft YaHei"/>
+          <w:sz w:val="22"/>
+          <w:szCs w:val="22"/>
+          <w:lang w:val="en-US" w:eastAsia="zh-CN"/>
+        </w:rPr>
+        <w:t>6</w:t>
+      </w:r>
+      <w:r>
+        <w:rPr>
+          <w:rFonts w:ascii="Microsoft YaHei" w:hAnsi="Microsoft YaHei" w:eastAsia="Microsoft YaHei" w:cs="Microsoft YaHei"/>
+          <w:sz w:val="22"/>
+          <w:szCs w:val="22"/>
+        </w:rPr>
+        <w:t>00 token）为上下文窗口，Child（</w:t>
+      </w:r>
+      <w:r>
+        <w:rPr>
+          <w:rFonts w:hint="eastAsia" w:cs="Microsoft YaHei"/>
+          <w:sz w:val="22"/>
+          <w:szCs w:val="22"/>
+          <w:lang w:val="en-US" w:eastAsia="zh-CN"/>
+        </w:rPr>
+        <w:t>2</w:t>
+      </w:r>
+      <w:r>
+        <w:rPr>
+          <w:rFonts w:ascii="Microsoft YaHei" w:hAnsi="Microsoft YaHei" w:eastAsia="Microsoft YaHei" w:cs="Microsoft YaHei"/>
+          <w:sz w:val="22"/>
+          <w:szCs w:val="22"/>
+        </w:rPr>
+        <w:t>00 token）为检索单元。</w:t>
+      </w:r>
+    </w:p>
+    <w:p>
+      <w:pPr>
+        <w:spacing w:after="80" w:line="320" w:lineRule="auto"/>
+      </w:pPr>
+      <w:r>
+        <w:rPr>
+          <w:rFonts w:ascii="Microsoft YaHei" w:hAnsi="Microsoft YaHei" w:eastAsia="Microsoft YaHei" w:cs="Microsoft YaHei"/>
+          <w:b/>
+          <w:bCs/>
+          <w:sz w:val="22"/>
+          <w:szCs w:val="22"/>
+        </w:rPr>
+        <w:t>Embedding（向量化）</w:t>
+      </w:r>
+    </w:p>
+    <w:p>
+      <w:pPr>
+        <w:spacing w:after="80" w:line="320" w:lineRule="auto"/>
+      </w:pPr>
+      <w:r>
+        <w:rPr>
+          <w:rFonts w:ascii="Microsoft YaHei" w:hAnsi="Microsoft YaHei" w:eastAsia="Microsoft YaHei" w:cs="Microsoft YaHei"/>
+          <w:sz w:val="22"/>
+          <w:szCs w:val="22"/>
+        </w:rPr>
+        <w:t>将文本转换为高维向量（1024 维），用于语义相似度检索。</w:t>
+      </w:r>
+    </w:p>
+    <w:p>
+      <w:pPr>
+        <w:spacing w:after="80" w:line="320" w:lineRule="auto"/>
+      </w:pPr>
+      <w:r>
+        <w:rPr>
+          <w:rFonts w:ascii="Microsoft YaHei" w:hAnsi="Microsoft YaHei" w:eastAsia="Microsoft YaHei" w:cs="Microsoft YaHei"/>
+          <w:b/>
+          <w:bCs/>
+          <w:sz w:val="22"/>
+          <w:szCs w:val="22"/>
+        </w:rPr>
+        <w:t>Dense 检索</w:t>
+      </w:r>
+    </w:p>
+    <w:p>
+      <w:pPr>
+        <w:spacing w:after="80" w:line="320" w:lineRule="auto"/>
+      </w:pPr>
+      <w:r>
+        <w:rPr>
+          <w:rFonts w:ascii="Microsoft YaHei" w:hAnsi="Microsoft YaHei" w:eastAsia="Microsoft YaHei" w:cs="Microsoft YaHei"/>
+          <w:sz w:val="22"/>
+          <w:szCs w:val="22"/>
+        </w:rPr>
+        <w:t>基于向量的语义检索，使用 pgvector HNSW 索引，适合模糊匹配与语义理解。</w:t>
+      </w:r>
+    </w:p>
+    <w:p>
+      <w:pPr>
+        <w:spacing w:after="80" w:line="320" w:lineRule="auto"/>
+      </w:pPr>
+      <w:r>
+        <w:rPr>
+          <w:rFonts w:ascii="Microsoft YaHei" w:hAnsi="Microsoft YaHei" w:eastAsia="Microsoft YaHei" w:cs="Microsoft YaHei"/>
+          <w:b/>
+          <w:bCs/>
+          <w:sz w:val="22"/>
+          <w:szCs w:val="22"/>
+        </w:rPr>
+        <w:t>Sparse 检索</w:t>
+      </w:r>
+    </w:p>
+    <w:p>
+      <w:pPr>
+        <w:spacing w:after="80" w:line="320" w:lineRule="auto"/>
+      </w:pPr>
+      <w:r>
+        <w:rPr>
+          <w:rFonts w:ascii="Microsoft YaHei" w:hAnsi="Microsoft YaHei" w:eastAsia="Microsoft YaHei" w:cs="Microsoft YaHei"/>
+          <w:sz w:val="22"/>
+          <w:szCs w:val="22"/>
+        </w:rPr>
+        <w:t>基于关键词的全文检索，使用 PostgreSQL tsvector GIN 索引，适合精确匹配。</w:t>
+      </w:r>
+    </w:p>
+    <w:p>
+      <w:pPr>
+        <w:spacing w:after="80" w:line="320" w:lineRule="auto"/>
+      </w:pPr>
+      <w:r>
+        <w:rPr>
+          <w:rFonts w:ascii="Microsoft YaHei" w:hAnsi="Microsoft YaHei" w:eastAsia="Microsoft YaHei" w:cs="Microsoft YaHei"/>
+          <w:b/>
+          <w:bCs/>
+          <w:sz w:val="22"/>
+          <w:szCs w:val="22"/>
+        </w:rPr>
+        <w:t>RRF（Reciprocal Rank Fusion）</w:t>
+      </w:r>
+    </w:p>
+    <w:p>
+      <w:pPr>
+        <w:spacing w:after="80" w:line="320" w:lineRule="auto"/>
+      </w:pPr>
+      <w:r>
+        <w:rPr>
+          <w:rFonts w:ascii="Microsoft YaHei" w:hAnsi="Microsoft YaHei" w:eastAsia="Microsoft YaHei" w:cs="Microsoft YaHei"/>
+          <w:sz w:val="22"/>
+          <w:szCs w:val="22"/>
+        </w:rPr>
+        <w:t>多路召回融合算法，将 Dense / Sparse / Graph 三路结果按排名融合，公式：1/(k+rank)。</w:t>
+      </w:r>
+    </w:p>
+    <w:p>
+      <w:pPr>
+        <w:spacing w:after="80" w:line="320" w:lineRule="auto"/>
+      </w:pPr>
+      <w:r>
+        <w:rPr>
+          <w:rFonts w:ascii="Microsoft YaHei" w:hAnsi="Microsoft YaHei" w:eastAsia="Microsoft YaHei" w:cs="Microsoft YaHei"/>
+          <w:b/>
+          <w:bCs/>
+          <w:sz w:val="22"/>
+          <w:szCs w:val="22"/>
+        </w:rPr>
+        <w:t>Rerank（重排序）</w:t>
+      </w:r>
+    </w:p>
+    <w:p>
+      <w:pPr>
+        <w:spacing w:after="80" w:line="320" w:lineRule="auto"/>
+      </w:pPr>
+      <w:r>
+        <w:rPr>
+          <w:rFonts w:ascii="Microsoft YaHei" w:hAnsi="Microsoft YaHei" w:eastAsia="Microsoft YaHei" w:cs="Microsoft YaHei"/>
+          <w:sz w:val="22"/>
+          <w:szCs w:val="22"/>
+        </w:rPr>
+        <w:t>使用 Reranker 模型（如 qwen3-rerank）对召回结果精排，提升最终答案质量。</w:t>
+      </w:r>
+    </w:p>
+    <w:p>
+      <w:pPr>
+        <w:spacing w:after="80" w:line="320" w:lineRule="auto"/>
+      </w:pPr>
+      <w:r>
+        <w:rPr>
+          <w:rFonts w:ascii="Microsoft YaHei" w:hAnsi="Microsoft YaHei" w:eastAsia="Microsoft YaHei" w:cs="Microsoft YaHei"/>
+          <w:b/>
+          <w:bCs/>
+          <w:sz w:val="22"/>
+          <w:szCs w:val="22"/>
+        </w:rPr>
+        <w:t>Dataset（数据集）</w:t>
+      </w:r>
+    </w:p>
+    <w:p>
+      <w:pPr>
+        <w:spacing w:after="80" w:line="320" w:lineRule="auto"/>
+      </w:pPr>
+      <w:r>
+        <w:rPr>
+          <w:rFonts w:ascii="Microsoft YaHei" w:hAnsi="Microsoft YaHei" w:eastAsia="Microsoft YaHei" w:cs="Microsoft YaHei"/>
+          <w:sz w:val="22"/>
+          <w:szCs w:val="22"/>
+        </w:rPr>
+        <w:t>文档的逻辑分组，用于权限隔离与检索范围控制。</w:t>
+      </w:r>
+    </w:p>
+    <w:p>
+      <w:pPr>
+        <w:spacing w:after="80" w:line="320" w:lineRule="auto"/>
+      </w:pPr>
+      <w:r>
+        <w:rPr>
+          <w:rFonts w:ascii="Microsoft YaHei" w:hAnsi="Microsoft YaHei" w:eastAsia="Microsoft YaHei" w:cs="Microsoft YaHei"/>
+          <w:b/>
+          <w:bCs/>
+          <w:sz w:val="22"/>
+          <w:szCs w:val="22"/>
+        </w:rPr>
+        <w:t>RBAC</w:t>
+      </w:r>
+    </w:p>
+    <w:p>
+      <w:pPr>
+        <w:spacing w:after="80" w:line="320" w:lineRule="auto"/>
+      </w:pPr>
+      <w:r>
+        <w:rPr>
+          <w:rFonts w:ascii="Microsoft YaHei" w:hAnsi="Microsoft YaHei" w:eastAsia="Microsoft YaHei" w:cs="Microsoft YaHei"/>
+          <w:sz w:val="22"/>
+          <w:szCs w:val="22"/>
+        </w:rPr>
+        <w:t>基于角色的访问控制（Role-Based Access Control），用户分配角色，角色绑定权限。</w:t>
+      </w:r>
+    </w:p>
+    <w:p>
+      <w:pPr>
+        <w:spacing w:after="80" w:line="320" w:lineRule="auto"/>
+      </w:pPr>
+      <w:r>
+        <w:rPr>
+          <w:rFonts w:ascii="Microsoft YaHei" w:hAnsi="Microsoft YaHei" w:eastAsia="Microsoft YaHei" w:cs="Microsoft YaHei"/>
+          <w:b/>
+          <w:bCs/>
+          <w:sz w:val="22"/>
+          <w:szCs w:val="22"/>
+        </w:rPr>
+        <w:t>WebSocket</w:t>
+      </w:r>
+    </w:p>
+    <w:p>
+      <w:pPr>
+        <w:spacing w:after="80" w:line="320" w:lineRule="auto"/>
+      </w:pPr>
+      <w:r>
+        <w:rPr>
+          <w:rFonts w:ascii="Microsoft YaHei" w:hAnsi="Microsoft YaHei" w:eastAsia="Microsoft YaHei" w:cs="Microsoft YaHei"/>
+          <w:sz w:val="22"/>
+          <w:szCs w:val="22"/>
+        </w:rPr>
+        <w:t>全双工通信协议，用于法律助手页的流式问答，实时推送思考过程与答案 token。</w:t>
+      </w:r>
+    </w:p>
+    <w:p>
+      <w:pPr>
+        <w:spacing w:after="80" w:line="320" w:lineRule="auto"/>
+      </w:pPr>
+      <w:r>
+        <w:rPr>
+          <w:rFonts w:ascii="Microsoft YaHei" w:hAnsi="Microsoft YaHei" w:eastAsia="Microsoft YaHei" w:cs="Microsoft YaHei"/>
+          <w:b/>
+          <w:bCs/>
+          <w:sz w:val="22"/>
+          <w:szCs w:val="22"/>
+        </w:rPr>
+        <w:t>Pipeline（流水线）</w:t>
+      </w:r>
+    </w:p>
+    <w:p>
+      <w:pPr>
+        <w:spacing w:after="80" w:line="320" w:lineRule="auto"/>
+      </w:pPr>
+      <w:r>
+        <w:rPr>
+          <w:rFonts w:ascii="Microsoft YaHei" w:hAnsi="Microsoft YaHei" w:eastAsia="Microsoft YaHei" w:cs="Microsoft YaHei"/>
+          <w:sz w:val="22"/>
+          <w:szCs w:val="22"/>
+        </w:rPr>
+        <w:t>文档入库的异步处理流程：解析→切分→向量化→就绪。</w:t>
+      </w:r>
+    </w:p>
+    <w:p>
+      <w:pPr>
+        <w:spacing w:after="80" w:line="320" w:lineRule="auto"/>
+      </w:pPr>
+      <w:r>
+        <w:rPr>
+          <w:rFonts w:ascii="Microsoft YaHei" w:hAnsi="Microsoft YaHei" w:eastAsia="Microsoft YaHei" w:cs="Microsoft YaHei"/>
+          <w:b/>
+          <w:bCs/>
+          <w:sz w:val="22"/>
+          <w:szCs w:val="22"/>
+        </w:rPr>
+        <w:t>Token</w:t>
+      </w:r>
+    </w:p>
+    <w:p>
+      <w:pPr>
+        <w:spacing w:after="80" w:line="320" w:lineRule="auto"/>
+      </w:pPr>
+      <w:r>
+        <w:rPr>
+          <w:rFonts w:ascii="Microsoft YaHei" w:hAnsi="Microsoft YaHei" w:eastAsia="Microsoft YaHei" w:cs="Microsoft YaHei"/>
+          <w:sz w:val="22"/>
+          <w:szCs w:val="22"/>
+        </w:rPr>
+        <w:t>文本的最小单位（约 1-2 个汉字或 3-4 个英文字母），用于计量文本长度与模型输入输出。</w:t>
+      </w:r>
+    </w:p>
+    <w:p>
+      <w:pPr>
+        <w:spacing w:after="80" w:line="320" w:lineRule="auto"/>
+      </w:pPr>
+      <w:r>
+        <w:rPr>
+          <w:rFonts w:ascii="Microsoft YaHei" w:hAnsi="Microsoft YaHei" w:eastAsia="Microsoft YaHei" w:cs="Microsoft YaHei"/>
+          <w:b/>
+          <w:bCs/>
+          <w:sz w:val="22"/>
+          <w:szCs w:val="22"/>
+        </w:rPr>
+        <w:t>Parent-Child 切分</w:t>
+      </w:r>
+    </w:p>
+    <w:p>
+      <w:pPr>
+        <w:spacing w:after="80" w:line="320" w:lineRule="auto"/>
+      </w:pPr>
+      <w:r>
+        <w:rPr>
+          <w:rFonts w:ascii="Microsoft YaHei" w:hAnsi="Microsoft YaHei" w:eastAsia="Microsoft YaHei" w:cs="Microsoft YaHei"/>
+          <w:sz w:val="22"/>
+          <w:szCs w:val="22"/>
+        </w:rPr>
+        <w:t>文档切分策略：Pa</w:t>
       </w:r>
       <w:bookmarkStart w:id="0" w:name="_GoBack"/>
       <w:bookmarkEnd w:id="0"/>
@@ -3276,222 +4346,46 @@
           <w:sz w:val="22"/>
           <w:szCs w:val="22"/>
         </w:rPr>
-        <w:t>认 LLM 模型配置正确</w:t>
-      </w:r>
-    </w:p>
-    <w:p>
-      <w:pPr>
-        <w:pStyle w:val="16"/>
-        <w:numPr>
-          <w:ilvl w:val="0"/>
-          <w:numId w:val="1"/>
-        </w:numPr>
-        <w:spacing w:after="60" w:line="300" w:lineRule="auto"/>
-      </w:pPr>
-      <w:r>
-        <w:rPr>
-          <w:rFonts w:ascii="Microsoft YaHei" w:hAnsi="Microsoft YaHei" w:eastAsia="Microsoft YaHei" w:cs="Microsoft YaHei"/>
-          <w:sz w:val="22"/>
-          <w:szCs w:val="22"/>
-        </w:rPr>
-        <w:t>进入「参数配置」页，按需调整检索与切分参数（可一键填入法律 RAG 推荐值）</w:t>
-      </w:r>
-    </w:p>
-    <w:p>
-      <w:pPr>
-        <w:pStyle w:val="16"/>
-        <w:numPr>
-          <w:ilvl w:val="0"/>
-          <w:numId w:val="1"/>
-        </w:numPr>
-        <w:spacing w:after="60" w:line="300" w:lineRule="auto"/>
-      </w:pPr>
-      <w:r>
-        <w:rPr>
-          <w:rFonts w:ascii="Microsoft YaHei" w:hAnsi="Microsoft YaHei" w:eastAsia="Microsoft YaHei" w:cs="Microsoft YaHei"/>
-          <w:sz w:val="22"/>
-          <w:szCs w:val="22"/>
-        </w:rPr>
-        <w:t>进入「智能体」页，确认 Agent 已绑定模型与数据集</w:t>
-      </w:r>
-    </w:p>
-    <w:p>
-      <w:pPr>
-        <w:pStyle w:val="4"/>
-        <w:spacing w:before="180" w:after="80"/>
-      </w:pPr>
-      <w:r>
-        <w:rPr>
-          <w:rFonts w:ascii="Microsoft YaHei" w:hAnsi="Microsoft YaHei" w:eastAsia="Microsoft YaHei" w:cs="Microsoft YaHei"/>
-          <w:b/>
-          <w:bCs/>
-          <w:sz w:val="23"/>
-          <w:szCs w:val="23"/>
-        </w:rPr>
-        <w:t>流程二：文档入库</w:t>
-      </w:r>
-    </w:p>
-    <w:p>
-      <w:pPr>
-        <w:pStyle w:val="16"/>
-        <w:numPr>
-          <w:ilvl w:val="0"/>
-          <w:numId w:val="1"/>
-        </w:numPr>
-        <w:spacing w:after="60" w:line="300" w:lineRule="auto"/>
-      </w:pPr>
-      <w:r>
-        <w:rPr>
-          <w:rFonts w:ascii="Microsoft YaHei" w:hAnsi="Microsoft YaHei" w:eastAsia="Microsoft YaHei" w:cs="Microsoft YaHei"/>
-          <w:sz w:val="22"/>
-          <w:szCs w:val="22"/>
-        </w:rPr>
-        <w:t>进入「文档库」页，点击「上传文档」</w:t>
-      </w:r>
-    </w:p>
-    <w:p>
-      <w:pPr>
-        <w:pStyle w:val="16"/>
-        <w:numPr>
-          <w:ilvl w:val="0"/>
-          <w:numId w:val="1"/>
-        </w:numPr>
-        <w:spacing w:after="60" w:line="300" w:lineRule="auto"/>
-      </w:pPr>
-      <w:r>
-        <w:rPr>
-          <w:rFonts w:ascii="Microsoft YaHei" w:hAnsi="Microsoft YaHei" w:eastAsia="Microsoft YaHei" w:cs="Microsoft YaHei"/>
-          <w:sz w:val="22"/>
-          <w:szCs w:val="22"/>
-        </w:rPr>
-        <w:t>选择数据集，拖入或选择 .txt / .md 文件，开始上传</w:t>
-      </w:r>
-    </w:p>
-    <w:p>
-      <w:pPr>
-        <w:pStyle w:val="16"/>
-        <w:numPr>
-          <w:ilvl w:val="0"/>
-          <w:numId w:val="1"/>
-        </w:numPr>
-        <w:spacing w:after="60" w:line="300" w:lineRule="auto"/>
-      </w:pPr>
-      <w:r>
-        <w:rPr>
-          <w:rFonts w:ascii="Microsoft YaHei" w:hAnsi="Microsoft YaHei" w:eastAsia="Microsoft YaHei" w:cs="Microsoft YaHei"/>
-          <w:sz w:val="22"/>
-          <w:szCs w:val="22"/>
-        </w:rPr>
-        <w:t>等待文档状态由「解析中 / 嵌入中」变为「就绪」</w:t>
-      </w:r>
-    </w:p>
-    <w:p>
-      <w:pPr>
-        <w:pStyle w:val="16"/>
-        <w:numPr>
-          <w:ilvl w:val="0"/>
-          <w:numId w:val="1"/>
-        </w:numPr>
-        <w:spacing w:after="60" w:line="300" w:lineRule="auto"/>
-      </w:pPr>
-      <w:r>
-        <w:rPr>
-          <w:rFonts w:ascii="Microsoft YaHei" w:hAnsi="Microsoft YaHei" w:eastAsia="Microsoft YaHei" w:cs="Microsoft YaHei"/>
-          <w:sz w:val="22"/>
-          <w:szCs w:val="22"/>
-        </w:rPr>
-        <w:t>在「控制台」查看文档数量与向量块数是否更新</w:t>
-      </w:r>
-    </w:p>
-    <w:p>
-      <w:pPr>
-        <w:pStyle w:val="4"/>
-        <w:spacing w:before="180" w:after="80"/>
-      </w:pPr>
-      <w:r>
-        <w:rPr>
-          <w:rFonts w:ascii="Microsoft YaHei" w:hAnsi="Microsoft YaHei" w:eastAsia="Microsoft YaHei" w:cs="Microsoft YaHei"/>
-          <w:b/>
-          <w:bCs/>
-          <w:sz w:val="23"/>
-          <w:szCs w:val="23"/>
-        </w:rPr>
-        <w:t>流程三：智能问答</w:t>
-      </w:r>
-    </w:p>
-    <w:p>
-      <w:pPr>
-        <w:pStyle w:val="16"/>
-        <w:numPr>
-          <w:ilvl w:val="0"/>
-          <w:numId w:val="1"/>
-        </w:numPr>
-        <w:spacing w:after="60" w:line="300" w:lineRule="auto"/>
-      </w:pPr>
-      <w:r>
-        <w:rPr>
-          <w:rFonts w:ascii="Microsoft YaHei" w:hAnsi="Microsoft YaHei" w:eastAsia="Microsoft YaHei" w:cs="Microsoft YaHei"/>
-          <w:sz w:val="22"/>
-          <w:szCs w:val="22"/>
-        </w:rPr>
-        <w:t>进入「法律助手」页</w:t>
-      </w:r>
-    </w:p>
-    <w:p>
-      <w:pPr>
-        <w:pStyle w:val="16"/>
-        <w:numPr>
-          <w:ilvl w:val="0"/>
-          <w:numId w:val="1"/>
-        </w:numPr>
-        <w:spacing w:after="60" w:line="300" w:lineRule="auto"/>
-      </w:pPr>
-      <w:r>
-        <w:rPr>
-          <w:rFonts w:ascii="Microsoft YaHei" w:hAnsi="Microsoft YaHei" w:eastAsia="Microsoft YaHei" w:cs="Microsoft YaHei"/>
-          <w:sz w:val="22"/>
-          <w:szCs w:val="22"/>
-        </w:rPr>
-        <w:t>点击示例问题或输入法律问题，发送</w:t>
-      </w:r>
-    </w:p>
-    <w:p>
-      <w:pPr>
-        <w:pStyle w:val="16"/>
-        <w:numPr>
-          <w:ilvl w:val="0"/>
-          <w:numId w:val="1"/>
-        </w:numPr>
-        <w:spacing w:after="60" w:line="300" w:lineRule="auto"/>
-      </w:pPr>
-      <w:r>
-        <w:rPr>
-          <w:rFonts w:ascii="Microsoft YaHei" w:hAnsi="Microsoft YaHei" w:eastAsia="Microsoft YaHei" w:cs="Microsoft YaHei"/>
-          <w:sz w:val="22"/>
-          <w:szCs w:val="22"/>
-        </w:rPr>
-        <w:t>查看流式返回的答案与引用来源</w:t>
-      </w:r>
-    </w:p>
-    <w:p>
-      <w:pPr>
-        <w:pStyle w:val="16"/>
-        <w:numPr>
-          <w:ilvl w:val="0"/>
-          <w:numId w:val="1"/>
-        </w:numPr>
-        <w:spacing w:after="60" w:line="300" w:lineRule="auto"/>
-      </w:pPr>
-      <w:r>
-        <w:rPr>
-          <w:rFonts w:ascii="Microsoft YaHei" w:hAnsi="Microsoft YaHei" w:eastAsia="Microsoft YaHei" w:cs="Microsoft YaHei"/>
-          <w:sz w:val="22"/>
-          <w:szCs w:val="22"/>
-        </w:rPr>
-        <w:t>如需更换话题，点击「新会话」</w:t>
+        <w:t>rent 块（</w:t>
+      </w:r>
+      <w:r>
+        <w:rPr>
+          <w:rFonts w:hint="eastAsia" w:cs="Microsoft YaHei"/>
+          <w:sz w:val="22"/>
+          <w:szCs w:val="22"/>
+          <w:lang w:val="en-US" w:eastAsia="zh-CN"/>
+        </w:rPr>
+        <w:t>6</w:t>
+      </w:r>
+      <w:r>
+        <w:rPr>
+          <w:rFonts w:ascii="Microsoft YaHei" w:hAnsi="Microsoft YaHei" w:eastAsia="Microsoft YaHei" w:cs="Microsoft YaHei"/>
+          <w:sz w:val="22"/>
+          <w:szCs w:val="22"/>
+        </w:rPr>
+        <w:t>00 token）为上下文窗口，Child 块（</w:t>
+      </w:r>
+      <w:r>
+        <w:rPr>
+          <w:rFonts w:hint="eastAsia" w:cs="Microsoft YaHei"/>
+          <w:sz w:val="22"/>
+          <w:szCs w:val="22"/>
+          <w:lang w:val="en-US" w:eastAsia="zh-CN"/>
+        </w:rPr>
+        <w:t>2</w:t>
+      </w:r>
+      <w:r>
+        <w:rPr>
+          <w:rFonts w:ascii="Microsoft YaHei" w:hAnsi="Microsoft YaHei" w:eastAsia="Microsoft YaHei" w:cs="Microsoft YaHei"/>
+          <w:sz w:val="22"/>
+          <w:szCs w:val="22"/>
+        </w:rPr>
+        <w:t>00 token）为检索单元，检索命中 Child 后返回 Parent 上下文。</w:t>
       </w:r>
     </w:p>
     <w:sectPr>
+      <w:headerReference r:id="rId3" w:type="default"/>
+      <w:footerReference r:id="rId4" w:type="default"/>
       <w:pgSz w:w="11906" w:h="16838"/>
       <w:pgMar w:top="1134" w:right="1134" w:bottom="1134" w:left="1134" w:header="708" w:footer="708" w:gutter="0"/>
       <w:cols w:space="720" w:num="1"/>
@@ -3501,12 +4395,131 @@
 </w:document>
 </file>
 
+<file path=word/footer1.xml><?xml version="1.0" encoding="utf-8"?>
+<w:ftr xmlns:wpc="http://schemas.microsoft.com/office/word/2010/wordprocessingCanvas" xmlns:mc="http://schemas.openxmlformats.org/markup-compatibility/2006" xmlns:o="urn:schemas-microsoft-com:office:office" xmlns:r="http://schemas.openxmlformats.org/officeDocument/2006/relationships" xmlns:m="http://schemas.openxmlformats.org/officeDocument/2006/math" xmlns:v="urn:schemas-microsoft-com:vml" xmlns:wp14="http://schemas.microsoft.com/office/word/2010/wordprocessingDrawing" xmlns:wp="http://schemas.openxmlformats.org/drawingml/2006/wordprocessingDrawing" xmlns:w10="urn:schemas-microsoft-com:office:word" xmlns:w="http://schemas.openxmlformats.org/wordprocessingml/2006/main" xmlns:w14="http://schemas.microsoft.com/office/word/2010/wordml" xmlns:w15="http://schemas.microsoft.com/office/word/2012/wordml" xmlns:wpg="http://schemas.microsoft.com/office/word/2010/wordprocessingGroup" xmlns:wpi="http://schemas.microsoft.com/office/word/2010/wordprocessingInk" xmlns:wne="http://schemas.microsoft.com/office/word/2006/wordml" xmlns:wps="http://schemas.microsoft.com/office/word/2010/wordprocessingShape" xmlns:wpsCustomData="http://www.wps.cn/officeDocument/2013/wpsCustomData" mc:Ignorable="w14 w15 wp14">
+  <w:p>
+    <w:pPr>
+      <w:jc w:val="center"/>
+    </w:pPr>
+    <w:r>
+      <w:rPr>
+        <w:rFonts w:ascii="Microsoft YaHei" w:hAnsi="Microsoft YaHei" w:eastAsia="Microsoft YaHei" w:cs="Microsoft YaHei"/>
+        <w:color w:val="999999"/>
+        <w:sz w:val="18"/>
+        <w:szCs w:val="18"/>
+      </w:rPr>
+      <w:t xml:space="preserve">v1.0 | </w:t>
+    </w:r>
+    <w:r>
+      <w:rPr>
+        <w:rFonts w:ascii="Microsoft YaHei" w:hAnsi="Microsoft YaHei" w:eastAsia="Microsoft YaHei" w:cs="Microsoft YaHei"/>
+        <w:color w:val="999999"/>
+        <w:sz w:val="18"/>
+        <w:szCs w:val="18"/>
+      </w:rPr>
+      <w:fldChar w:fldCharType="begin"/>
+    </w:r>
+    <w:r>
+      <w:rPr>
+        <w:rFonts w:ascii="Microsoft YaHei" w:hAnsi="Microsoft YaHei" w:eastAsia="Microsoft YaHei" w:cs="Microsoft YaHei"/>
+        <w:color w:val="999999"/>
+        <w:sz w:val="18"/>
+        <w:szCs w:val="18"/>
+      </w:rPr>
+      <w:instrText xml:space="preserve">PAGE</w:instrText>
+    </w:r>
+    <w:r>
+      <w:rPr>
+        <w:rFonts w:ascii="Microsoft YaHei" w:hAnsi="Microsoft YaHei" w:eastAsia="Microsoft YaHei" w:cs="Microsoft YaHei"/>
+        <w:color w:val="999999"/>
+        <w:sz w:val="18"/>
+        <w:szCs w:val="18"/>
+      </w:rPr>
+      <w:fldChar w:fldCharType="separate"/>
+    </w:r>
+    <w:r>
+      <w:rPr>
+        <w:rFonts w:ascii="Microsoft YaHei" w:hAnsi="Microsoft YaHei" w:eastAsia="Microsoft YaHei" w:cs="Microsoft YaHei"/>
+        <w:color w:val="999999"/>
+        <w:sz w:val="18"/>
+        <w:szCs w:val="18"/>
+      </w:rPr>
+      <w:fldChar w:fldCharType="end"/>
+    </w:r>
+    <w:r>
+      <w:rPr>
+        <w:rFonts w:ascii="Microsoft YaHei" w:hAnsi="Microsoft YaHei" w:eastAsia="Microsoft YaHei" w:cs="Microsoft YaHei"/>
+        <w:color w:val="999999"/>
+        <w:sz w:val="18"/>
+        <w:szCs w:val="18"/>
+      </w:rPr>
+      <w:t xml:space="preserve"> / </w:t>
+    </w:r>
+    <w:r>
+      <w:rPr>
+        <w:rFonts w:ascii="Microsoft YaHei" w:hAnsi="Microsoft YaHei" w:eastAsia="Microsoft YaHei" w:cs="Microsoft YaHei"/>
+        <w:color w:val="999999"/>
+        <w:sz w:val="18"/>
+        <w:szCs w:val="18"/>
+      </w:rPr>
+      <w:fldChar w:fldCharType="begin"/>
+    </w:r>
+    <w:r>
+      <w:rPr>
+        <w:rFonts w:ascii="Microsoft YaHei" w:hAnsi="Microsoft YaHei" w:eastAsia="Microsoft YaHei" w:cs="Microsoft YaHei"/>
+        <w:color w:val="999999"/>
+        <w:sz w:val="18"/>
+        <w:szCs w:val="18"/>
+      </w:rPr>
+      <w:instrText xml:space="preserve">NUMPAGES</w:instrText>
+    </w:r>
+    <w:r>
+      <w:rPr>
+        <w:rFonts w:ascii="Microsoft YaHei" w:hAnsi="Microsoft YaHei" w:eastAsia="Microsoft YaHei" w:cs="Microsoft YaHei"/>
+        <w:color w:val="999999"/>
+        <w:sz w:val="18"/>
+        <w:szCs w:val="18"/>
+      </w:rPr>
+      <w:fldChar w:fldCharType="separate"/>
+    </w:r>
+    <w:r>
+      <w:rPr>
+        <w:rFonts w:ascii="Microsoft YaHei" w:hAnsi="Microsoft YaHei" w:eastAsia="Microsoft YaHei" w:cs="Microsoft YaHei"/>
+        <w:color w:val="999999"/>
+        <w:sz w:val="18"/>
+        <w:szCs w:val="18"/>
+      </w:rPr>
+      <w:fldChar w:fldCharType="end"/>
+    </w:r>
+  </w:p>
+</w:ftr>
+</file>
+
+<file path=word/header1.xml><?xml version="1.0" encoding="utf-8"?>
+<w:hdr xmlns:wpc="http://schemas.microsoft.com/office/word/2010/wordprocessingCanvas" xmlns:mc="http://schemas.openxmlformats.org/markup-compatibility/2006" xmlns:o="urn:schemas-microsoft-com:office:office" xmlns:r="http://schemas.openxmlformats.org/officeDocument/2006/relationships" xmlns:m="http://schemas.openxmlformats.org/officeDocument/2006/math" xmlns:v="urn:schemas-microsoft-com:vml" xmlns:wp14="http://schemas.microsoft.com/office/word/2010/wordprocessingDrawing" xmlns:wp="http://schemas.openxmlformats.org/drawingml/2006/wordprocessingDrawing" xmlns:w10="urn:schemas-microsoft-com:office:word" xmlns:w="http://schemas.openxmlformats.org/wordprocessingml/2006/main" xmlns:w14="http://schemas.microsoft.com/office/word/2010/wordml" xmlns:w15="http://schemas.microsoft.com/office/word/2012/wordml" xmlns:wpg="http://schemas.microsoft.com/office/word/2010/wordprocessingGroup" xmlns:wpi="http://schemas.microsoft.com/office/word/2010/wordprocessingInk" xmlns:wne="http://schemas.microsoft.com/office/word/2006/wordml" xmlns:wps="http://schemas.microsoft.com/office/word/2010/wordprocessingShape" xmlns:wpsCustomData="http://www.wps.cn/officeDocument/2013/wpsCustomData" mc:Ignorable="w14 w15 wp14">
+  <w:p>
+    <w:pPr>
+      <w:jc w:val="right"/>
+    </w:pPr>
+    <w:r>
+      <w:rPr>
+        <w:rFonts w:ascii="Microsoft YaHei" w:hAnsi="Microsoft YaHei" w:eastAsia="Microsoft YaHei" w:cs="Microsoft YaHei"/>
+        <w:color w:val="999999"/>
+        <w:sz w:val="18"/>
+        <w:szCs w:val="18"/>
+      </w:rPr>
+      <w:t>Knowledge Core 使用说明</w:t>
+    </w:r>
+  </w:p>
+</w:hdr>
+</file>
+
 <file path=word/numbering.xml><?xml version="1.0" encoding="utf-8"?>
 <w:numbering xmlns:wpc="http://schemas.microsoft.com/office/word/2010/wordprocessingCanvas" xmlns:mc="http://schemas.openxmlformats.org/markup-compatibility/2006" xmlns:o="urn:schemas-microsoft-com:office:office" xmlns:r="http://schemas.openxmlformats.org/officeDocument/2006/relationships" xmlns:m="http://schemas.openxmlformats.org/officeDocument/2006/math" xmlns:v="urn:schemas-microsoft-com:vml" xmlns:wp14="http://schemas.microsoft.com/office/word/2010/wordprocessingDrawing" xmlns:wp="http://schemas.openxmlformats.org/drawingml/2006/wordprocessingDrawing" xmlns:w10="urn:schemas-microsoft-com:office:word" xmlns:w="http://schemas.openxmlformats.org/wordprocessingml/2006/main" xmlns:w14="http://schemas.microsoft.com/office/word/2010/wordml" xmlns:wpg="http://schemas.microsoft.com/office/word/2010/wordprocessingGroup" xmlns:wpi="http://schemas.microsoft.com/office/word/2010/wordprocessingInk" xmlns:wne="http://schemas.microsoft.com/office/word/2006/wordml" xmlns:wps="http://schemas.microsoft.com/office/word/2010/wordprocessingShape" xmlns:wpsCustomData="http://www.wps.cn/officeDocument/2013/wpsCustomData" mc:Ignorable="w14 wp14">
   <w:abstractNum w:abstractNumId="0">
-    <w:nsid w:val="BAAEAFE2"/>
+    <w:nsid w:val="4EB1ED89"/>
     <w:multiLevelType w:val="multilevel"/>
-    <w:tmpl w:val="BAAEAFE2"/>
+    <w:tmpl w:val="4EB1ED89"/>
     <w:lvl w:ilvl="0" w:tentative="0">
       <w:start w:val="1"/>
       <w:numFmt w:val="bullet"/>
@@ -3638,7 +4651,7 @@
     <w:lsdException w:unhideWhenUsed="0" w:uiPriority="0" w:semiHidden="0" w:name="toc 8"/>
     <w:lsdException w:unhideWhenUsed="0" w:uiPriority="0" w:semiHidden="0" w:name="toc 9"/>
     <w:lsdException w:unhideWhenUsed="0" w:uiPriority="0" w:semiHidden="0" w:name="Normal Indent"/>
-    <w:lsdException w:uiPriority="99" w:name="footnote text"/>
+    <w:lsdException w:qFormat="1" w:uiPriority="99" w:name="footnote text"/>
     <w:lsdException w:unhideWhenUsed="0" w:uiPriority="0" w:semiHidden="0" w:name="annotation text"/>
     <w:lsdException w:unhideWhenUsed="0" w:uiPriority="0" w:semiHidden="0" w:name="header"/>
     <w:lsdException w:unhideWhenUsed="0" w:uiPriority="0" w:semiHidden="0" w:name="footer"/>
@@ -3647,12 +4660,12 @@
     <w:lsdException w:unhideWhenUsed="0" w:uiPriority="0" w:semiHidden="0" w:name="table of figures"/>
     <w:lsdException w:unhideWhenUsed="0" w:uiPriority="0" w:semiHidden="0" w:name="envelope address"/>
     <w:lsdException w:unhideWhenUsed="0" w:uiPriority="0" w:semiHidden="0" w:name="envelope return"/>
-    <w:lsdException w:uiPriority="99" w:name="footnote reference"/>
+    <w:lsdException w:qFormat="1" w:uiPriority="99" w:name="footnote reference"/>
     <w:lsdException w:unhideWhenUsed="0" w:uiPriority="0" w:semiHidden="0" w:name="annotation reference"/>
     <w:lsdException w:unhideWhenUsed="0" w:uiPriority="0" w:semiHidden="0" w:name="line number"/>
     <w:lsdException w:unhideWhenUsed="0" w:uiPriority="0" w:semiHidden="0" w:name="page number"/>
-    <w:lsdException w:uiPriority="99" w:name="endnote reference"/>
-    <w:lsdException w:uiPriority="99" w:name="endnote text"/>
+    <w:lsdException w:qFormat="1" w:uiPriority="99" w:name="endnote reference"/>
+    <w:lsdException w:qFormat="1" w:uiPriority="99" w:name="endnote text"/>
     <w:lsdException w:unhideWhenUsed="0" w:uiPriority="0" w:semiHidden="0" w:name="table of authorities"/>
     <w:lsdException w:unhideWhenUsed="0" w:uiPriority="0" w:semiHidden="0" w:name="macro"/>
     <w:lsdException w:unhideWhenUsed="0" w:uiPriority="0" w:semiHidden="0" w:name="toa heading"/>
@@ -3694,7 +4707,7 @@
     <w:lsdException w:unhideWhenUsed="0" w:uiPriority="0" w:semiHidden="0" w:name="Body Text Indent 2"/>
     <w:lsdException w:unhideWhenUsed="0" w:uiPriority="0" w:semiHidden="0" w:name="Body Text Indent 3"/>
     <w:lsdException w:unhideWhenUsed="0" w:uiPriority="0" w:semiHidden="0" w:name="Block Text"/>
-    <w:lsdException w:uiPriority="99" w:semiHidden="0" w:name="Hyperlink"/>
+    <w:lsdException w:qFormat="1" w:uiPriority="99" w:semiHidden="0" w:name="Hyperlink"/>
     <w:lsdException w:unhideWhenUsed="0" w:uiPriority="0" w:semiHidden="0" w:name="FollowedHyperlink"/>
     <w:lsdException w:qFormat="1" w:unhideWhenUsed="0" w:uiPriority="0" w:semiHidden="0" w:name="Strong"/>
     <w:lsdException w:qFormat="1" w:unhideWhenUsed="0" w:uiPriority="0" w:semiHidden="0" w:name="Emphasis"/>
@@ -3712,7 +4725,7 @@
     <w:lsdException w:unhideWhenUsed="0" w:uiPriority="0" w:semiHidden="0" w:name="HTML Sample"/>
     <w:lsdException w:unhideWhenUsed="0" w:uiPriority="0" w:semiHidden="0" w:name="HTML Typewriter"/>
     <w:lsdException w:unhideWhenUsed="0" w:uiPriority="0" w:semiHidden="0" w:name="HTML Variable"/>
-    <w:lsdException w:unhideWhenUsed="0" w:uiPriority="0" w:name="Normal Table"/>
+    <w:lsdException w:qFormat="1" w:unhideWhenUsed="0" w:uiPriority="0" w:name="Normal Table"/>
     <w:lsdException w:unhideWhenUsed="0" w:uiPriority="0" w:semiHidden="0" w:name="annotation subject"/>
     <w:lsdException w:unhideWhenUsed="0" w:uiPriority="0" w:semiHidden="0" w:name="Table Simple 1"/>
     <w:lsdException w:unhideWhenUsed="0" w:uiPriority="0" w:semiHidden="0" w:name="Table Simple 2"/>
@@ -3955,6 +4968,7 @@
   <w:style w:type="table" w:default="1" w:styleId="11">
     <w:name w:val="Normal Table"/>
     <w:semiHidden/>
+    <w:qFormat/>
     <w:uiPriority w:val="0"/>
     <w:tblPr>
       <w:tblCellMar>
@@ -3970,6 +4984,7 @@
     <w:link w:val="18"/>
     <w:semiHidden/>
     <w:unhideWhenUsed/>
+    <w:qFormat/>
     <w:uiPriority w:val="99"/>
     <w:pPr>
       <w:spacing w:after="0" w:line="240" w:lineRule="auto"/>
@@ -3985,6 +5000,7 @@
     <w:link w:val="17"/>
     <w:semiHidden/>
     <w:unhideWhenUsed/>
+    <w:qFormat/>
     <w:uiPriority w:val="99"/>
     <w:pPr>
       <w:spacing w:after="0" w:line="240" w:lineRule="auto"/>
@@ -4009,6 +5025,7 @@
     <w:name w:val="endnote reference"/>
     <w:semiHidden/>
     <w:unhideWhenUsed/>
+    <w:qFormat/>
     <w:uiPriority w:val="99"/>
     <w:rPr>
       <w:vertAlign w:val="superscript"/>
@@ -4017,6 +5034,7 @@
   <w:style w:type="character" w:styleId="14">
     <w:name w:val="Hyperlink"/>
     <w:unhideWhenUsed/>
+    <w:qFormat/>
     <w:uiPriority w:val="99"/>
     <w:rPr>
       <w:color w:val="0563C1"/>
@@ -4027,6 +5045,7 @@
     <w:name w:val="footnote reference"/>
     <w:semiHidden/>
     <w:unhideWhenUsed/>
+    <w:qFormat/>
     <w:uiPriority w:val="99"/>
     <w:rPr>
       <w:vertAlign w:val="superscript"/>
@@ -4047,6 +5066,7 @@
     <w:link w:val="9"/>
     <w:semiHidden/>
     <w:unhideWhenUsed/>
+    <w:qFormat/>
     <w:uiPriority w:val="99"/>
     <w:rPr>
       <w:sz w:val="20"/>
@@ -4058,6 +5078,7 @@
     <w:link w:val="8"/>
     <w:semiHidden/>
     <w:unhideWhenUsed/>
+    <w:qFormat/>
     <w:uiPriority w:val="99"/>
     <w:rPr>
       <w:sz w:val="20"/>
